--- a/lessons/6-7/downloads/6-7-notes-teacher.docx
+++ b/lessons/6-7/downloads/6-7-notes-teacher.docx
@@ -14,7 +14,7 @@
           <w:sz w:val="18"/>
           <w:szCs w:val="18"/>
         </w:rPr>
-        <w:t xml:space="preserve">UNIT 6  ·  LESSON 7      STANDARD 6.EE.3</w:t>
+        <w:t xml:space="preserve">UNIT 6  ·  LESSON 7      STANDARD 6.AT.7</w:t>
       </w:r>
     </w:p>
     <w:p>
@@ -2553,6 +2553,32 @@
     </w:p>
     <w:p>
       <w:pPr>
+        <w:pStyle w:val="Heading2"/>
+        <w:spacing w:after="80" w:before="180"/>
+      </w:pPr>
+      <w:r>
+        <w:rPr>
+          <w:b/>
+          <w:bCs/>
+          <w:color w:val="12355B"/>
+          <w:sz w:val="24"/>
+          <w:szCs w:val="24"/>
+        </w:rPr>
+        <w:t xml:space="preserve">Level 1 Support</w:t>
+      </w:r>
+      <w:r>
+        <w:rPr>
+          <w:i/>
+          <w:iCs/>
+          <w:color w:val="1FA6A2"/>
+          <w:sz w:val="19"/>
+          <w:szCs w:val="19"/>
+        </w:rPr>
+        <w:t xml:space="preserve">   extra scaffolding</w:t>
+      </w:r>
+    </w:p>
+    <w:p>
+      <w:pPr>
         <w:keepNext/>
         <w:spacing w:after="60" w:before="160"/>
       </w:pPr>
@@ -2813,266 +2839,6 @@
     </w:tbl>
     <w:p>
       <w:pPr>
-        <w:keepNext/>
-        <w:spacing w:after="60" w:before="160"/>
-      </w:pPr>
-      <w:r>
-        <w:rPr>
-          <w:b/>
-          <w:bCs/>
-          <w:color w:val="12355B"/>
-          <w:sz w:val="22"/>
-          <w:szCs w:val="22"/>
-        </w:rPr>
-        <w:t xml:space="preserve">3.  </w:t>
-      </w:r>
-      <w:r>
-        <w:rPr>
-          <w:b/>
-          <w:bCs/>
-          <w:sz w:val="21"/>
-          <w:szCs w:val="21"/>
-        </w:rPr>
-        <w:t xml:space="preserve">The board shows 3x + 5x on one channel. Simplify it.</w:t>
-      </w:r>
-    </w:p>
-    <w:p>
-      <w:pPr>
-        <w:spacing w:after="40"/>
-        <w:ind w:left="420"/>
-      </w:pPr>
-      <w:r>
-        <w:rPr>
-          <w:sz w:val="20"/>
-          <w:szCs w:val="20"/>
-        </w:rPr>
-        <w:t xml:space="preserve">A)  8x</w:t>
-      </w:r>
-    </w:p>
-    <w:p>
-      <w:pPr>
-        <w:spacing w:after="40"/>
-        <w:ind w:left="420"/>
-      </w:pPr>
-      <w:r>
-        <w:rPr>
-          <w:sz w:val="20"/>
-          <w:szCs w:val="20"/>
-        </w:rPr>
-        <w:t xml:space="preserve">B)  15x</w:t>
-      </w:r>
-    </w:p>
-    <w:p>
-      <w:pPr>
-        <w:spacing w:after="40"/>
-        <w:ind w:left="420"/>
-      </w:pPr>
-      <w:r>
-        <w:rPr>
-          <w:sz w:val="20"/>
-          <w:szCs w:val="20"/>
-        </w:rPr>
-        <w:t xml:space="preserve">C)  8x²</w:t>
-      </w:r>
-    </w:p>
-    <w:p>
-      <w:pPr>
-        <w:spacing w:after="40"/>
-        <w:ind w:left="420"/>
-      </w:pPr>
-      <w:r>
-        <w:rPr>
-          <w:sz w:val="20"/>
-          <w:szCs w:val="20"/>
-        </w:rPr>
-        <w:t xml:space="preserve">D)  35x</w:t>
-      </w:r>
-    </w:p>
-    <w:p>
-      <w:pPr>
-        <w:spacing w:after="20"/>
-      </w:pPr>
-      <w:r>
-        <w:t xml:space="preserve"/>
-      </w:r>
-    </w:p>
-    <w:tbl>
-      <w:tblPr>
-        <w:tblW w:type="pct" w:w="100%"/>
-        <w:tblBorders>
-          <w:top w:val="single" w:color="C7D2DD" w:sz="6"/>
-          <w:left w:val="single" w:color="C7D2DD" w:sz="6"/>
-          <w:bottom w:val="single" w:color="C7D2DD" w:sz="6"/>
-          <w:right w:val="single" w:color="C7D2DD" w:sz="6"/>
-          <w:insideH w:val="single" w:color="auto" w:sz="4"/>
-          <w:insideV w:val="single" w:color="auto" w:sz="4"/>
-        </w:tblBorders>
-      </w:tblPr>
-      <w:tblGrid>
-        <w:gridCol w:w="100"/>
-      </w:tblGrid>
-      <w:tr>
-        <w:tc>
-          <w:tcPr>
-            <w:shd w:fill="FBF3E2" w:color="auto" w:val="clear"/>
-            <w:tcMar>
-              <w:top w:type="dxa" w:w="60"/>
-              <w:left w:type="dxa" w:w="120"/>
-              <w:bottom w:type="dxa" w:w="60"/>
-              <w:right w:type="dxa" w:w="120"/>
-            </w:tcMar>
-          </w:tcPr>
-          <w:p>
-            <w:pPr>
-              <w:spacing w:after="0" w:line="320"/>
-            </w:pPr>
-            <w:r>
-              <w:t xml:space="preserve"/>
-            </w:r>
-          </w:p>
-          <w:p>
-            <w:pPr>
-              <w:spacing w:after="0" w:line="320"/>
-            </w:pPr>
-            <w:r>
-              <w:t xml:space="preserve"/>
-            </w:r>
-          </w:p>
-        </w:tc>
-      </w:tr>
-    </w:tbl>
-    <w:p>
-      <w:pPr>
-        <w:keepNext/>
-        <w:spacing w:after="60" w:before="160"/>
-      </w:pPr>
-      <w:r>
-        <w:rPr>
-          <w:b/>
-          <w:bCs/>
-          <w:color w:val="12355B"/>
-          <w:sz w:val="22"/>
-          <w:szCs w:val="22"/>
-        </w:rPr>
-        <w:t xml:space="preserve">4.  </w:t>
-      </w:r>
-      <w:r>
-        <w:rPr>
-          <w:b/>
-          <w:bCs/>
-          <w:sz w:val="21"/>
-          <w:szCs w:val="21"/>
-        </w:rPr>
-        <w:t xml:space="preserve">Simplify the track: 4a + 2 + a.</w:t>
-      </w:r>
-    </w:p>
-    <w:p>
-      <w:pPr>
-        <w:spacing w:after="40"/>
-        <w:ind w:left="420"/>
-      </w:pPr>
-      <w:r>
-        <w:rPr>
-          <w:sz w:val="20"/>
-          <w:szCs w:val="20"/>
-        </w:rPr>
-        <w:t xml:space="preserve">A)  5a + 2</w:t>
-      </w:r>
-    </w:p>
-    <w:p>
-      <w:pPr>
-        <w:spacing w:after="40"/>
-        <w:ind w:left="420"/>
-      </w:pPr>
-      <w:r>
-        <w:rPr>
-          <w:sz w:val="20"/>
-          <w:szCs w:val="20"/>
-        </w:rPr>
-        <w:t xml:space="preserve">B)  7a</w:t>
-      </w:r>
-    </w:p>
-    <w:p>
-      <w:pPr>
-        <w:spacing w:after="40"/>
-        <w:ind w:left="420"/>
-      </w:pPr>
-      <w:r>
-        <w:rPr>
-          <w:sz w:val="20"/>
-          <w:szCs w:val="20"/>
-        </w:rPr>
-        <w:t xml:space="preserve">C)  5a²+ 2</w:t>
-      </w:r>
-    </w:p>
-    <w:p>
-      <w:pPr>
-        <w:spacing w:after="40"/>
-        <w:ind w:left="420"/>
-      </w:pPr>
-      <w:r>
-        <w:rPr>
-          <w:sz w:val="20"/>
-          <w:szCs w:val="20"/>
-        </w:rPr>
-        <w:t xml:space="preserve">D)  6a</w:t>
-      </w:r>
-    </w:p>
-    <w:p>
-      <w:pPr>
-        <w:spacing w:after="20"/>
-      </w:pPr>
-      <w:r>
-        <w:t xml:space="preserve"/>
-      </w:r>
-    </w:p>
-    <w:tbl>
-      <w:tblPr>
-        <w:tblW w:type="pct" w:w="100%"/>
-        <w:tblBorders>
-          <w:top w:val="single" w:color="C7D2DD" w:sz="6"/>
-          <w:left w:val="single" w:color="C7D2DD" w:sz="6"/>
-          <w:bottom w:val="single" w:color="C7D2DD" w:sz="6"/>
-          <w:right w:val="single" w:color="C7D2DD" w:sz="6"/>
-          <w:insideH w:val="single" w:color="auto" w:sz="4"/>
-          <w:insideV w:val="single" w:color="auto" w:sz="4"/>
-        </w:tblBorders>
-      </w:tblPr>
-      <w:tblGrid>
-        <w:gridCol w:w="100"/>
-      </w:tblGrid>
-      <w:tr>
-        <w:tc>
-          <w:tcPr>
-            <w:shd w:fill="FBF3E2" w:color="auto" w:val="clear"/>
-            <w:tcMar>
-              <w:top w:type="dxa" w:w="60"/>
-              <w:left w:type="dxa" w:w="120"/>
-              <w:bottom w:type="dxa" w:w="60"/>
-              <w:right w:type="dxa" w:w="120"/>
-            </w:tcMar>
-          </w:tcPr>
-          <w:p>
-            <w:pPr>
-              <w:spacing w:after="0" w:line="320"/>
-            </w:pPr>
-            <w:r>
-              <w:t xml:space="preserve"/>
-            </w:r>
-          </w:p>
-          <w:p>
-            <w:pPr>
-              <w:spacing w:after="0" w:line="320"/>
-            </w:pPr>
-            <w:r>
-              <w:t xml:space="preserve"/>
-            </w:r>
-          </w:p>
-        </w:tc>
-      </w:tr>
-    </w:tbl>
-    <w:p>
-      <w:pPr>
         <w:pStyle w:val="Heading1"/>
         <w:pageBreakBefore/>
         <w:pBdr>
@@ -3441,23 +3207,17 @@
     </w:p>
     <w:p>
       <w:pPr>
-        <w:spacing w:after="80"/>
-      </w:pPr>
-      <w:r>
-        <w:rPr>
-          <w:b/>
-          <w:bCs/>
-          <w:sz w:val="21"/>
-          <w:szCs w:val="21"/>
-        </w:rPr>
-        <w:t xml:space="preserve">1.  </w:t>
-      </w:r>
-      <w:r>
-        <w:rPr>
-          <w:sz w:val="21"/>
-          <w:szCs w:val="21"/>
-        </w:rPr>
-        <w:t xml:space="preserve">A)  6x and 2x</w:t>
+        <w:spacing w:after="100"/>
+      </w:pPr>
+      <w:r>
+        <w:rPr>
+          <w:b/>
+          <w:bCs/>
+          <w:color w:val="B97A12"/>
+          <w:sz w:val="20"/>
+          <w:szCs w:val="20"/>
+        </w:rPr>
+        <w:t xml:space="preserve">Watch for this mistake:  </w:t>
       </w:r>
       <w:r>
         <w:rPr>
@@ -3467,7 +3227,23 @@
           <w:sz w:val="19"/>
           <w:szCs w:val="19"/>
         </w:rPr>
-        <w:t xml:space="preserve">  — 6x and 2x are like terms because they both have the same variable (x) raised to the same power (1).</w:t>
+        <w:t xml:space="preserve">A common mistake in Simplify Algebraic Expressions is sweeping a constant into the variable terms — for example, simplifying 6x + 4 + 2x as 12x by adding all three numbers (6 + 4 + 2 = 12) instead of recognizing that 4 has no variable and cannot combine with 6x and 2x. The correct simplified expression is 8x + 4 (combine 6x + 2x = 8x, and let the 4 stay on its own). Before you submit, check that every term you combined has the exact same variable part.</w:t>
+      </w:r>
+    </w:p>
+    <w:p>
+      <w:pPr>
+        <w:pStyle w:val="Heading2"/>
+        <w:spacing w:after="80" w:before="180"/>
+      </w:pPr>
+      <w:r>
+        <w:rPr>
+          <w:b/>
+          <w:bCs/>
+          <w:color w:val="12355B"/>
+          <w:sz w:val="24"/>
+          <w:szCs w:val="24"/>
+        </w:rPr>
+        <w:t xml:space="preserve">Level 1 Support</w:t>
       </w:r>
     </w:p>
     <w:p>
@@ -3481,14 +3257,14 @@
           <w:sz w:val="21"/>
           <w:szCs w:val="21"/>
         </w:rPr>
-        <w:t xml:space="preserve">2.  </w:t>
-      </w:r>
-      <w:r>
-        <w:rPr>
-          <w:sz w:val="21"/>
-          <w:szCs w:val="21"/>
-        </w:rPr>
-        <w:t xml:space="preserve">A)  7a + 3</w:t>
+        <w:t xml:space="preserve">1.  </w:t>
+      </w:r>
+      <w:r>
+        <w:rPr>
+          <w:sz w:val="21"/>
+          <w:szCs w:val="21"/>
+        </w:rPr>
+        <w:t xml:space="preserve">A)  6x and 2x</w:t>
       </w:r>
       <w:r>
         <w:rPr>
@@ -3498,7 +3274,7 @@
           <w:sz w:val="19"/>
           <w:szCs w:val="19"/>
         </w:rPr>
-        <w:t xml:space="preserve">  — 5a + 2a = 7a. The constant 3 stays. Result: 7a + 3.</w:t>
+        <w:t xml:space="preserve">  — 6x and 2x are like terms because they both have the same variable (x) raised to the same power (1).</w:t>
       </w:r>
     </w:p>
     <w:p>
@@ -3512,14 +3288,14 @@
           <w:sz w:val="21"/>
           <w:szCs w:val="21"/>
         </w:rPr>
-        <w:t xml:space="preserve">3.  </w:t>
-      </w:r>
-      <w:r>
-        <w:rPr>
-          <w:sz w:val="21"/>
-          <w:szCs w:val="21"/>
-        </w:rPr>
-        <w:t xml:space="preserve">A)  8x</w:t>
+        <w:t xml:space="preserve">2.  </w:t>
+      </w:r>
+      <w:r>
+        <w:rPr>
+          <w:sz w:val="21"/>
+          <w:szCs w:val="21"/>
+        </w:rPr>
+        <w:t xml:space="preserve">A)  7a + 3</w:t>
       </w:r>
       <w:r>
         <w:rPr>
@@ -3529,38 +3305,7 @@
           <w:sz w:val="19"/>
           <w:szCs w:val="19"/>
         </w:rPr>
-        <w:t xml:space="preserve">  — 3x and 5x are like terms, so add the coefficients: 3 + 5 = 8. The variable x stays, giving 8x.</w:t>
-      </w:r>
-    </w:p>
-    <w:p>
-      <w:pPr>
-        <w:spacing w:after="80"/>
-      </w:pPr>
-      <w:r>
-        <w:rPr>
-          <w:b/>
-          <w:bCs/>
-          <w:sz w:val="21"/>
-          <w:szCs w:val="21"/>
-        </w:rPr>
-        <w:t xml:space="preserve">4.  </w:t>
-      </w:r>
-      <w:r>
-        <w:rPr>
-          <w:sz w:val="21"/>
-          <w:szCs w:val="21"/>
-        </w:rPr>
-        <w:t xml:space="preserve">A)  5a + 2</w:t>
-      </w:r>
-      <w:r>
-        <w:rPr>
-          <w:i/>
-          <w:iCs/>
-          <w:color w:val="5F6F80"/>
-          <w:sz w:val="19"/>
-          <w:szCs w:val="19"/>
-        </w:rPr>
-        <w:t xml:space="preserve">  — 4a + a = 5a (remember a means 1a). The 2 has no like term, so it stays. Result: 5a + 2.</w:t>
+        <w:t xml:space="preserve">  — 5a + 2a = 7a. The constant 3 stays. Result: 7a + 3.</w:t>
       </w:r>
     </w:p>
     <w:p>

--- a/lessons/6-7/downloads/6-7-notes-teacher.docx
+++ b/lessons/6-7/downloads/6-7-notes-teacher.docx
@@ -1423,7 +1423,22 @@
           <w:sz w:val="30"/>
           <w:szCs w:val="30"/>
         </w:rPr>
-        <w:t xml:space="preserve">Worked Example</w:t>
+        <w:t xml:space="preserve">Write About the Math</w:t>
+      </w:r>
+    </w:p>
+    <w:p>
+      <w:pPr>
+        <w:spacing w:after="100"/>
+      </w:pPr>
+      <w:r>
+        <w:rPr>
+          <w:i/>
+          <w:iCs/>
+          <w:color w:val="5F6F80"/>
+          <w:sz w:val="19"/>
+          <w:szCs w:val="19"/>
+        </w:rPr>
+        <w:t xml:space="preserve">Use the support level you need. Every level answers the same math question.</w:t>
       </w:r>
     </w:p>
     <w:p>
@@ -1439,17 +1454,17 @@
           <w:sz w:val="24"/>
           <w:szCs w:val="24"/>
         </w:rPr>
-        <w:t xml:space="preserve">Watch &amp; Read</w:t>
+        <w:t xml:space="preserve">1. Understand the Question</w:t>
       </w:r>
       <w:r>
         <w:rPr>
           <w:i/>
           <w:iCs/>
-          <w:color w:val="1FA6A2"/>
+          <w:color w:val="B97A12"/>
           <w:sz w:val="19"/>
           <w:szCs w:val="19"/>
         </w:rPr>
-        <w:t xml:space="preserve">   I Do — follow along with your teacher</w:t>
+        <w:t xml:space="preserve">   explain</w:t>
       </w:r>
     </w:p>
     <w:tbl>
@@ -1484,25 +1499,44 @@
             </w:pPr>
             <w:r>
               <w:rPr>
+                <w:color w:val="1A2733"/>
+                <w:sz w:val="21"/>
+                <w:szCs w:val="21"/>
+              </w:rPr>
+              <w:t xml:space="preserve">To simplify 6x + 4 + 2x + 7, which are the like terms, and how do you combine them?</w:t>
+            </w:r>
+          </w:p>
+          <w:p>
+            <w:pPr>
+              <w:spacing w:after="0"/>
+            </w:pPr>
+            <w:r>
+              <w:rPr>
                 <w:b/>
                 <w:bCs/>
                 <w:color w:val="12355B"/>
-                <w:sz w:val="22"/>
-                <w:szCs w:val="22"/>
-              </w:rPr>
-              <w:t xml:space="preserve">Equipment Order</w:t>
-            </w:r>
-          </w:p>
-          <w:p>
-            <w:pPr>
-              <w:spacing w:after="0"/>
-            </w:pPr>
-            <w:r>
-              <w:rPr>
-                <w:sz w:val="21"/>
-                <w:szCs w:val="21"/>
-              </w:rPr>
-              <w:t xml:space="preserve">The music studio is placing supply orders for three rehearsal rooms. Room A needs 4 microphones and 3 stands. Room B needs 2 microphones and 5 stands. Room C needs 6 microphones and 1 stand. Instead of ordering separately, you can combine: (4 + 2 + 6) microphones and (3 + 5 + 1) stands = 12 microphones and 9 stands. That's simplifying by combining like items!</w:t>
+                <w:sz w:val="20"/>
+                <w:szCs w:val="20"/>
+              </w:rPr>
+              <w:t xml:space="preserve">Your job:  </w:t>
+            </w:r>
+            <w:r>
+              <w:rPr>
+                <w:sz w:val="20"/>
+                <w:szCs w:val="20"/>
+              </w:rPr>
+              <w:t xml:space="preserve">Answer the question. Use math evidence. Explain how the evidence proves your answer.</w:t>
+            </w:r>
+            <w:r>
+              <w:rPr>
+                <w:i/>
+                <w:iCs/>
+                <w:color w:val="5F6F80"/>
+                <w:sz w:val="18"/>
+                <w:szCs w:val="18"/>
+              </w:rPr>
+              <w:br/>
+              <w:t xml:space="preserve">Responde la pregunta. Usa evidencia matemática. Explica cómo la evidencia demuestra tu respuesta.</w:t>
             </w:r>
           </w:p>
         </w:tc>
@@ -1510,94 +1544,6 @@
     </w:tbl>
     <w:p>
       <w:pPr>
-        <w:spacing w:after="80"/>
-      </w:pPr>
-      <w:r>
-        <w:t xml:space="preserve"/>
-      </w:r>
-    </w:p>
-    <w:p>
-      <w:pPr>
-        <w:spacing w:after="50" w:before="60"/>
-      </w:pPr>
-      <w:r>
-        <w:rPr>
-          <w:b/>
-          <w:bCs/>
-          <w:color w:val="12355B"/>
-          <w:sz w:val="21"/>
-          <w:szCs w:val="21"/>
-        </w:rPr>
-        <w:t xml:space="preserve">Think about:</w:t>
-      </w:r>
-    </w:p>
-    <w:p>
-      <w:pPr>
-        <w:spacing w:after="40"/>
-        <w:ind w:left="300"/>
-      </w:pPr>
-      <w:r>
-        <w:rPr>
-          <w:sz w:val="20"/>
-          <w:szCs w:val="20"/>
-        </w:rPr>
-        <w:t xml:space="preserve">•  Why can you add the microphones together but not mix microphones with stands?</w:t>
-      </w:r>
-    </w:p>
-    <w:p>
-      <w:pPr>
-        <w:spacing w:after="40"/>
-        <w:ind w:left="300"/>
-      </w:pPr>
-      <w:r>
-        <w:rPr>
-          <w:sz w:val="20"/>
-          <w:szCs w:val="20"/>
-        </w:rPr>
-        <w:t xml:space="preserve">•  What makes microphones and stands 'different types' of items?</w:t>
-      </w:r>
-    </w:p>
-    <w:p>
-      <w:pPr>
-        <w:spacing w:after="40"/>
-        <w:ind w:left="300"/>
-      </w:pPr>
-      <w:r>
-        <w:rPr>
-          <w:sz w:val="20"/>
-          <w:szCs w:val="20"/>
-        </w:rPr>
-        <w:t xml:space="preserve">•  How is this like combining like terms in algebra?</w:t>
-      </w:r>
-    </w:p>
-    <w:p>
-      <w:pPr>
-        <w:spacing w:after="40"/>
-        <w:ind w:left="300"/>
-      </w:pPr>
-      <w:r>
-        <w:rPr>
-          <w:sz w:val="20"/>
-          <w:szCs w:val="20"/>
-        </w:rPr>
-        <w:t xml:space="preserve">•  What if some rooms returned equipment — would you subtract?</w:t>
-      </w:r>
-    </w:p>
-    <w:p>
-      <w:pPr>
-        <w:spacing w:after="40"/>
-        <w:ind w:left="300"/>
-      </w:pPr>
-      <w:r>
-        <w:rPr>
-          <w:sz w:val="20"/>
-          <w:szCs w:val="20"/>
-        </w:rPr>
-        <w:t xml:space="preserve">•  Can you always simplify an expression, or are some already as simple as possible?</w:t>
-      </w:r>
-    </w:p>
-    <w:p>
-      <w:pPr>
         <w:pStyle w:val="Heading2"/>
         <w:spacing w:after="80" w:before="180"/>
       </w:pPr>
@@ -1609,7 +1555,7 @@
           <w:sz w:val="24"/>
           <w:szCs w:val="24"/>
         </w:rPr>
-        <w:t xml:space="preserve">Solved Example</w:t>
+        <w:t xml:space="preserve">2. Plan Your Math Words</w:t>
       </w:r>
       <w:r>
         <w:rPr>
@@ -1619,172 +1565,299 @@
           <w:sz w:val="19"/>
           <w:szCs w:val="19"/>
         </w:rPr>
-        <w:t xml:space="preserve">   I Do — watch each step</w:t>
-      </w:r>
-    </w:p>
-    <w:p>
-      <w:pPr>
-        <w:keepNext/>
-        <w:spacing w:after="40"/>
-      </w:pPr>
-      <w:r>
-        <w:rPr>
-          <w:b/>
-          <w:bCs/>
-          <w:color w:val="12355B"/>
-          <w:sz w:val="21"/>
-          <w:szCs w:val="21"/>
-        </w:rPr>
-        <w:t xml:space="preserve">Problem:  </w:t>
-      </w:r>
-      <w:r>
-        <w:rPr>
-          <w:sz w:val="21"/>
-          <w:szCs w:val="21"/>
-        </w:rPr>
-        <w:t xml:space="preserve">Simplify 7x + 3x.</w:t>
-      </w:r>
-    </w:p>
-    <w:p>
-      <w:pPr>
-        <w:spacing w:after="30"/>
-        <w:ind w:left="420"/>
-      </w:pPr>
-      <w:r>
-        <w:rPr>
+        <w:t xml:space="preserve">   check at least two</w:t>
+      </w:r>
+    </w:p>
+    <w:p>
+      <w:pPr>
+        <w:spacing w:after="60"/>
+      </w:pPr>
+      <w:r>
+        <w:rPr>
+          <w:b/>
+          <w:bCs/>
+          <w:color w:val="1FA6A2"/>
+          <w:sz w:val="22"/>
+          <w:szCs w:val="22"/>
+        </w:rPr>
+        <w:t xml:space="preserve">☐  </w:t>
+      </w:r>
+      <w:r>
+        <w:rPr>
+          <w:b/>
+          <w:bCs/>
+          <w:color w:val="12355B"/>
           <w:sz w:val="20"/>
           <w:szCs w:val="20"/>
         </w:rPr>
-        <w:t xml:space="preserve">A)  10x</w:t>
-      </w:r>
-    </w:p>
-    <w:p>
-      <w:pPr>
-        <w:spacing w:after="30"/>
-        <w:ind w:left="420"/>
-      </w:pPr>
+        <w:t xml:space="preserve">Like Terms — </w:t>
+      </w:r>
       <w:r>
         <w:rPr>
           <w:sz w:val="20"/>
           <w:szCs w:val="20"/>
         </w:rPr>
-        <w:t xml:space="preserve">B)  10x²</w:t>
-      </w:r>
-    </w:p>
-    <w:p>
-      <w:pPr>
-        <w:spacing w:after="30"/>
-        <w:ind w:left="420"/>
-      </w:pPr>
-      <w:r>
-        <w:rPr>
+        <w:t xml:space="preserve">Terms with the same letter, like 2x and 5x.</w:t>
+      </w:r>
+      <w:r>
+        <w:rPr>
+          <w:i/>
+          <w:iCs/>
+          <w:color w:val="5F6F80"/>
+          <w:sz w:val="18"/>
+          <w:szCs w:val="18"/>
+        </w:rPr>
+        <w:br/>
+        <w:t xml:space="preserve">Términos semejantes — Términos con la misma letra, como 2x y 5x.</w:t>
+      </w:r>
+    </w:p>
+    <w:p>
+      <w:pPr>
+        <w:spacing w:after="60"/>
+      </w:pPr>
+      <w:r>
+        <w:rPr>
+          <w:b/>
+          <w:bCs/>
+          <w:color w:val="1FA6A2"/>
+          <w:sz w:val="22"/>
+          <w:szCs w:val="22"/>
+        </w:rPr>
+        <w:t xml:space="preserve">☐  </w:t>
+      </w:r>
+      <w:r>
+        <w:rPr>
+          <w:b/>
+          <w:bCs/>
+          <w:color w:val="12355B"/>
           <w:sz w:val="20"/>
           <w:szCs w:val="20"/>
         </w:rPr>
-        <w:t xml:space="preserve">C)  21x</w:t>
-      </w:r>
-    </w:p>
-    <w:p>
-      <w:pPr>
-        <w:spacing w:after="30"/>
-        <w:ind w:left="420"/>
-      </w:pPr>
+        <w:t xml:space="preserve">Combine — </w:t>
+      </w:r>
       <w:r>
         <w:rPr>
           <w:sz w:val="20"/>
           <w:szCs w:val="20"/>
         </w:rPr>
-        <w:t xml:space="preserve">D)  73x</w:t>
-      </w:r>
-    </w:p>
-    <w:p>
-      <w:pPr>
-        <w:spacing w:after="20" w:before="50"/>
+        <w:t xml:space="preserve">To add or subtract terms with the same letter into one.</w:t>
+      </w:r>
+      <w:r>
+        <w:rPr>
+          <w:i/>
+          <w:iCs/>
+          <w:color w:val="5F6F80"/>
+          <w:sz w:val="18"/>
+          <w:szCs w:val="18"/>
+        </w:rPr>
+        <w:br/>
+        <w:t xml:space="preserve">Combinar — Sumar o restar términos con la misma letra en uno solo.</w:t>
+      </w:r>
+    </w:p>
+    <w:p>
+      <w:pPr>
+        <w:spacing w:after="60"/>
       </w:pPr>
       <w:r>
         <w:rPr>
           <w:b/>
           <w:bCs/>
           <w:color w:val="1FA6A2"/>
-          <w:sz w:val="21"/>
-          <w:szCs w:val="21"/>
-        </w:rPr>
-        <w:t xml:space="preserve">Step 1:  </w:t>
-      </w:r>
-      <w:r>
-        <w:rPr>
-          <w:sz w:val="21"/>
-          <w:szCs w:val="21"/>
-        </w:rPr>
-        <w:t xml:space="preserve">7x + 3x = 10x.</w:t>
-      </w:r>
-    </w:p>
-    <w:p>
-      <w:pPr>
-        <w:spacing w:after="20" w:before="50"/>
+          <w:sz w:val="22"/>
+          <w:szCs w:val="22"/>
+        </w:rPr>
+        <w:t xml:space="preserve">☐  </w:t>
+      </w:r>
+      <w:r>
+        <w:rPr>
+          <w:b/>
+          <w:bCs/>
+          <w:color w:val="12355B"/>
+          <w:sz w:val="20"/>
+          <w:szCs w:val="20"/>
+        </w:rPr>
+        <w:t xml:space="preserve">Simplify — </w:t>
+      </w:r>
+      <w:r>
+        <w:rPr>
+          <w:sz w:val="20"/>
+          <w:szCs w:val="20"/>
+        </w:rPr>
+        <w:t xml:space="preserve">To write an expression in its shortest form.</w:t>
+      </w:r>
+      <w:r>
+        <w:rPr>
+          <w:i/>
+          <w:iCs/>
+          <w:color w:val="5F6F80"/>
+          <w:sz w:val="18"/>
+          <w:szCs w:val="18"/>
+        </w:rPr>
+        <w:br/>
+        <w:t xml:space="preserve">Simplificar — Escribir una expresión en su forma más corta.</w:t>
+      </w:r>
+    </w:p>
+    <w:p>
+      <w:pPr>
+        <w:spacing w:after="60"/>
       </w:pPr>
       <w:r>
         <w:rPr>
           <w:b/>
           <w:bCs/>
           <w:color w:val="1FA6A2"/>
-          <w:sz w:val="21"/>
-          <w:szCs w:val="21"/>
-        </w:rPr>
-        <w:t xml:space="preserve">Step 2:  </w:t>
-      </w:r>
-      <w:r>
-        <w:rPr>
-          <w:sz w:val="21"/>
-          <w:szCs w:val="21"/>
-        </w:rPr>
-        <w:t xml:space="preserve">Add the coefficients: 7 + 3 = 10.</w:t>
-      </w:r>
-    </w:p>
-    <w:p>
-      <w:pPr>
-        <w:spacing w:after="40" w:before="60"/>
-      </w:pPr>
-      <w:r>
-        <w:rPr>
-          <w:b/>
-          <w:bCs/>
-          <w:color w:val="12355B"/>
-          <w:sz w:val="21"/>
-          <w:szCs w:val="21"/>
-        </w:rPr>
-        <w:t xml:space="preserve">Answer:  </w:t>
-      </w:r>
-      <w:r>
-        <w:rPr>
-          <w:b/>
-          <w:bCs/>
-          <w:sz w:val="21"/>
-          <w:szCs w:val="21"/>
-        </w:rPr>
-        <w:t xml:space="preserve">A. 10x</w:t>
-      </w:r>
-    </w:p>
-    <w:p>
-      <w:pPr>
-        <w:pStyle w:val="Heading1"/>
-        <w:pageBreakBefore/>
-        <w:pBdr>
-          <w:bottom w:val="single" w:color="1FA6A2" w:sz="14" w:space="6"/>
-        </w:pBdr>
-        <w:spacing w:after="140" w:before="0"/>
-      </w:pPr>
-      <w:r>
-        <w:rPr>
-          <w:b/>
-          <w:bCs/>
-          <w:color w:val="12355B"/>
-          <w:sz w:val="30"/>
-          <w:szCs w:val="30"/>
-        </w:rPr>
-        <w:t xml:space="preserve">Guided Practice</w:t>
-      </w:r>
-    </w:p>
+          <w:sz w:val="22"/>
+          <w:szCs w:val="22"/>
+        </w:rPr>
+        <w:t xml:space="preserve">☐  </w:t>
+      </w:r>
+      <w:r>
+        <w:rPr>
+          <w:b/>
+          <w:bCs/>
+          <w:color w:val="12355B"/>
+          <w:sz w:val="20"/>
+          <w:szCs w:val="20"/>
+        </w:rPr>
+        <w:t xml:space="preserve">Coefficient — </w:t>
+      </w:r>
+      <w:r>
+        <w:rPr>
+          <w:sz w:val="20"/>
+          <w:szCs w:val="20"/>
+        </w:rPr>
+        <w:t xml:space="preserve">The number in front of a letter, like the 3 in 3x.</w:t>
+      </w:r>
+      <w:r>
+        <w:rPr>
+          <w:i/>
+          <w:iCs/>
+          <w:color w:val="5F6F80"/>
+          <w:sz w:val="18"/>
+          <w:szCs w:val="18"/>
+        </w:rPr>
+        <w:br/>
+        <w:t xml:space="preserve">Coeficiente — El número frente a una letra, como el 3 en 3x.</w:t>
+      </w:r>
+    </w:p>
+    <w:p>
+      <w:pPr>
+        <w:spacing w:after="60"/>
+      </w:pPr>
+      <w:r>
+        <w:rPr>
+          <w:b/>
+          <w:bCs/>
+          <w:color w:val="1FA6A2"/>
+          <w:sz w:val="22"/>
+          <w:szCs w:val="22"/>
+        </w:rPr>
+        <w:t xml:space="preserve">☐  </w:t>
+      </w:r>
+      <w:r>
+        <w:rPr>
+          <w:b/>
+          <w:bCs/>
+          <w:color w:val="12355B"/>
+          <w:sz w:val="20"/>
+          <w:szCs w:val="20"/>
+        </w:rPr>
+        <w:t xml:space="preserve">Term — </w:t>
+      </w:r>
+      <w:r>
+        <w:rPr>
+          <w:sz w:val="20"/>
+          <w:szCs w:val="20"/>
+        </w:rPr>
+        <w:t xml:space="preserve">A single number, variable, or product of them, separated by + or − signs.</w:t>
+      </w:r>
+      <w:r>
+        <w:rPr>
+          <w:i/>
+          <w:iCs/>
+          <w:color w:val="5F6F80"/>
+          <w:sz w:val="18"/>
+          <w:szCs w:val="18"/>
+        </w:rPr>
+        <w:br/>
+        <w:t xml:space="preserve">Término — Un solo número, variable o producto de ellos, separado por signos + o −.</w:t>
+      </w:r>
+    </w:p>
+    <w:tbl>
+      <w:tblPr>
+        <w:tblW w:type="pct" w:w="100%"/>
+        <w:tblBorders>
+          <w:top w:val="single" w:color="1FA6A2" w:sz="8"/>
+          <w:left w:val="single" w:color="1FA6A2" w:sz="8"/>
+          <w:bottom w:val="single" w:color="1FA6A2" w:sz="8"/>
+          <w:right w:val="single" w:color="1FA6A2" w:sz="8"/>
+          <w:insideH w:val="single" w:color="auto" w:sz="4"/>
+          <w:insideV w:val="single" w:color="auto" w:sz="4"/>
+        </w:tblBorders>
+      </w:tblPr>
+      <w:tblGrid>
+        <w:gridCol w:w="100"/>
+      </w:tblGrid>
+      <w:tr>
+        <w:tc>
+          <w:tcPr>
+            <w:shd w:fill="F7FFFD" w:color="auto" w:val="clear"/>
+            <w:tcMar>
+              <w:top w:type="dxa" w:w="120"/>
+              <w:left w:type="dxa" w:w="180"/>
+              <w:bottom w:type="dxa" w:w="120"/>
+              <w:right w:type="dxa" w:w="180"/>
+            </w:tcMar>
+          </w:tcPr>
+          <w:p>
+            <w:pPr>
+              <w:spacing w:after="50"/>
+            </w:pPr>
+            <w:r>
+              <w:rPr>
+                <w:b/>
+                <w:bCs/>
+                <w:color w:val="1FA6A2"/>
+                <w:sz w:val="20"/>
+                <w:szCs w:val="20"/>
+              </w:rPr>
+              <w:t xml:space="preserve">Say it first:  </w:t>
+            </w:r>
+            <w:r>
+              <w:rPr>
+                <w:sz w:val="20"/>
+                <w:szCs w:val="20"/>
+              </w:rPr>
+              <w:t xml:space="preserve">Say your idea to a partner or quietly to yourself before you write.</w:t>
+            </w:r>
+          </w:p>
+          <w:p>
+            <w:pPr>
+              <w:spacing w:after="60"/>
+            </w:pPr>
+            <w:r>
+              <w:rPr>
+                <w:color w:val="1A2733"/>
+                <w:sz w:val="21"/>
+                <w:szCs w:val="21"/>
+              </w:rPr>
+              <w:t xml:space="preserve">The like terms are ___ and ___.</w:t>
+            </w:r>
+            <w:r>
+              <w:rPr>
+                <w:i/>
+                <w:iCs/>
+                <w:color w:val="5F6F80"/>
+                <w:sz w:val="19"/>
+                <w:szCs w:val="19"/>
+              </w:rPr>
+              <w:br/>
+              <w:t xml:space="preserve">Los términos semejantes son ___ y ___.</w:t>
+            </w:r>
+          </w:p>
+        </w:tc>
+      </w:tr>
+    </w:tbl>
     <w:p>
       <w:pPr>
         <w:pStyle w:val="Heading2"/>
@@ -1798,181 +1871,17 @@
           <w:sz w:val="24"/>
           <w:szCs w:val="24"/>
         </w:rPr>
-        <w:t xml:space="preserve">Solve Together</w:t>
+        <w:t xml:space="preserve">3. Build Your Explanation</w:t>
       </w:r>
       <w:r>
         <w:rPr>
           <w:i/>
           <w:iCs/>
-          <w:color w:val="6B4FA0"/>
+          <w:color w:val="B97A12"/>
           <w:sz w:val="19"/>
           <w:szCs w:val="19"/>
         </w:rPr>
-        <w:t xml:space="preserve">   We Do — work with your class</w:t>
-      </w:r>
-    </w:p>
-    <w:p>
-      <w:pPr>
-        <w:keepNext/>
-        <w:spacing w:after="40" w:before="40"/>
-      </w:pPr>
-      <w:r>
-        <w:rPr>
-          <w:b/>
-          <w:bCs/>
-          <w:color w:val="12355B"/>
-          <w:sz w:val="21"/>
-          <w:szCs w:val="21"/>
-        </w:rPr>
-        <w:t xml:space="preserve">Problem:  </w:t>
-      </w:r>
-      <w:r>
-        <w:rPr>
-          <w:sz w:val="21"/>
-          <w:szCs w:val="21"/>
-        </w:rPr>
-        <w:t xml:space="preserve">Simplify 9n + 4 + 2n.</w:t>
-      </w:r>
-    </w:p>
-    <w:p>
-      <w:pPr>
-        <w:spacing w:after="30"/>
-        <w:ind w:left="420"/>
-      </w:pPr>
-      <w:r>
-        <w:rPr>
-          <w:sz w:val="20"/>
-          <w:szCs w:val="20"/>
-        </w:rPr>
-        <w:t xml:space="preserve">A)  11n + 4</w:t>
-      </w:r>
-    </w:p>
-    <w:p>
-      <w:pPr>
-        <w:spacing w:after="30"/>
-        <w:ind w:left="420"/>
-      </w:pPr>
-      <w:r>
-        <w:rPr>
-          <w:sz w:val="20"/>
-          <w:szCs w:val="20"/>
-        </w:rPr>
-        <w:t xml:space="preserve">B)  15n</w:t>
-      </w:r>
-    </w:p>
-    <w:p>
-      <w:pPr>
-        <w:spacing w:after="30"/>
-        <w:ind w:left="420"/>
-      </w:pPr>
-      <w:r>
-        <w:rPr>
-          <w:sz w:val="20"/>
-          <w:szCs w:val="20"/>
-        </w:rPr>
-        <w:t xml:space="preserve">C)  11n² + 4</w:t>
-      </w:r>
-    </w:p>
-    <w:p>
-      <w:pPr>
-        <w:spacing w:after="30"/>
-        <w:ind w:left="420"/>
-      </w:pPr>
-      <w:r>
-        <w:rPr>
-          <w:sz w:val="20"/>
-          <w:szCs w:val="20"/>
-        </w:rPr>
-        <w:t xml:space="preserve">D)  92n + 4</w:t>
-      </w:r>
-    </w:p>
-    <w:p>
-      <w:pPr>
-        <w:keepNext/>
-        <w:spacing w:after="0" w:before="50"/>
-      </w:pPr>
-      <w:r>
-        <w:rPr>
-          <w:b/>
-          <w:bCs/>
-          <w:color w:val="6B4FA0"/>
-          <w:sz w:val="21"/>
-          <w:szCs w:val="21"/>
-        </w:rPr>
-        <w:t xml:space="preserve">Step 1:</w:t>
-      </w:r>
-    </w:p>
-    <w:p>
-      <w:pPr>
-        <w:pBdr>
-          <w:bottom w:val="single" w:color="AFBECC" w:sz="6"/>
-        </w:pBdr>
-        <w:spacing w:after="30" w:before="150"/>
-      </w:pPr>
-      <w:r>
-        <w:t xml:space="preserve"/>
-      </w:r>
-    </w:p>
-    <w:p>
-      <w:pPr>
-        <w:keepNext/>
-        <w:spacing w:after="0" w:before="50"/>
-      </w:pPr>
-      <w:r>
-        <w:rPr>
-          <w:b/>
-          <w:bCs/>
-          <w:color w:val="6B4FA0"/>
-          <w:sz w:val="21"/>
-          <w:szCs w:val="21"/>
-        </w:rPr>
-        <w:t xml:space="preserve">Step 2:</w:t>
-      </w:r>
-    </w:p>
-    <w:p>
-      <w:pPr>
-        <w:pBdr>
-          <w:bottom w:val="single" w:color="AFBECC" w:sz="6"/>
-        </w:pBdr>
-        <w:spacing w:after="30" w:before="150"/>
-      </w:pPr>
-      <w:r>
-        <w:t xml:space="preserve"/>
-      </w:r>
-    </w:p>
-    <w:p>
-      <w:pPr>
-        <w:keepNext/>
-        <w:spacing w:after="0" w:before="60"/>
-      </w:pPr>
-      <w:r>
-        <w:rPr>
-          <w:b/>
-          <w:bCs/>
-          <w:color w:val="12355B"/>
-          <w:sz w:val="21"/>
-          <w:szCs w:val="21"/>
-        </w:rPr>
-        <w:t xml:space="preserve">Answer:</w:t>
-      </w:r>
-    </w:p>
-    <w:p>
-      <w:pPr>
-        <w:pBdr>
-          <w:bottom w:val="single" w:color="AFBECC" w:sz="6"/>
-        </w:pBdr>
-        <w:spacing w:after="30" w:before="150"/>
-      </w:pPr>
-      <w:r>
-        <w:t xml:space="preserve"/>
-      </w:r>
-    </w:p>
-    <w:p>
-      <w:pPr>
-        <w:spacing w:after="80"/>
-      </w:pPr>
-      <w:r>
-        <w:t xml:space="preserve"/>
+        <w:t xml:space="preserve">   choose your support</w:t>
       </w:r>
     </w:p>
     <w:tbl>
@@ -2003,6 +1912,1393 @@
           </w:tcPr>
           <w:p>
             <w:pPr>
+              <w:spacing w:after="50"/>
+            </w:pPr>
+            <w:r>
+              <w:rPr>
+                <w:i/>
+                <w:iCs/>
+                <w:color w:val="5F6F80"/>
+                <w:sz w:val="19"/>
+                <w:szCs w:val="19"/>
+              </w:rPr>
+              <w:t xml:space="preserve">This model shows the parts of an explanation. It does not answer your writing question.</w:t>
+            </w:r>
+          </w:p>
+          <w:p>
+            <w:pPr>
+              <w:spacing w:after="80"/>
+            </w:pPr>
+            <w:r>
+              <w:rPr>
+                <w:b/>
+                <w:bCs/>
+                <w:color w:val="12355B"/>
+                <w:sz w:val="19"/>
+                <w:szCs w:val="19"/>
+              </w:rPr>
+              <w:t xml:space="preserve">Claim:  </w:t>
+            </w:r>
+            <w:r>
+              <w:rPr>
+                <w:sz w:val="19"/>
+                <w:szCs w:val="19"/>
+              </w:rPr>
+              <w:t xml:space="preserve">You can only combine items of the same type, just like like terms.</w:t>
+            </w:r>
+          </w:p>
+          <w:p>
+            <w:pPr>
+              <w:spacing w:after="80"/>
+            </w:pPr>
+            <w:r>
+              <w:rPr>
+                <w:b/>
+                <w:bCs/>
+                <w:color w:val="12355B"/>
+                <w:sz w:val="19"/>
+                <w:szCs w:val="19"/>
+              </w:rPr>
+              <w:t xml:space="preserve">Evidence:  </w:t>
+            </w:r>
+            <w:r>
+              <w:rPr>
+                <w:sz w:val="19"/>
+                <w:szCs w:val="19"/>
+              </w:rPr>
+              <w:t xml:space="preserve">Students explain microphones combine with microphones (4 + 2 + 6 = 12) but not with stands, connecting this to combining like terms in algebra.</w:t>
+            </w:r>
+          </w:p>
+          <w:p>
+            <w:pPr>
+              <w:spacing w:after="80"/>
+            </w:pPr>
+            <w:r>
+              <w:rPr>
+                <w:b/>
+                <w:bCs/>
+                <w:color w:val="12355B"/>
+                <w:sz w:val="19"/>
+                <w:szCs w:val="19"/>
+              </w:rPr>
+              <w:t xml:space="preserve">Reasoning:  </w:t>
+            </w:r>
+            <w:r>
+              <w:rPr>
+                <w:sz w:val="19"/>
+                <w:szCs w:val="19"/>
+              </w:rPr>
+              <w:t xml:space="preserve">This evidence connects the definition of simplify to the mathematical claim.</w:t>
+            </w:r>
+          </w:p>
+        </w:tc>
+      </w:tr>
+    </w:tbl>
+    <w:p>
+      <w:pPr>
+        <w:pStyle w:val="Heading2"/>
+        <w:spacing w:after="80" w:before="180"/>
+      </w:pPr>
+      <w:r>
+        <w:rPr>
+          <w:b/>
+          <w:bCs/>
+          <w:color w:val="12355B"/>
+          <w:sz w:val="24"/>
+          <w:szCs w:val="24"/>
+        </w:rPr>
+        <w:t xml:space="preserve">Start</w:t>
+      </w:r>
+      <w:r>
+        <w:rPr>
+          <w:i/>
+          <w:iCs/>
+          <w:color w:val="1FA6A2"/>
+          <w:sz w:val="19"/>
+          <w:szCs w:val="19"/>
+        </w:rPr>
+        <w:t xml:space="preserve">   Most language support</w:t>
+      </w:r>
+    </w:p>
+    <w:p>
+      <w:pPr>
+        <w:spacing w:after="60"/>
+      </w:pPr>
+      <w:r>
+        <w:rPr>
+          <w:color w:val="1A2733"/>
+          <w:sz w:val="21"/>
+          <w:szCs w:val="21"/>
+        </w:rPr>
+        <w:t xml:space="preserve">Complete the frames. Use the word bank.</w:t>
+      </w:r>
+      <w:r>
+        <w:rPr>
+          <w:i/>
+          <w:iCs/>
+          <w:color w:val="5F6F80"/>
+          <w:sz w:val="19"/>
+          <w:szCs w:val="19"/>
+        </w:rPr>
+        <w:br/>
+        <w:t xml:space="preserve">Completa las oraciones. Usa el banco de palabras.</w:t>
+      </w:r>
+    </w:p>
+    <w:p>
+      <w:pPr>
+        <w:spacing w:after="60"/>
+      </w:pPr>
+      <w:r>
+        <w:rPr>
+          <w:color w:val="1A2733"/>
+          <w:sz w:val="21"/>
+          <w:szCs w:val="21"/>
+        </w:rPr>
+        <w:t xml:space="preserve">The like terms are ___ and ___.</w:t>
+      </w:r>
+      <w:r>
+        <w:rPr>
+          <w:i/>
+          <w:iCs/>
+          <w:color w:val="5F6F80"/>
+          <w:sz w:val="19"/>
+          <w:szCs w:val="19"/>
+        </w:rPr>
+        <w:br/>
+        <w:t xml:space="preserve">Los términos semejantes son ___ y ___.</w:t>
+      </w:r>
+    </w:p>
+    <w:p>
+      <w:pPr>
+        <w:spacing w:after="60"/>
+      </w:pPr>
+      <w:r>
+        <w:rPr>
+          <w:color w:val="1A2733"/>
+          <w:sz w:val="21"/>
+          <w:szCs w:val="21"/>
+        </w:rPr>
+        <w:t xml:space="preserve">I combine them by ___ to get ___.</w:t>
+      </w:r>
+      <w:r>
+        <w:rPr>
+          <w:i/>
+          <w:iCs/>
+          <w:color w:val="5F6F80"/>
+          <w:sz w:val="19"/>
+          <w:szCs w:val="19"/>
+        </w:rPr>
+        <w:br/>
+        <w:t xml:space="preserve">Los combino al ___ para obtener ___.</w:t>
+      </w:r>
+    </w:p>
+    <w:tbl>
+      <w:tblPr>
+        <w:tblW w:type="pct" w:w="100%"/>
+        <w:tblBorders>
+          <w:top w:val="single" w:color="C7D2DD" w:sz="6"/>
+          <w:left w:val="single" w:color="C7D2DD" w:sz="6"/>
+          <w:bottom w:val="single" w:color="C7D2DD" w:sz="6"/>
+          <w:right w:val="single" w:color="C7D2DD" w:sz="6"/>
+          <w:insideH w:val="single" w:color="auto" w:sz="4"/>
+          <w:insideV w:val="single" w:color="auto" w:sz="4"/>
+        </w:tblBorders>
+      </w:tblPr>
+      <w:tblGrid>
+        <w:gridCol w:w="100"/>
+      </w:tblGrid>
+      <w:tr>
+        <w:tc>
+          <w:tcPr>
+            <w:shd w:fill="FBF3E2" w:color="auto" w:val="clear"/>
+            <w:tcMar>
+              <w:top w:type="dxa" w:w="60"/>
+              <w:left w:type="dxa" w:w="120"/>
+              <w:bottom w:type="dxa" w:w="60"/>
+              <w:right w:type="dxa" w:w="120"/>
+            </w:tcMar>
+          </w:tcPr>
+          <w:p>
+            <w:pPr>
+              <w:spacing w:after="0" w:line="320"/>
+            </w:pPr>
+            <w:r>
+              <w:t xml:space="preserve"/>
+            </w:r>
+          </w:p>
+          <w:p>
+            <w:pPr>
+              <w:spacing w:after="0" w:line="320"/>
+            </w:pPr>
+            <w:r>
+              <w:t xml:space="preserve"/>
+            </w:r>
+          </w:p>
+          <w:p>
+            <w:pPr>
+              <w:spacing w:after="0" w:line="320"/>
+            </w:pPr>
+            <w:r>
+              <w:t xml:space="preserve"/>
+            </w:r>
+          </w:p>
+        </w:tc>
+      </w:tr>
+    </w:tbl>
+    <w:p>
+      <w:pPr>
+        <w:pStyle w:val="Heading2"/>
+        <w:spacing w:after="80" w:before="180"/>
+      </w:pPr>
+      <w:r>
+        <w:rPr>
+          <w:b/>
+          <w:bCs/>
+          <w:color w:val="12355B"/>
+          <w:sz w:val="24"/>
+          <w:szCs w:val="24"/>
+        </w:rPr>
+        <w:t xml:space="preserve">Build</w:t>
+      </w:r>
+      <w:r>
+        <w:rPr>
+          <w:i/>
+          <w:iCs/>
+          <w:color w:val="B97A12"/>
+          <w:sz w:val="19"/>
+          <w:szCs w:val="19"/>
+        </w:rPr>
+        <w:t xml:space="preserve">   Some language support</w:t>
+      </w:r>
+    </w:p>
+    <w:p>
+      <w:pPr>
+        <w:spacing w:after="60"/>
+      </w:pPr>
+      <w:r>
+        <w:rPr>
+          <w:color w:val="1A2733"/>
+          <w:sz w:val="21"/>
+          <w:szCs w:val="21"/>
+        </w:rPr>
+        <w:t xml:space="preserve">Write two connected sentences. Use because, so, or but.</w:t>
+      </w:r>
+      <w:r>
+        <w:rPr>
+          <w:i/>
+          <w:iCs/>
+          <w:color w:val="5F6F80"/>
+          <w:sz w:val="19"/>
+          <w:szCs w:val="19"/>
+        </w:rPr>
+        <w:br/>
+        <w:t xml:space="preserve">Escribe dos oraciones conectadas. Usa porque, entonces o pero.</w:t>
+      </w:r>
+    </w:p>
+    <w:p>
+      <w:pPr>
+        <w:spacing w:after="60"/>
+      </w:pPr>
+      <w:r>
+        <w:rPr>
+          <w:color w:val="1A2733"/>
+          <w:sz w:val="21"/>
+          <w:szCs w:val="21"/>
+        </w:rPr>
+        <w:t xml:space="preserve">My claim is ___.</w:t>
+      </w:r>
+      <w:r>
+        <w:rPr>
+          <w:i/>
+          <w:iCs/>
+          <w:color w:val="5F6F80"/>
+          <w:sz w:val="19"/>
+          <w:szCs w:val="19"/>
+        </w:rPr>
+        <w:br/>
+        <w:t xml:space="preserve">Mi afirmación es ___.</w:t>
+      </w:r>
+    </w:p>
+    <w:p>
+      <w:pPr>
+        <w:spacing w:after="60"/>
+      </w:pPr>
+      <w:r>
+        <w:rPr>
+          <w:color w:val="1A2733"/>
+          <w:sz w:val="21"/>
+          <w:szCs w:val="21"/>
+        </w:rPr>
+        <w:t xml:space="preserve">I know because ___.</w:t>
+      </w:r>
+      <w:r>
+        <w:rPr>
+          <w:i/>
+          <w:iCs/>
+          <w:color w:val="5F6F80"/>
+          <w:sz w:val="19"/>
+          <w:szCs w:val="19"/>
+        </w:rPr>
+        <w:br/>
+        <w:t xml:space="preserve">Lo sé porque ___.</w:t>
+      </w:r>
+    </w:p>
+    <w:p>
+      <w:pPr>
+        <w:spacing w:after="60"/>
+      </w:pPr>
+      <w:r>
+        <w:rPr>
+          <w:color w:val="1A2733"/>
+          <w:sz w:val="21"/>
+          <w:szCs w:val="21"/>
+        </w:rPr>
+        <w:t xml:space="preserve">So ___.</w:t>
+      </w:r>
+      <w:r>
+        <w:rPr>
+          <w:i/>
+          <w:iCs/>
+          <w:color w:val="5F6F80"/>
+          <w:sz w:val="19"/>
+          <w:szCs w:val="19"/>
+        </w:rPr>
+        <w:br/>
+        <w:t xml:space="preserve">Entonces ___.</w:t>
+      </w:r>
+    </w:p>
+    <w:tbl>
+      <w:tblPr>
+        <w:tblW w:type="pct" w:w="100%"/>
+        <w:tblBorders>
+          <w:top w:val="single" w:color="C7D2DD" w:sz="6"/>
+          <w:left w:val="single" w:color="C7D2DD" w:sz="6"/>
+          <w:bottom w:val="single" w:color="C7D2DD" w:sz="6"/>
+          <w:right w:val="single" w:color="C7D2DD" w:sz="6"/>
+          <w:insideH w:val="single" w:color="auto" w:sz="4"/>
+          <w:insideV w:val="single" w:color="auto" w:sz="4"/>
+        </w:tblBorders>
+      </w:tblPr>
+      <w:tblGrid>
+        <w:gridCol w:w="100"/>
+      </w:tblGrid>
+      <w:tr>
+        <w:tc>
+          <w:tcPr>
+            <w:shd w:fill="FBF3E2" w:color="auto" w:val="clear"/>
+            <w:tcMar>
+              <w:top w:type="dxa" w:w="60"/>
+              <w:left w:type="dxa" w:w="120"/>
+              <w:bottom w:type="dxa" w:w="60"/>
+              <w:right w:type="dxa" w:w="120"/>
+            </w:tcMar>
+          </w:tcPr>
+          <w:p>
+            <w:pPr>
+              <w:spacing w:after="0" w:line="320"/>
+            </w:pPr>
+            <w:r>
+              <w:t xml:space="preserve"/>
+            </w:r>
+          </w:p>
+          <w:p>
+            <w:pPr>
+              <w:spacing w:after="0" w:line="320"/>
+            </w:pPr>
+            <w:r>
+              <w:t xml:space="preserve"/>
+            </w:r>
+          </w:p>
+          <w:p>
+            <w:pPr>
+              <w:spacing w:after="0" w:line="320"/>
+            </w:pPr>
+            <w:r>
+              <w:t xml:space="preserve"/>
+            </w:r>
+          </w:p>
+        </w:tc>
+      </w:tr>
+    </w:tbl>
+    <w:p>
+      <w:pPr>
+        <w:pStyle w:val="Heading2"/>
+        <w:spacing w:after="80" w:before="180"/>
+      </w:pPr>
+      <w:r>
+        <w:rPr>
+          <w:b/>
+          <w:bCs/>
+          <w:color w:val="12355B"/>
+          <w:sz w:val="24"/>
+          <w:szCs w:val="24"/>
+        </w:rPr>
+        <w:t xml:space="preserve">Explain</w:t>
+      </w:r>
+      <w:r>
+        <w:rPr>
+          <w:i/>
+          <w:iCs/>
+          <w:color w:val="B97A12"/>
+          <w:sz w:val="19"/>
+          <w:szCs w:val="19"/>
+        </w:rPr>
+        <w:t xml:space="preserve">   Light language support</w:t>
+      </w:r>
+    </w:p>
+    <w:p>
+      <w:pPr>
+        <w:spacing w:after="60"/>
+      </w:pPr>
+      <w:r>
+        <w:rPr>
+          <w:color w:val="1A2733"/>
+          <w:sz w:val="21"/>
+          <w:szCs w:val="21"/>
+        </w:rPr>
+        <w:t xml:space="preserve">Write a claim, give math evidence, and explain your reasoning.</w:t>
+      </w:r>
+      <w:r>
+        <w:rPr>
+          <w:i/>
+          <w:iCs/>
+          <w:color w:val="5F6F80"/>
+          <w:sz w:val="19"/>
+          <w:szCs w:val="19"/>
+        </w:rPr>
+        <w:br/>
+        <w:t xml:space="preserve">Escribe una afirmación, da evidencia matemática y explica tu razonamiento.</w:t>
+      </w:r>
+    </w:p>
+    <w:p>
+      <w:pPr>
+        <w:spacing w:after="60"/>
+      </w:pPr>
+      <w:r>
+        <w:rPr>
+          <w:color w:val="1A2733"/>
+          <w:sz w:val="21"/>
+          <w:szCs w:val="21"/>
+        </w:rPr>
+        <w:t xml:space="preserve">My claim is ___.</w:t>
+      </w:r>
+      <w:r>
+        <w:rPr>
+          <w:i/>
+          <w:iCs/>
+          <w:color w:val="5F6F80"/>
+          <w:sz w:val="19"/>
+          <w:szCs w:val="19"/>
+        </w:rPr>
+        <w:br/>
+        <w:t xml:space="preserve">Mi afirmación es ___.</w:t>
+      </w:r>
+    </w:p>
+    <w:p>
+      <w:pPr>
+        <w:spacing w:after="60"/>
+      </w:pPr>
+      <w:r>
+        <w:rPr>
+          <w:color w:val="1A2733"/>
+          <w:sz w:val="21"/>
+          <w:szCs w:val="21"/>
+        </w:rPr>
+        <w:t xml:space="preserve">My math evidence is ___.</w:t>
+      </w:r>
+      <w:r>
+        <w:rPr>
+          <w:i/>
+          <w:iCs/>
+          <w:color w:val="5F6F80"/>
+          <w:sz w:val="19"/>
+          <w:szCs w:val="19"/>
+        </w:rPr>
+        <w:br/>
+        <w:t xml:space="preserve">Mi evidencia matemática es ___.</w:t>
+      </w:r>
+    </w:p>
+    <w:p>
+      <w:pPr>
+        <w:spacing w:after="60"/>
+      </w:pPr>
+      <w:r>
+        <w:rPr>
+          <w:color w:val="1A2733"/>
+          <w:sz w:val="21"/>
+          <w:szCs w:val="21"/>
+        </w:rPr>
+        <w:t xml:space="preserve">This proves ___ because ___.</w:t>
+      </w:r>
+      <w:r>
+        <w:rPr>
+          <w:i/>
+          <w:iCs/>
+          <w:color w:val="5F6F80"/>
+          <w:sz w:val="19"/>
+          <w:szCs w:val="19"/>
+        </w:rPr>
+        <w:br/>
+        <w:t xml:space="preserve">Esto demuestra ___ porque ___.</w:t>
+      </w:r>
+    </w:p>
+    <w:tbl>
+      <w:tblPr>
+        <w:tblW w:type="pct" w:w="100%"/>
+        <w:tblBorders>
+          <w:top w:val="single" w:color="C7D2DD" w:sz="6"/>
+          <w:left w:val="single" w:color="C7D2DD" w:sz="6"/>
+          <w:bottom w:val="single" w:color="C7D2DD" w:sz="6"/>
+          <w:right w:val="single" w:color="C7D2DD" w:sz="6"/>
+          <w:insideH w:val="single" w:color="auto" w:sz="4"/>
+          <w:insideV w:val="single" w:color="auto" w:sz="4"/>
+        </w:tblBorders>
+      </w:tblPr>
+      <w:tblGrid>
+        <w:gridCol w:w="100"/>
+      </w:tblGrid>
+      <w:tr>
+        <w:tc>
+          <w:tcPr>
+            <w:shd w:fill="FBF3E2" w:color="auto" w:val="clear"/>
+            <w:tcMar>
+              <w:top w:type="dxa" w:w="60"/>
+              <w:left w:type="dxa" w:w="120"/>
+              <w:bottom w:type="dxa" w:w="60"/>
+              <w:right w:type="dxa" w:w="120"/>
+            </w:tcMar>
+          </w:tcPr>
+          <w:p>
+            <w:pPr>
+              <w:spacing w:after="0" w:line="320"/>
+            </w:pPr>
+            <w:r>
+              <w:t xml:space="preserve"/>
+            </w:r>
+          </w:p>
+          <w:p>
+            <w:pPr>
+              <w:spacing w:after="0" w:line="320"/>
+            </w:pPr>
+            <w:r>
+              <w:t xml:space="preserve"/>
+            </w:r>
+          </w:p>
+          <w:p>
+            <w:pPr>
+              <w:spacing w:after="0" w:line="320"/>
+            </w:pPr>
+            <w:r>
+              <w:t xml:space="preserve"/>
+            </w:r>
+          </w:p>
+          <w:p>
+            <w:pPr>
+              <w:spacing w:after="0" w:line="320"/>
+            </w:pPr>
+            <w:r>
+              <w:t xml:space="preserve"/>
+            </w:r>
+          </w:p>
+          <w:p>
+            <w:pPr>
+              <w:spacing w:after="0" w:line="320"/>
+            </w:pPr>
+            <w:r>
+              <w:t xml:space="preserve"/>
+            </w:r>
+          </w:p>
+        </w:tc>
+      </w:tr>
+    </w:tbl>
+    <w:p>
+      <w:pPr>
+        <w:pStyle w:val="Heading2"/>
+        <w:spacing w:after="80" w:before="180"/>
+      </w:pPr>
+      <w:r>
+        <w:rPr>
+          <w:b/>
+          <w:bCs/>
+          <w:color w:val="12355B"/>
+          <w:sz w:val="24"/>
+          <w:szCs w:val="24"/>
+        </w:rPr>
+        <w:t xml:space="preserve">4. Check Your Explanation</w:t>
+      </w:r>
+      <w:r>
+        <w:rPr>
+          <w:i/>
+          <w:iCs/>
+          <w:color w:val="1FA6A2"/>
+          <w:sz w:val="19"/>
+          <w:szCs w:val="19"/>
+        </w:rPr>
+        <w:t xml:space="preserve">   five quick checks</w:t>
+      </w:r>
+    </w:p>
+    <w:p>
+      <w:pPr>
+        <w:spacing w:after="80"/>
+      </w:pPr>
+      <w:r>
+        <w:rPr>
+          <w:b/>
+          <w:bCs/>
+          <w:color w:val="1FA6A2"/>
+          <w:sz w:val="22"/>
+          <w:szCs w:val="22"/>
+        </w:rPr>
+        <w:t xml:space="preserve">☐  </w:t>
+      </w:r>
+      <w:r>
+        <w:rPr>
+          <w:sz w:val="20"/>
+          <w:szCs w:val="20"/>
+        </w:rPr>
+        <w:t xml:space="preserve">I answered the question.</w:t>
+      </w:r>
+      <w:r>
+        <w:rPr>
+          <w:i/>
+          <w:iCs/>
+          <w:color w:val="5F6F80"/>
+          <w:sz w:val="18"/>
+          <w:szCs w:val="18"/>
+        </w:rPr>
+        <w:br/>
+        <w:t xml:space="preserve">Respondí la pregunta.</w:t>
+      </w:r>
+    </w:p>
+    <w:p>
+      <w:pPr>
+        <w:spacing w:after="80"/>
+      </w:pPr>
+      <w:r>
+        <w:rPr>
+          <w:b/>
+          <w:bCs/>
+          <w:color w:val="1FA6A2"/>
+          <w:sz w:val="22"/>
+          <w:szCs w:val="22"/>
+        </w:rPr>
+        <w:t xml:space="preserve">☐  </w:t>
+      </w:r>
+      <w:r>
+        <w:rPr>
+          <w:sz w:val="20"/>
+          <w:szCs w:val="20"/>
+        </w:rPr>
+        <w:t xml:space="preserve">I used math evidence: numbers, an equation, a model, or a comparison.</w:t>
+      </w:r>
+      <w:r>
+        <w:rPr>
+          <w:i/>
+          <w:iCs/>
+          <w:color w:val="5F6F80"/>
+          <w:sz w:val="18"/>
+          <w:szCs w:val="18"/>
+        </w:rPr>
+        <w:br/>
+        <w:t xml:space="preserve">Usé evidencia matemática: números, una ecuación, un modelo o una comparación.</w:t>
+      </w:r>
+    </w:p>
+    <w:p>
+      <w:pPr>
+        <w:spacing w:after="80"/>
+      </w:pPr>
+      <w:r>
+        <w:rPr>
+          <w:b/>
+          <w:bCs/>
+          <w:color w:val="1FA6A2"/>
+          <w:sz w:val="22"/>
+          <w:szCs w:val="22"/>
+        </w:rPr>
+        <w:t xml:space="preserve">☐  </w:t>
+      </w:r>
+      <w:r>
+        <w:rPr>
+          <w:sz w:val="20"/>
+          <w:szCs w:val="20"/>
+        </w:rPr>
+        <w:t xml:space="preserve">I explained how the evidence proves my answer.</w:t>
+      </w:r>
+      <w:r>
+        <w:rPr>
+          <w:i/>
+          <w:iCs/>
+          <w:color w:val="5F6F80"/>
+          <w:sz w:val="18"/>
+          <w:szCs w:val="18"/>
+        </w:rPr>
+        <w:br/>
+        <w:t xml:space="preserve">Expliqué cómo la evidencia demuestra mi respuesta.</w:t>
+      </w:r>
+    </w:p>
+    <w:p>
+      <w:pPr>
+        <w:spacing w:after="80"/>
+      </w:pPr>
+      <w:r>
+        <w:rPr>
+          <w:b/>
+          <w:bCs/>
+          <w:color w:val="1FA6A2"/>
+          <w:sz w:val="22"/>
+          <w:szCs w:val="22"/>
+        </w:rPr>
+        <w:t xml:space="preserve">☐  </w:t>
+      </w:r>
+      <w:r>
+        <w:rPr>
+          <w:sz w:val="20"/>
+          <w:szCs w:val="20"/>
+        </w:rPr>
+        <w:t xml:space="preserve">I used at least two math words.</w:t>
+      </w:r>
+      <w:r>
+        <w:rPr>
+          <w:i/>
+          <w:iCs/>
+          <w:color w:val="5F6F80"/>
+          <w:sz w:val="18"/>
+          <w:szCs w:val="18"/>
+        </w:rPr>
+        <w:br/>
+        <w:t xml:space="preserve">Usé por lo menos dos palabras matemáticas.</w:t>
+      </w:r>
+    </w:p>
+    <w:p>
+      <w:pPr>
+        <w:spacing w:after="80"/>
+      </w:pPr>
+      <w:r>
+        <w:rPr>
+          <w:b/>
+          <w:bCs/>
+          <w:color w:val="1FA6A2"/>
+          <w:sz w:val="22"/>
+          <w:szCs w:val="22"/>
+        </w:rPr>
+        <w:t xml:space="preserve">☐  </w:t>
+      </w:r>
+      <w:r>
+        <w:rPr>
+          <w:sz w:val="20"/>
+          <w:szCs w:val="20"/>
+        </w:rPr>
+        <w:t xml:space="preserve">I reread complete sentences and punctuation.</w:t>
+      </w:r>
+      <w:r>
+        <w:rPr>
+          <w:i/>
+          <w:iCs/>
+          <w:color w:val="5F6F80"/>
+          <w:sz w:val="18"/>
+          <w:szCs w:val="18"/>
+        </w:rPr>
+        <w:br/>
+        <w:t xml:space="preserve">Volví a leer mis oraciones completas y la puntuación.</w:t>
+      </w:r>
+    </w:p>
+    <w:p>
+      <w:pPr>
+        <w:pStyle w:val="Heading1"/>
+        <w:pageBreakBefore/>
+        <w:pBdr>
+          <w:bottom w:val="single" w:color="1FA6A2" w:sz="14" w:space="6"/>
+        </w:pBdr>
+        <w:spacing w:after="140" w:before="0"/>
+      </w:pPr>
+      <w:r>
+        <w:rPr>
+          <w:b/>
+          <w:bCs/>
+          <w:color w:val="12355B"/>
+          <w:sz w:val="30"/>
+          <w:szCs w:val="30"/>
+        </w:rPr>
+        <w:t xml:space="preserve">Worked Example</w:t>
+      </w:r>
+    </w:p>
+    <w:p>
+      <w:pPr>
+        <w:pStyle w:val="Heading2"/>
+        <w:spacing w:after="80" w:before="180"/>
+      </w:pPr>
+      <w:r>
+        <w:rPr>
+          <w:b/>
+          <w:bCs/>
+          <w:color w:val="12355B"/>
+          <w:sz w:val="24"/>
+          <w:szCs w:val="24"/>
+        </w:rPr>
+        <w:t xml:space="preserve">Watch &amp; Read</w:t>
+      </w:r>
+      <w:r>
+        <w:rPr>
+          <w:i/>
+          <w:iCs/>
+          <w:color w:val="1FA6A2"/>
+          <w:sz w:val="19"/>
+          <w:szCs w:val="19"/>
+        </w:rPr>
+        <w:t xml:space="preserve">   I Do — follow along with your teacher</w:t>
+      </w:r>
+    </w:p>
+    <w:tbl>
+      <w:tblPr>
+        <w:tblW w:type="pct" w:w="100%"/>
+        <w:tblBorders>
+          <w:top w:val="single" w:color="1FA6A2" w:sz="8"/>
+          <w:left w:val="single" w:color="1FA6A2" w:sz="8"/>
+          <w:bottom w:val="single" w:color="1FA6A2" w:sz="8"/>
+          <w:right w:val="single" w:color="1FA6A2" w:sz="8"/>
+          <w:insideH w:val="single" w:color="auto" w:sz="4"/>
+          <w:insideV w:val="single" w:color="auto" w:sz="4"/>
+        </w:tblBorders>
+      </w:tblPr>
+      <w:tblGrid>
+        <w:gridCol w:w="100"/>
+      </w:tblGrid>
+      <w:tr>
+        <w:tc>
+          <w:tcPr>
+            <w:shd w:fill="E6F4F3" w:color="auto" w:val="clear"/>
+            <w:tcMar>
+              <w:top w:type="dxa" w:w="120"/>
+              <w:left w:type="dxa" w:w="180"/>
+              <w:bottom w:type="dxa" w:w="120"/>
+              <w:right w:type="dxa" w:w="180"/>
+            </w:tcMar>
+          </w:tcPr>
+          <w:p>
+            <w:pPr>
+              <w:spacing w:after="60"/>
+            </w:pPr>
+            <w:r>
+              <w:rPr>
+                <w:b/>
+                <w:bCs/>
+                <w:color w:val="12355B"/>
+                <w:sz w:val="22"/>
+                <w:szCs w:val="22"/>
+              </w:rPr>
+              <w:t xml:space="preserve">Equipment Order</w:t>
+            </w:r>
+          </w:p>
+          <w:p>
+            <w:pPr>
+              <w:spacing w:after="0"/>
+            </w:pPr>
+            <w:r>
+              <w:rPr>
+                <w:sz w:val="21"/>
+                <w:szCs w:val="21"/>
+              </w:rPr>
+              <w:t xml:space="preserve">The music studio is placing supply orders for three rehearsal rooms. Room A needs 4 microphones and 3 stands. Room B needs 2 microphones and 5 stands. Room C needs 6 microphones and 1 stand. Instead of ordering separately, you can combine: (4 + 2 + 6) microphones and (3 + 5 + 1) stands = 12 microphones and 9 stands. That's simplifying by combining like items!</w:t>
+            </w:r>
+          </w:p>
+        </w:tc>
+      </w:tr>
+    </w:tbl>
+    <w:p>
+      <w:pPr>
+        <w:spacing w:after="80"/>
+      </w:pPr>
+      <w:r>
+        <w:t xml:space="preserve"/>
+      </w:r>
+    </w:p>
+    <w:p>
+      <w:pPr>
+        <w:spacing w:after="50" w:before="60"/>
+      </w:pPr>
+      <w:r>
+        <w:rPr>
+          <w:b/>
+          <w:bCs/>
+          <w:color w:val="12355B"/>
+          <w:sz w:val="21"/>
+          <w:szCs w:val="21"/>
+        </w:rPr>
+        <w:t xml:space="preserve">Think about:</w:t>
+      </w:r>
+    </w:p>
+    <w:p>
+      <w:pPr>
+        <w:spacing w:after="40"/>
+        <w:ind w:left="300"/>
+      </w:pPr>
+      <w:r>
+        <w:rPr>
+          <w:sz w:val="20"/>
+          <w:szCs w:val="20"/>
+        </w:rPr>
+        <w:t xml:space="preserve">•  Why can you add the microphones together but not mix microphones with stands?</w:t>
+      </w:r>
+    </w:p>
+    <w:p>
+      <w:pPr>
+        <w:spacing w:after="40"/>
+        <w:ind w:left="300"/>
+      </w:pPr>
+      <w:r>
+        <w:rPr>
+          <w:sz w:val="20"/>
+          <w:szCs w:val="20"/>
+        </w:rPr>
+        <w:t xml:space="preserve">•  What makes microphones and stands 'different types' of items?</w:t>
+      </w:r>
+    </w:p>
+    <w:p>
+      <w:pPr>
+        <w:spacing w:after="40"/>
+        <w:ind w:left="300"/>
+      </w:pPr>
+      <w:r>
+        <w:rPr>
+          <w:sz w:val="20"/>
+          <w:szCs w:val="20"/>
+        </w:rPr>
+        <w:t xml:space="preserve">•  How is this like combining like terms in algebra?</w:t>
+      </w:r>
+    </w:p>
+    <w:p>
+      <w:pPr>
+        <w:spacing w:after="40"/>
+        <w:ind w:left="300"/>
+      </w:pPr>
+      <w:r>
+        <w:rPr>
+          <w:sz w:val="20"/>
+          <w:szCs w:val="20"/>
+        </w:rPr>
+        <w:t xml:space="preserve">•  What if some rooms returned equipment — would you subtract?</w:t>
+      </w:r>
+    </w:p>
+    <w:p>
+      <w:pPr>
+        <w:spacing w:after="40"/>
+        <w:ind w:left="300"/>
+      </w:pPr>
+      <w:r>
+        <w:rPr>
+          <w:sz w:val="20"/>
+          <w:szCs w:val="20"/>
+        </w:rPr>
+        <w:t xml:space="preserve">•  Can you always simplify an expression, or are some already as simple as possible?</w:t>
+      </w:r>
+    </w:p>
+    <w:p>
+      <w:pPr>
+        <w:pStyle w:val="Heading2"/>
+        <w:spacing w:after="80" w:before="180"/>
+      </w:pPr>
+      <w:r>
+        <w:rPr>
+          <w:b/>
+          <w:bCs/>
+          <w:color w:val="12355B"/>
+          <w:sz w:val="24"/>
+          <w:szCs w:val="24"/>
+        </w:rPr>
+        <w:t xml:space="preserve">Solved Example</w:t>
+      </w:r>
+      <w:r>
+        <w:rPr>
+          <w:i/>
+          <w:iCs/>
+          <w:color w:val="1FA6A2"/>
+          <w:sz w:val="19"/>
+          <w:szCs w:val="19"/>
+        </w:rPr>
+        <w:t xml:space="preserve">   I Do — watch each step</w:t>
+      </w:r>
+    </w:p>
+    <w:p>
+      <w:pPr>
+        <w:keepNext/>
+        <w:spacing w:after="40"/>
+      </w:pPr>
+      <w:r>
+        <w:rPr>
+          <w:b/>
+          <w:bCs/>
+          <w:color w:val="12355B"/>
+          <w:sz w:val="21"/>
+          <w:szCs w:val="21"/>
+        </w:rPr>
+        <w:t xml:space="preserve">Problem:  </w:t>
+      </w:r>
+      <w:r>
+        <w:rPr>
+          <w:sz w:val="21"/>
+          <w:szCs w:val="21"/>
+        </w:rPr>
+        <w:t xml:space="preserve">Simplify 7x + 3x.</w:t>
+      </w:r>
+    </w:p>
+    <w:p>
+      <w:pPr>
+        <w:spacing w:after="30"/>
+        <w:ind w:left="420"/>
+      </w:pPr>
+      <w:r>
+        <w:rPr>
+          <w:sz w:val="20"/>
+          <w:szCs w:val="20"/>
+        </w:rPr>
+        <w:t xml:space="preserve">A)  10x</w:t>
+      </w:r>
+    </w:p>
+    <w:p>
+      <w:pPr>
+        <w:spacing w:after="30"/>
+        <w:ind w:left="420"/>
+      </w:pPr>
+      <w:r>
+        <w:rPr>
+          <w:sz w:val="20"/>
+          <w:szCs w:val="20"/>
+        </w:rPr>
+        <w:t xml:space="preserve">B)  10x²</w:t>
+      </w:r>
+    </w:p>
+    <w:p>
+      <w:pPr>
+        <w:spacing w:after="30"/>
+        <w:ind w:left="420"/>
+      </w:pPr>
+      <w:r>
+        <w:rPr>
+          <w:sz w:val="20"/>
+          <w:szCs w:val="20"/>
+        </w:rPr>
+        <w:t xml:space="preserve">C)  21x</w:t>
+      </w:r>
+    </w:p>
+    <w:p>
+      <w:pPr>
+        <w:spacing w:after="30"/>
+        <w:ind w:left="420"/>
+      </w:pPr>
+      <w:r>
+        <w:rPr>
+          <w:sz w:val="20"/>
+          <w:szCs w:val="20"/>
+        </w:rPr>
+        <w:t xml:space="preserve">D)  73x</w:t>
+      </w:r>
+    </w:p>
+    <w:p>
+      <w:pPr>
+        <w:spacing w:after="20" w:before="50"/>
+      </w:pPr>
+      <w:r>
+        <w:rPr>
+          <w:b/>
+          <w:bCs/>
+          <w:color w:val="1FA6A2"/>
+          <w:sz w:val="21"/>
+          <w:szCs w:val="21"/>
+        </w:rPr>
+        <w:t xml:space="preserve">Step 1:  </w:t>
+      </w:r>
+      <w:r>
+        <w:rPr>
+          <w:sz w:val="21"/>
+          <w:szCs w:val="21"/>
+        </w:rPr>
+        <w:t xml:space="preserve">7x + 3x = 10x.</w:t>
+      </w:r>
+    </w:p>
+    <w:p>
+      <w:pPr>
+        <w:spacing w:after="20" w:before="50"/>
+      </w:pPr>
+      <w:r>
+        <w:rPr>
+          <w:b/>
+          <w:bCs/>
+          <w:color w:val="1FA6A2"/>
+          <w:sz w:val="21"/>
+          <w:szCs w:val="21"/>
+        </w:rPr>
+        <w:t xml:space="preserve">Step 2:  </w:t>
+      </w:r>
+      <w:r>
+        <w:rPr>
+          <w:sz w:val="21"/>
+          <w:szCs w:val="21"/>
+        </w:rPr>
+        <w:t xml:space="preserve">Add the coefficients: 7 + 3 = 10.</w:t>
+      </w:r>
+    </w:p>
+    <w:p>
+      <w:pPr>
+        <w:spacing w:after="40" w:before="60"/>
+      </w:pPr>
+      <w:r>
+        <w:rPr>
+          <w:b/>
+          <w:bCs/>
+          <w:color w:val="12355B"/>
+          <w:sz w:val="21"/>
+          <w:szCs w:val="21"/>
+        </w:rPr>
+        <w:t xml:space="preserve">Answer:  </w:t>
+      </w:r>
+      <w:r>
+        <w:rPr>
+          <w:b/>
+          <w:bCs/>
+          <w:sz w:val="21"/>
+          <w:szCs w:val="21"/>
+        </w:rPr>
+        <w:t xml:space="preserve">A. 10x</w:t>
+      </w:r>
+    </w:p>
+    <w:p>
+      <w:pPr>
+        <w:pStyle w:val="Heading1"/>
+        <w:pageBreakBefore/>
+        <w:pBdr>
+          <w:bottom w:val="single" w:color="1FA6A2" w:sz="14" w:space="6"/>
+        </w:pBdr>
+        <w:spacing w:after="140" w:before="0"/>
+      </w:pPr>
+      <w:r>
+        <w:rPr>
+          <w:b/>
+          <w:bCs/>
+          <w:color w:val="12355B"/>
+          <w:sz w:val="30"/>
+          <w:szCs w:val="30"/>
+        </w:rPr>
+        <w:t xml:space="preserve">Guided Practice</w:t>
+      </w:r>
+    </w:p>
+    <w:p>
+      <w:pPr>
+        <w:pStyle w:val="Heading2"/>
+        <w:spacing w:after="80" w:before="180"/>
+      </w:pPr>
+      <w:r>
+        <w:rPr>
+          <w:b/>
+          <w:bCs/>
+          <w:color w:val="12355B"/>
+          <w:sz w:val="24"/>
+          <w:szCs w:val="24"/>
+        </w:rPr>
+        <w:t xml:space="preserve">Solve Together</w:t>
+      </w:r>
+      <w:r>
+        <w:rPr>
+          <w:i/>
+          <w:iCs/>
+          <w:color w:val="6B4FA0"/>
+          <w:sz w:val="19"/>
+          <w:szCs w:val="19"/>
+        </w:rPr>
+        <w:t xml:space="preserve">   We Do — work with your class</w:t>
+      </w:r>
+    </w:p>
+    <w:p>
+      <w:pPr>
+        <w:keepNext/>
+        <w:spacing w:after="40" w:before="40"/>
+      </w:pPr>
+      <w:r>
+        <w:rPr>
+          <w:b/>
+          <w:bCs/>
+          <w:color w:val="12355B"/>
+          <w:sz w:val="21"/>
+          <w:szCs w:val="21"/>
+        </w:rPr>
+        <w:t xml:space="preserve">Problem:  </w:t>
+      </w:r>
+      <w:r>
+        <w:rPr>
+          <w:sz w:val="21"/>
+          <w:szCs w:val="21"/>
+        </w:rPr>
+        <w:t xml:space="preserve">Simplify 9n + 4 + 2n.</w:t>
+      </w:r>
+    </w:p>
+    <w:p>
+      <w:pPr>
+        <w:spacing w:after="30"/>
+        <w:ind w:left="420"/>
+      </w:pPr>
+      <w:r>
+        <w:rPr>
+          <w:sz w:val="20"/>
+          <w:szCs w:val="20"/>
+        </w:rPr>
+        <w:t xml:space="preserve">A)  11n + 4</w:t>
+      </w:r>
+    </w:p>
+    <w:p>
+      <w:pPr>
+        <w:spacing w:after="30"/>
+        <w:ind w:left="420"/>
+      </w:pPr>
+      <w:r>
+        <w:rPr>
+          <w:sz w:val="20"/>
+          <w:szCs w:val="20"/>
+        </w:rPr>
+        <w:t xml:space="preserve">B)  15n</w:t>
+      </w:r>
+    </w:p>
+    <w:p>
+      <w:pPr>
+        <w:spacing w:after="30"/>
+        <w:ind w:left="420"/>
+      </w:pPr>
+      <w:r>
+        <w:rPr>
+          <w:sz w:val="20"/>
+          <w:szCs w:val="20"/>
+        </w:rPr>
+        <w:t xml:space="preserve">C)  11n² + 4</w:t>
+      </w:r>
+    </w:p>
+    <w:p>
+      <w:pPr>
+        <w:spacing w:after="30"/>
+        <w:ind w:left="420"/>
+      </w:pPr>
+      <w:r>
+        <w:rPr>
+          <w:sz w:val="20"/>
+          <w:szCs w:val="20"/>
+        </w:rPr>
+        <w:t xml:space="preserve">D)  92n + 4</w:t>
+      </w:r>
+    </w:p>
+    <w:p>
+      <w:pPr>
+        <w:keepNext/>
+        <w:spacing w:after="0" w:before="50"/>
+      </w:pPr>
+      <w:r>
+        <w:rPr>
+          <w:b/>
+          <w:bCs/>
+          <w:color w:val="6B4FA0"/>
+          <w:sz w:val="21"/>
+          <w:szCs w:val="21"/>
+        </w:rPr>
+        <w:t xml:space="preserve">Step 1:</w:t>
+      </w:r>
+    </w:p>
+    <w:p>
+      <w:pPr>
+        <w:pBdr>
+          <w:bottom w:val="single" w:color="AFBECC" w:sz="6"/>
+        </w:pBdr>
+        <w:spacing w:after="30" w:before="150"/>
+      </w:pPr>
+      <w:r>
+        <w:t xml:space="preserve"/>
+      </w:r>
+    </w:p>
+    <w:p>
+      <w:pPr>
+        <w:keepNext/>
+        <w:spacing w:after="0" w:before="50"/>
+      </w:pPr>
+      <w:r>
+        <w:rPr>
+          <w:b/>
+          <w:bCs/>
+          <w:color w:val="6B4FA0"/>
+          <w:sz w:val="21"/>
+          <w:szCs w:val="21"/>
+        </w:rPr>
+        <w:t xml:space="preserve">Step 2:</w:t>
+      </w:r>
+    </w:p>
+    <w:p>
+      <w:pPr>
+        <w:pBdr>
+          <w:bottom w:val="single" w:color="AFBECC" w:sz="6"/>
+        </w:pBdr>
+        <w:spacing w:after="30" w:before="150"/>
+      </w:pPr>
+      <w:r>
+        <w:t xml:space="preserve"/>
+      </w:r>
+    </w:p>
+    <w:p>
+      <w:pPr>
+        <w:keepNext/>
+        <w:spacing w:after="0" w:before="60"/>
+      </w:pPr>
+      <w:r>
+        <w:rPr>
+          <w:b/>
+          <w:bCs/>
+          <w:color w:val="12355B"/>
+          <w:sz w:val="21"/>
+          <w:szCs w:val="21"/>
+        </w:rPr>
+        <w:t xml:space="preserve">Answer:</w:t>
+      </w:r>
+    </w:p>
+    <w:p>
+      <w:pPr>
+        <w:pBdr>
+          <w:bottom w:val="single" w:color="AFBECC" w:sz="6"/>
+        </w:pBdr>
+        <w:spacing w:after="30" w:before="150"/>
+      </w:pPr>
+      <w:r>
+        <w:t xml:space="preserve"/>
+      </w:r>
+    </w:p>
+    <w:p>
+      <w:pPr>
+        <w:spacing w:after="80"/>
+      </w:pPr>
+      <w:r>
+        <w:t xml:space="preserve"/>
+      </w:r>
+    </w:p>
+    <w:tbl>
+      <w:tblPr>
+        <w:tblW w:type="pct" w:w="100%"/>
+        <w:tblBorders>
+          <w:top w:val="single" w:color="BBD0DE" w:sz="8"/>
+          <w:left w:val="single" w:color="BBD0DE" w:sz="8"/>
+          <w:bottom w:val="single" w:color="BBD0DE" w:sz="8"/>
+          <w:right w:val="single" w:color="BBD0DE" w:sz="8"/>
+          <w:insideH w:val="single" w:color="auto" w:sz="4"/>
+          <w:insideV w:val="single" w:color="auto" w:sz="4"/>
+        </w:tblBorders>
+      </w:tblPr>
+      <w:tblGrid>
+        <w:gridCol w:w="100"/>
+      </w:tblGrid>
+      <w:tr>
+        <w:tc>
+          <w:tcPr>
+            <w:shd w:fill="EEF4F8" w:color="auto" w:val="clear"/>
+            <w:tcMar>
+              <w:top w:type="dxa" w:w="120"/>
+              <w:left w:type="dxa" w:w="180"/>
+              <w:bottom w:type="dxa" w:w="120"/>
+              <w:right w:type="dxa" w:w="180"/>
+            </w:tcMar>
+          </w:tcPr>
+          <w:p>
+            <w:pPr>
               <w:spacing w:after="60"/>
             </w:pPr>
             <w:r>
@@ -3344,6 +4640,97 @@
           <w:szCs w:val="19"/>
         </w:rPr>
         <w:t xml:space="preserve">  — 6x + 2x = 8x and 3 + 5 = 8, so the simplified expression is 8x + 8.</w:t>
+      </w:r>
+    </w:p>
+    <w:p>
+      <w:pPr>
+        <w:pStyle w:val="Heading2"/>
+        <w:spacing w:after="80" w:before="180"/>
+      </w:pPr>
+      <w:r>
+        <w:rPr>
+          <w:b/>
+          <w:bCs/>
+          <w:color w:val="12355B"/>
+          <w:sz w:val="24"/>
+          <w:szCs w:val="24"/>
+        </w:rPr>
+        <w:t xml:space="preserve">Math Writing Criteria</w:t>
+      </w:r>
+    </w:p>
+    <w:p>
+      <w:pPr>
+        <w:spacing w:after="100"/>
+      </w:pPr>
+      <w:r>
+        <w:rPr>
+          <w:i/>
+          <w:iCs/>
+          <w:color w:val="5F6F80"/>
+          <w:sz w:val="19"/>
+          <w:szCs w:val="19"/>
+        </w:rPr>
+        <w:t xml:space="preserve">The support level changes the amount of language scaffolding, not the mathematical expectation.</w:t>
+      </w:r>
+    </w:p>
+    <w:p>
+      <w:pPr>
+        <w:spacing w:after="80"/>
+      </w:pPr>
+      <w:r>
+        <w:rPr>
+          <w:sz w:val="20"/>
+          <w:szCs w:val="20"/>
+        </w:rPr>
+        <w:t xml:space="preserve">☐  I answered the question.</w:t>
+      </w:r>
+    </w:p>
+    <w:p>
+      <w:pPr>
+        <w:spacing w:after="80"/>
+      </w:pPr>
+      <w:r>
+        <w:rPr>
+          <w:sz w:val="20"/>
+          <w:szCs w:val="20"/>
+        </w:rPr>
+        <w:t xml:space="preserve">☐  I used math evidence: numbers, an equation, a model, or a comparison.</w:t>
+      </w:r>
+    </w:p>
+    <w:p>
+      <w:pPr>
+        <w:spacing w:after="80"/>
+      </w:pPr>
+      <w:r>
+        <w:rPr>
+          <w:sz w:val="20"/>
+          <w:szCs w:val="20"/>
+        </w:rPr>
+        <w:t xml:space="preserve">☐  I explained how the evidence proves my answer.</w:t>
+      </w:r>
+    </w:p>
+    <w:p>
+      <w:pPr>
+        <w:spacing w:after="80"/>
+      </w:pPr>
+      <w:r>
+        <w:rPr>
+          <w:sz w:val="20"/>
+          <w:szCs w:val="20"/>
+        </w:rPr>
+        <w:t xml:space="preserve">☐  I used at least two math words.</w:t>
+      </w:r>
+    </w:p>
+    <w:p>
+      <w:pPr>
+        <w:spacing w:after="80"/>
+      </w:pPr>
+      <w:r>
+        <w:rPr>
+          <w:sz w:val="20"/>
+          <w:szCs w:val="20"/>
+        </w:rPr>
+        <w:t xml:space="preserve">☐  I reread complete sentences and punctuation.</w:t>
       </w:r>
     </w:p>
     <w:sectPr>

--- a/lessons/6-7/downloads/6-7-notes-teacher.docx
+++ b/lessons/6-7/downloads/6-7-notes-teacher.docx
@@ -180,7 +180,7 @@
                 <w:sz w:val="20"/>
                 <w:szCs w:val="20"/>
               </w:rPr>
-              <w:t xml:space="preserve">I can find the greatest common factor (GCF) of two numbers by listing or comparing their factors.</w:t>
+              <w:t xml:space="preserve">I can find the greatest common factor and the least common multiple of two numbers, and use each to solve a real problem.</w:t>
             </w:r>
           </w:p>
           <w:p>
@@ -202,7 +202,7 @@
                 <w:sz w:val="20"/>
                 <w:szCs w:val="20"/>
               </w:rPr>
-              <w:t xml:space="preserve">I can explain how I found the GCF using the words factor, common factor, divisible, and greatest common factor.</w:t>
+              <w:t xml:space="preserve">I can explain my choice using the words factor, multiple, common, greatest, and least.</w:t>
             </w:r>
           </w:p>
         </w:tc>
@@ -351,7 +351,7 @@
                 <w:sz w:val="24"/>
                 <w:szCs w:val="24"/>
               </w:rPr>
-              <w:t xml:space="preserve">Greatest Common Factor</w:t>
+              <w:t xml:space="preserve">Find Factors and Multiples</w:t>
             </w:r>
             <w:r>
               <w:rPr>
@@ -361,7 +361,7 @@
                 <w:sz w:val="19"/>
                 <w:szCs w:val="19"/>
               </w:rPr>
-              <w:t xml:space="preserve">   Máximo común divisor</w:t>
+              <w:t xml:space="preserve">   Hallar factores y múltiplos</w:t>
             </w:r>
           </w:p>
           <w:p>
@@ -373,7 +373,7 @@
                 <w:sz w:val="21"/>
                 <w:szCs w:val="21"/>
               </w:rPr>
-              <w:t xml:space="preserve">The greatest whole number that divides two or more numbers with no remainder.</w:t>
+              <w:t xml:space="preserve">Listing what divides a number evenly (its factors) and what it divides into evenly (its multiples), then finding what two numbers share.</w:t>
             </w:r>
           </w:p>
           <w:p>
@@ -398,7 +398,7 @@
                 <w:sz w:val="18"/>
                 <w:szCs w:val="18"/>
               </w:rPr>
-              <w:t xml:space="preserve">Factors shared by 12 and 18 are 1, 2, 3, and 6, so GCF = 6.</w:t>
+              <w:t xml:space="preserve">GCF of 48 and 36 is 12 · LCM of 6 and 8 is 24</w:t>
             </w:r>
           </w:p>
         </w:tc>
@@ -527,7 +527,7 @@
                 <w:sz w:val="21"/>
                 <w:szCs w:val="21"/>
               </w:rPr>
-              <w:t xml:space="preserve">A factor of a whole number divides it evenly, with no remainder. For example, 3 is a factor of 12 because 12 ÷ 3 = 4.</w:t>
+              <w:t xml:space="preserve">A whole number that divides another number evenly, with no remainder.</w:t>
             </w:r>
           </w:p>
           <w:p>
@@ -552,7 +552,161 @@
                 <w:sz w:val="18"/>
                 <w:szCs w:val="18"/>
               </w:rPr>
-              <w:t xml:space="preserve">Factors of 12: 1, 2, 3, 4, 6, 12 — each divides 12 with no remainder</w:t>
+              <w:t xml:space="preserve">Factors of 36: 1, 2, 3, 4, 6, 9, 12, 18, 36</w:t>
+            </w:r>
+          </w:p>
+        </w:tc>
+      </w:tr>
+    </w:tbl>
+    <w:tbl>
+      <w:tblPr>
+        <w:tblW w:type="pct" w:w="100%"/>
+        <w:tblBorders>
+          <w:top w:val="none" w:color="FFFFFF" w:sz="0"/>
+          <w:left w:val="none" w:color="FFFFFF" w:sz="0"/>
+          <w:bottom w:val="single" w:color="C7D2DD" w:sz="4"/>
+          <w:right w:val="none" w:color="FFFFFF" w:sz="0"/>
+          <w:insideH w:val="none" w:color="FFFFFF" w:sz="0"/>
+          <w:insideV w:val="none" w:color="FFFFFF" w:sz="0"/>
+        </w:tblBorders>
+      </w:tblPr>
+      <w:tblGrid>
+        <w:gridCol w:w="1800"/>
+        <w:gridCol w:w="7560"/>
+      </w:tblGrid>
+      <w:tr>
+        <w:trPr>
+          <w:cantSplit/>
+        </w:trPr>
+        <w:tc>
+          <w:tcPr>
+            <w:tcW w:type="dxa" w:w="1800"/>
+            <w:tcMar>
+              <w:top w:type="dxa" w:w="100"/>
+              <w:left w:type="dxa" w:w="40"/>
+              <w:bottom w:type="dxa" w:w="100"/>
+              <w:right w:type="dxa" w:w="120"/>
+            </w:tcMar>
+            <w:vAlign w:val="center"/>
+          </w:tcPr>
+          <w:p>
+            <w:pPr>
+              <w:spacing w:after="0"/>
+              <w:jc w:val="center"/>
+            </w:pPr>
+            <w:r>
+              <w:drawing>
+                <wp:inline distT="0" distB="0" distL="0" distR="0">
+                  <wp:extent cx="1047750" cy="790575"/>
+                  <wp:effectExtent t="0" r="0" b="0" l="0"/>
+                  <wp:docPr id="1" name="" descr="" title=""/>
+                  <wp:cNvGraphicFramePr>
+                    <a:graphicFrameLocks xmlns:a="http://schemas.openxmlformats.org/drawingml/2006/main" noChangeAspect="1"/>
+                  </wp:cNvGraphicFramePr>
+                  <a:graphic xmlns:a="http://schemas.openxmlformats.org/drawingml/2006/main">
+                    <a:graphicData uri="http://schemas.openxmlformats.org/drawingml/2006/picture">
+                      <pic:pic xmlns:pic="http://schemas.openxmlformats.org/drawingml/2006/picture">
+                        <pic:nvPicPr>
+                          <pic:cNvPr id="0" name="" descr=""/>
+                          <pic:cNvPicPr>
+                            <a:picLocks noChangeAspect="1" noChangeArrowheads="1"/>
+                          </pic:cNvPicPr>
+                        </pic:nvPicPr>
+                        <pic:blipFill>
+                          <a:blip r:embed="rId11" cstate="none"/>
+                          <a:srcRect/>
+                          <a:stretch>
+                            <a:fillRect/>
+                          </a:stretch>
+                        </pic:blipFill>
+                        <pic:spPr bwMode="auto">
+                          <a:xfrm>
+                            <a:off x="0" y="0"/>
+                            <a:ext cx="1047750" cy="790575"/>
+                          </a:xfrm>
+                          <a:prstGeom prst="rect">
+                            <a:avLst/>
+                          </a:prstGeom>
+                        </pic:spPr>
+                      </pic:pic>
+                    </a:graphicData>
+                  </a:graphic>
+                </wp:inline>
+              </w:drawing>
+            </w:r>
+          </w:p>
+        </w:tc>
+        <w:tc>
+          <w:tcPr>
+            <w:tcW w:type="dxa" w:w="7560"/>
+            <w:tcMar>
+              <w:top w:type="dxa" w:w="100"/>
+              <w:left w:type="dxa" w:w="40"/>
+              <w:bottom w:type="dxa" w:w="100"/>
+              <w:right w:type="dxa" w:w="40"/>
+            </w:tcMar>
+            <w:vAlign w:val="center"/>
+          </w:tcPr>
+          <w:p>
+            <w:pPr>
+              <w:spacing w:after="50"/>
+            </w:pPr>
+            <w:r>
+              <w:rPr>
+                <w:b/>
+                <w:bCs/>
+                <w:color w:val="12355B"/>
+                <w:sz w:val="24"/>
+                <w:szCs w:val="24"/>
+              </w:rPr>
+              <w:t xml:space="preserve">Multiple</w:t>
+            </w:r>
+            <w:r>
+              <w:rPr>
+                <w:i/>
+                <w:iCs/>
+                <w:color w:val="5F6F80"/>
+                <w:sz w:val="19"/>
+                <w:szCs w:val="19"/>
+              </w:rPr>
+              <w:t xml:space="preserve">   Múltiplo</w:t>
+            </w:r>
+          </w:p>
+          <w:p>
+            <w:pPr>
+              <w:spacing w:after="40"/>
+            </w:pPr>
+            <w:r>
+              <w:rPr>
+                <w:sz w:val="21"/>
+                <w:szCs w:val="21"/>
+              </w:rPr>
+              <w:t xml:space="preserve">The result of multiplying a number by 1, 2, 3, and so on — where you land when you skip-count by it.</w:t>
+            </w:r>
+          </w:p>
+          <w:p>
+            <w:pPr>
+              <w:spacing w:after="0"/>
+            </w:pPr>
+            <w:r>
+              <w:rPr>
+                <w:b/>
+                <w:bCs/>
+                <w:color w:val="1FA6A2"/>
+                <w:sz w:val="18"/>
+                <w:szCs w:val="18"/>
+              </w:rPr>
+              <w:t xml:space="preserve">Example:  </w:t>
+            </w:r>
+            <w:r>
+              <w:rPr>
+                <w:i/>
+                <w:iCs/>
+                <w:color w:val="5F6F80"/>
+                <w:sz w:val="18"/>
+                <w:szCs w:val="18"/>
+              </w:rPr>
+              <w:t xml:space="preserve">Multiples of 8: 8, 16, 24, 32, 40 …</w:t>
             </w:r>
           </w:p>
         </w:tc>
@@ -659,7 +813,7 @@
                 <w:sz w:val="24"/>
                 <w:szCs w:val="24"/>
               </w:rPr>
-              <w:t xml:space="preserve">Common factor</w:t>
+              <w:t xml:space="preserve">Greatest common factor (GCF)</w:t>
             </w:r>
             <w:r>
               <w:rPr>
@@ -669,7 +823,7 @@
                 <w:sz w:val="19"/>
                 <w:szCs w:val="19"/>
               </w:rPr>
-              <w:t xml:space="preserve">   Factor común</w:t>
+              <w:t xml:space="preserve">   Máximo común divisor (MCD)</w:t>
             </w:r>
           </w:p>
           <w:p>
@@ -681,7 +835,7 @@
                 <w:sz w:val="21"/>
                 <w:szCs w:val="21"/>
               </w:rPr>
-              <w:t xml:space="preserve">A number that divides two or more numbers evenly.</w:t>
+              <w:t xml:space="preserve">The largest number that is a factor of two or more numbers. It answers “how many equal groups can I make?”</w:t>
             </w:r>
           </w:p>
           <w:p>
@@ -706,7 +860,7 @@
                 <w:sz w:val="18"/>
                 <w:szCs w:val="18"/>
               </w:rPr>
-              <w:t xml:space="preserve">8 and 12 both divide evenly by 1, 2, and 4 — those are their common factors</w:t>
+              <w:t xml:space="preserve">48 and 36 share 1, 2, 3, 4, 6, 12 → GCF = 12</w:t>
             </w:r>
           </w:p>
         </w:tc>
@@ -767,7 +921,7 @@
                           </pic:cNvPicPr>
                         </pic:nvPicPr>
                         <pic:blipFill>
-                          <a:blip r:embed="rId11" cstate="none"/>
+                          <a:blip r:embed="rId9" cstate="none"/>
                           <a:srcRect/>
                           <a:stretch>
                             <a:fillRect/>
@@ -813,7 +967,7 @@
                 <w:sz w:val="24"/>
                 <w:szCs w:val="24"/>
               </w:rPr>
-              <w:t xml:space="preserve">Divisible</w:t>
+              <w:t xml:space="preserve">Least common multiple (LCM)</w:t>
             </w:r>
             <w:r>
               <w:rPr>
@@ -823,7 +977,7 @@
                 <w:sz w:val="19"/>
                 <w:szCs w:val="19"/>
               </w:rPr>
-              <w:t xml:space="preserve">   Divisible</w:t>
+              <w:t xml:space="preserve">   Mínimo común múltiplo (mcm)</w:t>
             </w:r>
           </w:p>
           <w:p>
@@ -835,7 +989,7 @@
                 <w:sz w:val="21"/>
                 <w:szCs w:val="21"/>
               </w:rPr>
-              <w:t xml:space="preserve">A number you can divide evenly, with nothing left over.</w:t>
+              <w:t xml:space="preserve">The smallest number that is a multiple of two or more numbers. It answers “when will these line up again?”</w:t>
             </w:r>
           </w:p>
           <w:p>
@@ -860,7 +1014,161 @@
                 <w:sz w:val="18"/>
                 <w:szCs w:val="18"/>
               </w:rPr>
-              <w:t xml:space="preserve">15 ÷ 3 = 5 with no remainder, so 15 is divisible by 3</w:t>
+              <w:t xml:space="preserve">6, 12, 18, 24 and 8, 16, 24 → LCM = 24</w:t>
+            </w:r>
+          </w:p>
+        </w:tc>
+      </w:tr>
+    </w:tbl>
+    <w:tbl>
+      <w:tblPr>
+        <w:tblW w:type="pct" w:w="100%"/>
+        <w:tblBorders>
+          <w:top w:val="none" w:color="FFFFFF" w:sz="0"/>
+          <w:left w:val="none" w:color="FFFFFF" w:sz="0"/>
+          <w:bottom w:val="single" w:color="C7D2DD" w:sz="4"/>
+          <w:right w:val="none" w:color="FFFFFF" w:sz="0"/>
+          <w:insideH w:val="none" w:color="FFFFFF" w:sz="0"/>
+          <w:insideV w:val="none" w:color="FFFFFF" w:sz="0"/>
+        </w:tblBorders>
+      </w:tblPr>
+      <w:tblGrid>
+        <w:gridCol w:w="1800"/>
+        <w:gridCol w:w="7560"/>
+      </w:tblGrid>
+      <w:tr>
+        <w:trPr>
+          <w:cantSplit/>
+        </w:trPr>
+        <w:tc>
+          <w:tcPr>
+            <w:tcW w:type="dxa" w:w="1800"/>
+            <w:tcMar>
+              <w:top w:type="dxa" w:w="100"/>
+              <w:left w:type="dxa" w:w="40"/>
+              <w:bottom w:type="dxa" w:w="100"/>
+              <w:right w:type="dxa" w:w="120"/>
+            </w:tcMar>
+            <w:vAlign w:val="center"/>
+          </w:tcPr>
+          <w:p>
+            <w:pPr>
+              <w:spacing w:after="0"/>
+              <w:jc w:val="center"/>
+            </w:pPr>
+            <w:r>
+              <w:drawing>
+                <wp:inline distT="0" distB="0" distL="0" distR="0">
+                  <wp:extent cx="1047750" cy="790575"/>
+                  <wp:effectExtent t="0" r="0" b="0" l="0"/>
+                  <wp:docPr id="1" name="" descr="" title=""/>
+                  <wp:cNvGraphicFramePr>
+                    <a:graphicFrameLocks xmlns:a="http://schemas.openxmlformats.org/drawingml/2006/main" noChangeAspect="1"/>
+                  </wp:cNvGraphicFramePr>
+                  <a:graphic xmlns:a="http://schemas.openxmlformats.org/drawingml/2006/main">
+                    <a:graphicData uri="http://schemas.openxmlformats.org/drawingml/2006/picture">
+                      <pic:pic xmlns:pic="http://schemas.openxmlformats.org/drawingml/2006/picture">
+                        <pic:nvPicPr>
+                          <pic:cNvPr id="0" name="" descr=""/>
+                          <pic:cNvPicPr>
+                            <a:picLocks noChangeAspect="1" noChangeArrowheads="1"/>
+                          </pic:cNvPicPr>
+                        </pic:nvPicPr>
+                        <pic:blipFill>
+                          <a:blip r:embed="rId9" cstate="none"/>
+                          <a:srcRect/>
+                          <a:stretch>
+                            <a:fillRect/>
+                          </a:stretch>
+                        </pic:blipFill>
+                        <pic:spPr bwMode="auto">
+                          <a:xfrm>
+                            <a:off x="0" y="0"/>
+                            <a:ext cx="1047750" cy="790575"/>
+                          </a:xfrm>
+                          <a:prstGeom prst="rect">
+                            <a:avLst/>
+                          </a:prstGeom>
+                        </pic:spPr>
+                      </pic:pic>
+                    </a:graphicData>
+                  </a:graphic>
+                </wp:inline>
+              </w:drawing>
+            </w:r>
+          </w:p>
+        </w:tc>
+        <w:tc>
+          <w:tcPr>
+            <w:tcW w:type="dxa" w:w="7560"/>
+            <w:tcMar>
+              <w:top w:type="dxa" w:w="100"/>
+              <w:left w:type="dxa" w:w="40"/>
+              <w:bottom w:type="dxa" w:w="100"/>
+              <w:right w:type="dxa" w:w="40"/>
+            </w:tcMar>
+            <w:vAlign w:val="center"/>
+          </w:tcPr>
+          <w:p>
+            <w:pPr>
+              <w:spacing w:after="50"/>
+            </w:pPr>
+            <w:r>
+              <w:rPr>
+                <w:b/>
+                <w:bCs/>
+                <w:color w:val="12355B"/>
+                <w:sz w:val="24"/>
+                <w:szCs w:val="24"/>
+              </w:rPr>
+              <w:t xml:space="preserve">Factor pair</w:t>
+            </w:r>
+            <w:r>
+              <w:rPr>
+                <w:i/>
+                <w:iCs/>
+                <w:color w:val="5F6F80"/>
+                <w:sz w:val="19"/>
+                <w:szCs w:val="19"/>
+              </w:rPr>
+              <w:t xml:space="preserve">   Par de factores</w:t>
+            </w:r>
+          </w:p>
+          <w:p>
+            <w:pPr>
+              <w:spacing w:after="40"/>
+            </w:pPr>
+            <w:r>
+              <w:rPr>
+                <w:sz w:val="21"/>
+                <w:szCs w:val="21"/>
+              </w:rPr>
+              <w:t xml:space="preserve">Two factors that multiply to make a number. In a word problem, one is the number of groups and the other is the size of each group.</w:t>
+            </w:r>
+          </w:p>
+          <w:p>
+            <w:pPr>
+              <w:spacing w:after="0"/>
+            </w:pPr>
+            <w:r>
+              <w:rPr>
+                <w:b/>
+                <w:bCs/>
+                <w:color w:val="1FA6A2"/>
+                <w:sz w:val="18"/>
+                <w:szCs w:val="18"/>
+              </w:rPr>
+              <w:t xml:space="preserve">Example:  </w:t>
+            </w:r>
+            <w:r>
+              <w:rPr>
+                <w:i/>
+                <w:iCs/>
+                <w:color w:val="5F6F80"/>
+                <w:sz w:val="18"/>
+                <w:szCs w:val="18"/>
+              </w:rPr>
+              <w:t xml:space="preserve">48 = 2 × 24, so 2 packs of 24 pencils</w:t>
             </w:r>
           </w:p>
         </w:tc>
@@ -977,7 +1285,7 @@
                 <w:sz w:val="19"/>
                 <w:szCs w:val="19"/>
               </w:rPr>
-              <w:t xml:space="preserve">   Factorización prima</w:t>
+              <w:t xml:space="preserve">   Descomposición en factores primos</w:t>
             </w:r>
           </w:p>
           <w:p>
@@ -989,7 +1297,7 @@
                 <w:sz w:val="21"/>
                 <w:szCs w:val="21"/>
               </w:rPr>
-              <w:t xml:space="preserve">Writing a number as prime numbers multiplied together. It helps you find the GCF.</w:t>
+              <w:t xml:space="preserve">Writing a number as a product of prime numbers, usually with a factor tree. Multiplying the primes two numbers share also gives the GCF.</w:t>
             </w:r>
           </w:p>
           <w:p>
@@ -1014,7 +1322,7 @@
                 <w:sz w:val="18"/>
                 <w:szCs w:val="18"/>
               </w:rPr>
-              <w:t xml:space="preserve">12 = 2 × 2 × 3 and 18 = 2 × 3 × 3. Shared primes: 2 × 3 = 6 = GCF</w:t>
+              <w:t xml:space="preserve">48 = 2×2×2×2×3, 36 = 2×2×3×3 → shared 2×2×3 = 12</w:t>
             </w:r>
           </w:p>
         </w:tc>
@@ -1106,7 +1414,7 @@
                 <w:sz w:val="21"/>
                 <w:szCs w:val="21"/>
               </w:rPr>
-              <w:t xml:space="preserve">Greatest Common Factor      •      Factor      •      Common factor      •      Divisible      •      Prime factorization</w:t>
+              <w:t xml:space="preserve">Find Factors and Multiples      •      Factor      •      Multiple      •      Greatest common factor (GCF)      •      Least common multiple (LCM)      •      Factor pair      •      Prime factorization</w:t>
             </w:r>
           </w:p>
         </w:tc>
@@ -1139,7 +1447,7 @@
           <w:sz w:val="22"/>
           <w:szCs w:val="22"/>
         </w:rPr>
-        <w:t xml:space="preserve">__________  —  The greatest whole number that divides two or more numbers with no remainder.</w:t>
+        <w:t xml:space="preserve">Factors ___ a number; multiples are what it ___.</w:t>
       </w:r>
     </w:p>
     <w:p>
@@ -1161,7 +1469,7 @@
           <w:sz w:val="22"/>
           <w:szCs w:val="22"/>
         </w:rPr>
-        <w:t xml:space="preserve">A number that divides evenly into another number with no remainder is a ___.</w:t>
+        <w:t xml:space="preserve">A number that divides another exactly, with no remainder, is a ___.</w:t>
       </w:r>
     </w:p>
     <w:p>
@@ -1183,7 +1491,7 @@
           <w:sz w:val="22"/>
           <w:szCs w:val="22"/>
         </w:rPr>
-        <w:t xml:space="preserve">A factor that two or more numbers share is a ___ factor.</w:t>
+        <w:t xml:space="preserve">What you land on counting by a number are its ___.</w:t>
       </w:r>
     </w:p>
     <w:p>
@@ -1205,7 +1513,7 @@
           <w:sz w:val="22"/>
           <w:szCs w:val="22"/>
         </w:rPr>
-        <w:t xml:space="preserve">A number that can be divided by another with no remainder is ___ by that number.</w:t>
+        <w:t xml:space="preserve">The largest number that divides both is their ___ ___ ___.</w:t>
       </w:r>
     </w:p>
     <w:p>
@@ -1227,7 +1535,51 @@
           <w:sz w:val="22"/>
           <w:szCs w:val="22"/>
         </w:rPr>
-        <w:t xml:space="preserve">__________  —  Writing a number as prime numbers multiplied together. It helps you find the GCF.</w:t>
+        <w:t xml:space="preserve">The smallest number both numbers reach is their ___ ___ ___.</w:t>
+      </w:r>
+    </w:p>
+    <w:p>
+      <w:pPr>
+        <w:spacing w:after="120" w:before="80"/>
+      </w:pPr>
+      <w:r>
+        <w:rPr>
+          <w:b/>
+          <w:bCs/>
+          <w:color w:val="12355B"/>
+          <w:sz w:val="22"/>
+          <w:szCs w:val="22"/>
+        </w:rPr>
+        <w:t xml:space="preserve">6.  </w:t>
+      </w:r>
+      <w:r>
+        <w:rPr>
+          <w:sz w:val="22"/>
+          <w:szCs w:val="22"/>
+        </w:rPr>
+        <w:t xml:space="preserve">Two factors that multiply to make the number are a ___ ___.</w:t>
+      </w:r>
+    </w:p>
+    <w:p>
+      <w:pPr>
+        <w:spacing w:after="120" w:before="80"/>
+      </w:pPr>
+      <w:r>
+        <w:rPr>
+          <w:b/>
+          <w:bCs/>
+          <w:color w:val="12355B"/>
+          <w:sz w:val="22"/>
+          <w:szCs w:val="22"/>
+        </w:rPr>
+        <w:t xml:space="preserve">7.  </w:t>
+      </w:r>
+      <w:r>
+        <w:rPr>
+          <w:sz w:val="22"/>
+          <w:szCs w:val="22"/>
+        </w:rPr>
+        <w:t xml:space="preserve">Writing a number as ___ numbers multiplied together is its prime factorization.</w:t>
       </w:r>
     </w:p>
     <w:p>
@@ -1327,7 +1679,7 @@
                 <w:sz w:val="21"/>
                 <w:szCs w:val="21"/>
               </w:rPr>
-              <w:t xml:space="preserve">How does the GCF help the baker? How many boxes can she make?</w:t>
+              <w:t xml:space="preserve">What is the greatest number of combo packs the manager can make, and what goes in each one?</w:t>
             </w:r>
           </w:p>
           <w:p>
@@ -1414,14 +1766,14 @@
           <w:sz w:val="20"/>
           <w:szCs w:val="20"/>
         </w:rPr>
-        <w:t xml:space="preserve">Greatest Common Factor — </w:t>
+        <w:t xml:space="preserve">Find Factors and Multiples — </w:t>
       </w:r>
       <w:r>
         <w:rPr>
           <w:sz w:val="20"/>
           <w:szCs w:val="20"/>
         </w:rPr>
-        <w:t xml:space="preserve">The greatest whole number that divides two or more numbers with no remainder.</w:t>
+        <w:t xml:space="preserve">Listing what divides a number evenly (its factors) and what it divides into evenly (its multiples), then finding what two numbers share.</w:t>
       </w:r>
       <w:r>
         <w:rPr>
@@ -1432,7 +1784,7 @@
           <w:szCs w:val="18"/>
         </w:rPr>
         <w:br/>
-        <w:t xml:space="preserve">Máximo común divisor — El mayor número entero que divide dos o más números sin dejar residuo.</w:t>
+        <w:t xml:space="preserve">Hallar factores y múltiplos — Listar lo que divide un número exactamente (sus factores) y lo que el número forma al contar de esa cantidad (sus múltiplos), y luego hallar lo que dos números comparten.</w:t>
       </w:r>
     </w:p>
     <w:p>
@@ -1464,7 +1816,7 @@
           <w:sz w:val="20"/>
           <w:szCs w:val="20"/>
         </w:rPr>
-        <w:t xml:space="preserve">A factor of a whole number divides it evenly, with no remainder. For example, 3 is a factor of 12 because 12 ÷ 3 = 4.</w:t>
+        <w:t xml:space="preserve">A whole number that divides another number evenly, with no remainder.</w:t>
       </w:r>
       <w:r>
         <w:rPr>
@@ -1475,7 +1827,7 @@
           <w:szCs w:val="18"/>
         </w:rPr>
         <w:br/>
-        <w:t xml:space="preserve">Factor — Un factor de un número entero lo divide exactamente, sin dejar residuo. Por ejemplo, 3 es un factor de 12 porque 12 ÷ 3 = 4.</w:t>
+        <w:t xml:space="preserve">Factor — Un número entero que divide a otro exactamente, sin residuo.</w:t>
       </w:r>
     </w:p>
     <w:p>
@@ -1500,14 +1852,14 @@
           <w:sz w:val="20"/>
           <w:szCs w:val="20"/>
         </w:rPr>
-        <w:t xml:space="preserve">Common factor — </w:t>
+        <w:t xml:space="preserve">Multiple — </w:t>
       </w:r>
       <w:r>
         <w:rPr>
           <w:sz w:val="20"/>
           <w:szCs w:val="20"/>
         </w:rPr>
-        <w:t xml:space="preserve">A number that divides two or more numbers evenly.</w:t>
+        <w:t xml:space="preserve">The result of multiplying a number by 1, 2, 3, and so on — where you land when you skip-count by it.</w:t>
       </w:r>
       <w:r>
         <w:rPr>
@@ -1518,7 +1870,7 @@
           <w:szCs w:val="18"/>
         </w:rPr>
         <w:br/>
-        <w:t xml:space="preserve">Factor común — Un número que divide a dos o más números sin que sobre nada.</w:t>
+        <w:t xml:space="preserve">Múltiplo — El resultado de multiplicar un número por 1, 2, 3, y así sucesivamente: donde caes al contar de esa cantidad.</w:t>
       </w:r>
     </w:p>
     <w:p>
@@ -1543,14 +1895,14 @@
           <w:sz w:val="20"/>
           <w:szCs w:val="20"/>
         </w:rPr>
-        <w:t xml:space="preserve">Divisible — </w:t>
+        <w:t xml:space="preserve">Greatest common factor (GCF) — </w:t>
       </w:r>
       <w:r>
         <w:rPr>
           <w:sz w:val="20"/>
           <w:szCs w:val="20"/>
         </w:rPr>
-        <w:t xml:space="preserve">A number you can divide evenly, with nothing left over.</w:t>
+        <w:t xml:space="preserve">The largest number that is a factor of two or more numbers. It answers “how many equal groups can I make?”</w:t>
       </w:r>
       <w:r>
         <w:rPr>
@@ -1561,7 +1913,7 @@
           <w:szCs w:val="18"/>
         </w:rPr>
         <w:br/>
-        <w:t xml:space="preserve">Divisible — Un número que se puede dividir sin que sobre nada.</w:t>
+        <w:t xml:space="preserve">Máximo común divisor (MCD) — El número más grande que es factor de dos o más números. Responde “¿cuántos grupos iguales puedo formar?”</w:t>
       </w:r>
     </w:p>
     <w:p>
@@ -1586,14 +1938,14 @@
           <w:sz w:val="20"/>
           <w:szCs w:val="20"/>
         </w:rPr>
-        <w:t xml:space="preserve">Prime factorization — </w:t>
+        <w:t xml:space="preserve">Least common multiple (LCM) — </w:t>
       </w:r>
       <w:r>
         <w:rPr>
           <w:sz w:val="20"/>
           <w:szCs w:val="20"/>
         </w:rPr>
-        <w:t xml:space="preserve">Writing a number as prime numbers multiplied together. It helps you find the GCF.</w:t>
+        <w:t xml:space="preserve">The smallest number that is a multiple of two or more numbers. It answers “when will these line up again?”</w:t>
       </w:r>
       <w:r>
         <w:rPr>
@@ -1604,7 +1956,7 @@
           <w:szCs w:val="18"/>
         </w:rPr>
         <w:br/>
-        <w:t xml:space="preserve">Factorización prima — Escribir un número como números primos multiplicados. Ayuda a encontrar el MCD.</w:t>
+        <w:t xml:space="preserve">Mínimo común múltiplo (mcm) — El número más pequeño que es múltiplo de dos o más números. Responde “¿cuándo volverán a coincidir?”</w:t>
       </w:r>
     </w:p>
     <w:tbl>
@@ -1665,7 +2017,7 @@
                 <w:sz w:val="21"/>
                 <w:szCs w:val="21"/>
               </w:rPr>
-              <w:t xml:space="preserve">The baker can make ___ boxes because the GCF of 48 and 32 is ___.</w:t>
+              <w:t xml:space="preserve">The number of packs must be a ___ of both 48 and 36. Their common factors are 1, 2, 3, 4, 6, and ___. The greatest of these is the ___, so the manager makes ___ packs, each holding ___ pencils and 3 notebooks.</w:t>
             </w:r>
             <w:r>
               <w:rPr>
@@ -1812,7 +2164,7 @@
                 <w:sz w:val="19"/>
                 <w:szCs w:val="19"/>
               </w:rPr>
-              <w:t xml:space="preserve">This evidence connects the definition of factor to the mathematical claim.</w:t>
+              <w:t xml:space="preserve">This evidence connects the definition of find factors and multiples to the mathematical claim.</w:t>
             </w:r>
           </w:p>
         </w:tc>
@@ -1878,7 +2230,7 @@
           <w:sz w:val="21"/>
           <w:szCs w:val="21"/>
         </w:rPr>
-        <w:t xml:space="preserve">The baker can make ___ boxes because the GCF of 48 and 32 is ___.</w:t>
+        <w:t xml:space="preserve">The number of packs must be a ___ of both 48 and 36. Their common factors are 1, 2, 3, 4, 6, and ___. The greatest of these is the ___, so the manager makes ___ packs, each holding ___ pencils and 3 notebooks.</w:t>
       </w:r>
     </w:p>
     <w:p>
@@ -2599,7 +2951,7 @@
                 <w:sz w:val="22"/>
                 <w:szCs w:val="22"/>
               </w:rPr>
-              <w:t xml:space="preserve">Space Station Supply Sort</w:t>
+              <w:t xml:space="preserve">Supply Sort Specialist</w:t>
             </w:r>
           </w:p>
           <w:p>
@@ -2611,7 +2963,7 @@
                 <w:sz w:val="21"/>
                 <w:szCs w:val="21"/>
               </w:rPr>
-              <w:t xml:space="preserve">Mission Control needs to organize 24 food packs and 36 water containers into equal groups for the crew pods. Each pod must get the same number of food packs AND the same number of water containers. What is the largest number of pods they can fill equally?</w:t>
+              <w:t xml:space="preserve">The station quartermaster has two jobs today. First, split the pencil and notebook stock into identical combo packs with nothing left over — that is a factor question. Second, work out when two supply runs that repeat on different cycles will land in the same week — that is a multiple question. Same lesson, opposite tools.</w:t>
             </w:r>
           </w:p>
         </w:tc>
@@ -2650,7 +3002,7 @@
           <w:sz w:val="20"/>
           <w:szCs w:val="20"/>
         </w:rPr>
-        <w:t xml:space="preserve">•  What two quantities need to be divided equally?</w:t>
+        <w:t xml:space="preserve">•  I notice both quantities can be split into equal ___.</w:t>
       </w:r>
     </w:p>
     <w:p>
@@ -2663,7 +3015,7 @@
           <w:sz w:val="20"/>
           <w:szCs w:val="20"/>
         </w:rPr>
-        <w:t xml:space="preserve">•  What numbers could divide into both 24 and 36?</w:t>
+        <w:t xml:space="preserve">•  I notice some numbers appear in ___ lists.</w:t>
       </w:r>
     </w:p>
     <w:p>
@@ -2676,7 +3028,7 @@
           <w:sz w:val="20"/>
           <w:szCs w:val="20"/>
         </w:rPr>
-        <w:t xml:space="preserve">•  What's the biggest number of equal groups we can make?</w:t>
+        <w:t xml:space="preserve">•  I notice one cycle repeats every ___ weeks.</w:t>
       </w:r>
     </w:p>
     <w:p>
@@ -2689,7 +3041,20 @@
           <w:sz w:val="20"/>
           <w:szCs w:val="20"/>
         </w:rPr>
-        <w:t xml:space="preserve">•  What if we had 24 food packs and 40 water containers instead?</w:t>
+        <w:t xml:space="preserve">•  I wonder what the largest equal group size ___.</w:t>
+      </w:r>
+    </w:p>
+    <w:p>
+      <w:pPr>
+        <w:spacing w:after="40"/>
+        <w:ind w:left="300"/>
+      </w:pPr>
+      <w:r>
+        <w:rPr>
+          <w:sz w:val="20"/>
+          <w:szCs w:val="20"/>
+        </w:rPr>
+        <w:t xml:space="preserve">•  I wonder when the two cycles will line up ___.</w:t>
       </w:r>
     </w:p>
     <w:p>
@@ -2738,7 +3103,7 @@
           <w:sz w:val="21"/>
           <w:szCs w:val="21"/>
         </w:rPr>
-        <w:t xml:space="preserve">What is the GCF of 8 and 12?</w:t>
+        <w:t xml:space="preserve">Which list shows all the factors of 12?</w:t>
       </w:r>
     </w:p>
     <w:p>
@@ -2751,7 +3116,7 @@
           <w:sz w:val="20"/>
           <w:szCs w:val="20"/>
         </w:rPr>
-        <w:t xml:space="preserve">A)  4</w:t>
+        <w:t xml:space="preserve">A)  1, 2, 3, 4, 6, 12</w:t>
       </w:r>
     </w:p>
     <w:p>
@@ -2764,7 +3129,7 @@
           <w:sz w:val="20"/>
           <w:szCs w:val="20"/>
         </w:rPr>
-        <w:t xml:space="preserve">B)  2</w:t>
+        <w:t xml:space="preserve">B)  12, 24, 36, 48</w:t>
       </w:r>
     </w:p>
     <w:p>
@@ -2777,7 +3142,7 @@
           <w:sz w:val="20"/>
           <w:szCs w:val="20"/>
         </w:rPr>
-        <w:t xml:space="preserve">C)  8</w:t>
+        <w:t xml:space="preserve">C)  1, 12</w:t>
       </w:r>
     </w:p>
     <w:p>
@@ -2790,7 +3155,7 @@
           <w:sz w:val="20"/>
           <w:szCs w:val="20"/>
         </w:rPr>
-        <w:t xml:space="preserve">D)  24</w:t>
+        <w:t xml:space="preserve">D)  2, 3, 4, 6</w:t>
       </w:r>
     </w:p>
     <w:p>
@@ -2812,7 +3177,7 @@
           <w:sz w:val="21"/>
           <w:szCs w:val="21"/>
         </w:rPr>
-        <w:t xml:space="preserve">Factors of 8: 1, 2, 4, 8.</w:t>
+        <w:t xml:space="preserve">A factor divides 12 evenly.</w:t>
       </w:r>
     </w:p>
     <w:p>
@@ -2834,29 +3199,7 @@
           <w:sz w:val="21"/>
           <w:szCs w:val="21"/>
         </w:rPr>
-        <w:t xml:space="preserve">Factors of 12: 1, 2, 3, 4, 6, 12.</w:t>
-      </w:r>
-    </w:p>
-    <w:p>
-      <w:pPr>
-        <w:spacing w:after="20" w:before="50"/>
-      </w:pPr>
-      <w:r>
-        <w:rPr>
-          <w:b/>
-          <w:bCs/>
-          <w:color w:val="1FA6A2"/>
-          <w:sz w:val="21"/>
-          <w:szCs w:val="21"/>
-        </w:rPr>
-        <w:t xml:space="preserve">Step 3:  </w:t>
-      </w:r>
-      <w:r>
-        <w:rPr>
-          <w:sz w:val="21"/>
-          <w:szCs w:val="21"/>
-        </w:rPr>
-        <w:t xml:space="preserve">The largest common factor is 4.</w:t>
+        <w:t xml:space="preserve">Every one of 1, 2, 3, 4, 6, and 12 does, and nothing else does.</w:t>
       </w:r>
     </w:p>
     <w:p>
@@ -2880,7 +3223,7 @@
           <w:sz w:val="21"/>
           <w:szCs w:val="21"/>
         </w:rPr>
-        <w:t xml:space="preserve">A. 4</w:t>
+        <w:t xml:space="preserve">A. 1, 2, 3, 4, 6, 12</w:t>
       </w:r>
     </w:p>
     <w:p>
@@ -2949,7 +3292,7 @@
           <w:sz w:val="21"/>
           <w:szCs w:val="21"/>
         </w:rPr>
-        <w:t xml:space="preserve">Which pair of numbers has a GCF of 5?</w:t>
+        <w:t xml:space="preserve">Which list shows the first four multiples of 8?</w:t>
       </w:r>
     </w:p>
     <w:p>
@@ -2962,7 +3305,7 @@
           <w:sz w:val="20"/>
           <w:szCs w:val="20"/>
         </w:rPr>
-        <w:t xml:space="preserve">A)  15 and 25</w:t>
+        <w:t xml:space="preserve">A)  8, 16, 24, 32</w:t>
       </w:r>
     </w:p>
     <w:p>
@@ -2975,7 +3318,7 @@
           <w:sz w:val="20"/>
           <w:szCs w:val="20"/>
         </w:rPr>
-        <w:t xml:space="preserve">B)  10 and 12</w:t>
+        <w:t xml:space="preserve">B)  1, 2, 4, 8</w:t>
       </w:r>
     </w:p>
     <w:p>
@@ -2988,7 +3331,7 @@
           <w:sz w:val="20"/>
           <w:szCs w:val="20"/>
         </w:rPr>
-        <w:t xml:space="preserve">C)  6 and 15</w:t>
+        <w:t xml:space="preserve">C)  8, 9, 10, 11</w:t>
       </w:r>
     </w:p>
     <w:p>
@@ -3001,7 +3344,7 @@
           <w:sz w:val="20"/>
           <w:szCs w:val="20"/>
         </w:rPr>
-        <w:t xml:space="preserve">D)  8 and 20</w:t>
+        <w:t xml:space="preserve">D)  2, 4, 6, 8</w:t>
       </w:r>
     </w:p>
     <w:p>
@@ -3045,33 +3388,6 @@
           <w:szCs w:val="21"/>
         </w:rPr>
         <w:t xml:space="preserve">Step 2:</w:t>
-      </w:r>
-    </w:p>
-    <w:p>
-      <w:pPr>
-        <w:pBdr>
-          <w:bottom w:val="single" w:color="AFBECC" w:sz="6"/>
-        </w:pBdr>
-        <w:spacing w:after="30" w:before="150"/>
-      </w:pPr>
-      <w:r>
-        <w:t xml:space="preserve"/>
-      </w:r>
-    </w:p>
-    <w:p>
-      <w:pPr>
-        <w:keepNext/>
-        <w:spacing w:after="0" w:before="50"/>
-      </w:pPr>
-      <w:r>
-        <w:rPr>
-          <w:b/>
-          <w:bCs/>
-          <w:color w:val="6B4FA0"/>
-          <w:sz w:val="21"/>
-          <w:szCs w:val="21"/>
-        </w:rPr>
-        <w:t xml:space="preserve">Step 3:</w:t>
       </w:r>
     </w:p>
     <w:p>
@@ -3155,7 +3471,7 @@
                 <w:sz w:val="21"/>
                 <w:szCs w:val="21"/>
               </w:rPr>
-              <w:t xml:space="preserve">A baker is making gift boxes with cookies and brownies. She has 48 cookies and 32 brownies. She wants every box to have the same number of cookies and the same number of brownies, with none left over.</w:t>
+              <w:t xml:space="preserve">The school store has 48 pencils and 36 notebooks. Every combo pack must hold the same number of pencils and the same number of notebooks, using all the stock with nothing left over.</w:t>
             </w:r>
           </w:p>
           <w:p>
@@ -3170,7 +3486,7 @@
                 <w:sz w:val="21"/>
                 <w:szCs w:val="21"/>
               </w:rPr>
-              <w:t xml:space="preserve">How does the GCF help the baker? How many boxes can she make?</w:t>
+              <w:t xml:space="preserve">What is the greatest number of combo packs the manager can make, and what goes in each one?</w:t>
             </w:r>
           </w:p>
         </w:tc>
@@ -3205,7 +3521,7 @@
           <w:sz w:val="20"/>
           <w:szCs w:val="20"/>
         </w:rPr>
-        <w:t xml:space="preserve">The baker can make ___ boxes because the GCF of 48 and 32 is ___.</w:t>
+        <w:t xml:space="preserve">The number of packs must be a ___ of both 48 and 36. Their common factors are 1, 2, 3, 4, 6, and ___. The greatest of these is the ___, so the manager makes ___ packs, each holding ___ pencils and 3 notebooks.</w:t>
       </w:r>
     </w:p>
     <w:p>
@@ -3825,7 +4141,7 @@
           <w:sz w:val="21"/>
           <w:szCs w:val="21"/>
         </w:rPr>
-        <w:t xml:space="preserve">What is the GCF of 14 and 21?</w:t>
+        <w:t xml:space="preserve">What is the greatest common factor of 12 and 18?</w:t>
       </w:r>
     </w:p>
     <w:p>
@@ -3838,7 +4154,7 @@
           <w:sz w:val="20"/>
           <w:szCs w:val="20"/>
         </w:rPr>
-        <w:t xml:space="preserve">A)  7</w:t>
+        <w:t xml:space="preserve">A)  6</w:t>
       </w:r>
     </w:p>
     <w:p>
@@ -3851,7 +4167,7 @@
           <w:sz w:val="20"/>
           <w:szCs w:val="20"/>
         </w:rPr>
-        <w:t xml:space="preserve">B)  14</w:t>
+        <w:t xml:space="preserve">B)  3</w:t>
       </w:r>
     </w:p>
     <w:p>
@@ -3864,7 +4180,7 @@
           <w:sz w:val="20"/>
           <w:szCs w:val="20"/>
         </w:rPr>
-        <w:t xml:space="preserve">C)  3</w:t>
+        <w:t xml:space="preserve">C)  36</w:t>
       </w:r>
     </w:p>
     <w:p>
@@ -3877,7 +4193,7 @@
           <w:sz w:val="20"/>
           <w:szCs w:val="20"/>
         </w:rPr>
-        <w:t xml:space="preserve">D)  1</w:t>
+        <w:t xml:space="preserve">D)  2</w:t>
       </w:r>
     </w:p>
     <w:p>
@@ -3955,67 +4271,7 @@
           <w:sz w:val="21"/>
           <w:szCs w:val="21"/>
         </w:rPr>
-        <w:t xml:space="preserve">What is the GCF of 9 and 15?</w:t>
-      </w:r>
-    </w:p>
-    <w:p>
-      <w:pPr>
-        <w:spacing w:after="40"/>
-        <w:ind w:left="420"/>
-      </w:pPr>
-      <w:r>
-        <w:rPr>
-          <w:sz w:val="20"/>
-          <w:szCs w:val="20"/>
-        </w:rPr>
-        <w:t xml:space="preserve">A)  3</w:t>
-      </w:r>
-    </w:p>
-    <w:p>
-      <w:pPr>
-        <w:spacing w:after="40"/>
-        <w:ind w:left="420"/>
-      </w:pPr>
-      <w:r>
-        <w:rPr>
-          <w:sz w:val="20"/>
-          <w:szCs w:val="20"/>
-        </w:rPr>
-        <w:t xml:space="preserve">B)  1</w:t>
-      </w:r>
-    </w:p>
-    <w:p>
-      <w:pPr>
-        <w:spacing w:after="40"/>
-        <w:ind w:left="420"/>
-      </w:pPr>
-      <w:r>
-        <w:rPr>
-          <w:sz w:val="20"/>
-          <w:szCs w:val="20"/>
-        </w:rPr>
-        <w:t xml:space="preserve">C)  9</w:t>
-      </w:r>
-    </w:p>
-    <w:p>
-      <w:pPr>
-        <w:spacing w:after="40"/>
-        <w:ind w:left="420"/>
-      </w:pPr>
-      <w:r>
-        <w:rPr>
-          <w:sz w:val="20"/>
-          <w:szCs w:val="20"/>
-        </w:rPr>
-        <w:t xml:space="preserve">D)  45</w:t>
-      </w:r>
-    </w:p>
-    <w:p>
-      <w:pPr>
-        <w:spacing w:after="20"/>
-      </w:pPr>
-      <w:r>
-        <w:t xml:space="preserve"/>
+        <w:t xml:space="preserve">Sort each number by its relationship to 10.</w:t>
       </w:r>
     </w:p>
     <w:tbl>
@@ -4060,37 +4316,27 @@
               <w:t xml:space="preserve"/>
             </w:r>
           </w:p>
+          <w:p>
+            <w:pPr>
+              <w:spacing w:after="0" w:line="320"/>
+            </w:pPr>
+            <w:r>
+              <w:t xml:space="preserve"/>
+            </w:r>
+          </w:p>
+          <w:p>
+            <w:pPr>
+              <w:spacing w:after="0" w:line="320"/>
+            </w:pPr>
+            <w:r>
+              <w:t xml:space="preserve"/>
+            </w:r>
+          </w:p>
         </w:tc>
       </w:tr>
     </w:tbl>
     <w:p>
       <w:pPr>
-        <w:pStyle w:val="Heading2"/>
-        <w:spacing w:after="80" w:before="180"/>
-      </w:pPr>
-      <w:r>
-        <w:rPr>
-          <w:b/>
-          <w:bCs/>
-          <w:color w:val="12355B"/>
-          <w:sz w:val="24"/>
-          <w:szCs w:val="24"/>
-        </w:rPr>
-        <w:t xml:space="preserve">On Level</w:t>
-      </w:r>
-      <w:r>
-        <w:rPr>
-          <w:i/>
-          <w:iCs/>
-          <w:color w:val="12355B"/>
-          <w:sz w:val="19"/>
-          <w:szCs w:val="19"/>
-        </w:rPr>
-        <w:t xml:space="preserve">   grade-level practice</w:t>
-      </w:r>
-    </w:p>
-    <w:p>
-      <w:pPr>
         <w:keepNext/>
         <w:spacing w:after="60" w:before="160"/>
       </w:pPr>
@@ -4111,7 +4357,7 @@
           <w:sz w:val="21"/>
           <w:szCs w:val="21"/>
         </w:rPr>
-        <w:t xml:space="preserve">A teacher has 36 pencils and 48 erasers. She wants to make identical supply bags with no items left over. What is the greatest number of bags she can make?</w:t>
+        <w:t xml:space="preserve">What is the least common multiple of 4 and 6?</w:t>
       </w:r>
     </w:p>
     <w:p>
@@ -4124,7 +4370,7 @@
           <w:sz w:val="20"/>
           <w:szCs w:val="20"/>
         </w:rPr>
-        <w:t xml:space="preserve">A)  12 bags</w:t>
+        <w:t xml:space="preserve">A)  12</w:t>
       </w:r>
     </w:p>
     <w:p>
@@ -4137,7 +4383,7 @@
           <w:sz w:val="20"/>
           <w:szCs w:val="20"/>
         </w:rPr>
-        <w:t xml:space="preserve">B)  6 bags</w:t>
+        <w:t xml:space="preserve">B)  24</w:t>
       </w:r>
     </w:p>
     <w:p>
@@ -4150,7 +4396,7 @@
           <w:sz w:val="20"/>
           <w:szCs w:val="20"/>
         </w:rPr>
-        <w:t xml:space="preserve">C)  4 bags</w:t>
+        <w:t xml:space="preserve">C)  2</w:t>
       </w:r>
     </w:p>
     <w:p>
@@ -4163,7 +4409,7 @@
           <w:sz w:val="20"/>
           <w:szCs w:val="20"/>
         </w:rPr>
-        <w:t xml:space="preserve">D)  36 bags</w:t>
+        <w:t xml:space="preserve">D)  10</w:t>
       </w:r>
     </w:p>
     <w:p>
@@ -4221,6 +4467,378 @@
     </w:tbl>
     <w:p>
       <w:pPr>
+        <w:pStyle w:val="Heading2"/>
+        <w:spacing w:after="80" w:before="180"/>
+      </w:pPr>
+      <w:r>
+        <w:rPr>
+          <w:b/>
+          <w:bCs/>
+          <w:color w:val="12355B"/>
+          <w:sz w:val="24"/>
+          <w:szCs w:val="24"/>
+        </w:rPr>
+        <w:t xml:space="preserve">On Level</w:t>
+      </w:r>
+      <w:r>
+        <w:rPr>
+          <w:i/>
+          <w:iCs/>
+          <w:color w:val="12355B"/>
+          <w:sz w:val="19"/>
+          <w:szCs w:val="19"/>
+        </w:rPr>
+        <w:t xml:space="preserve">   grade-level practice</w:t>
+      </w:r>
+    </w:p>
+    <w:p>
+      <w:pPr>
+        <w:keepNext/>
+        <w:spacing w:after="60" w:before="160"/>
+      </w:pPr>
+      <w:r>
+        <w:rPr>
+          <w:b/>
+          <w:bCs/>
+          <w:color w:val="12355B"/>
+          <w:sz w:val="22"/>
+          <w:szCs w:val="22"/>
+        </w:rPr>
+        <w:t xml:space="preserve">4.  </w:t>
+      </w:r>
+      <w:r>
+        <w:rPr>
+          <w:b/>
+          <w:bCs/>
+          <w:sz w:val="21"/>
+          <w:szCs w:val="21"/>
+        </w:rPr>
+        <w:t xml:space="preserve">Using prime factors, 48 = 2 × 2 × 2 × 2 × 3 and 36 = 2 × 2 × 3 × 3. What is their GCF?</w:t>
+      </w:r>
+    </w:p>
+    <w:p>
+      <w:pPr>
+        <w:spacing w:after="40"/>
+        <w:ind w:left="420"/>
+      </w:pPr>
+      <w:r>
+        <w:rPr>
+          <w:sz w:val="20"/>
+          <w:szCs w:val="20"/>
+        </w:rPr>
+        <w:t xml:space="preserve">A)  12, from the shared 2 × 2 × 3</w:t>
+      </w:r>
+    </w:p>
+    <w:p>
+      <w:pPr>
+        <w:spacing w:after="40"/>
+        <w:ind w:left="420"/>
+      </w:pPr>
+      <w:r>
+        <w:rPr>
+          <w:sz w:val="20"/>
+          <w:szCs w:val="20"/>
+        </w:rPr>
+        <w:t xml:space="preserve">B)  144, from multiplying all the primes</w:t>
+      </w:r>
+    </w:p>
+    <w:p>
+      <w:pPr>
+        <w:spacing w:after="40"/>
+        <w:ind w:left="420"/>
+      </w:pPr>
+      <w:r>
+        <w:rPr>
+          <w:sz w:val="20"/>
+          <w:szCs w:val="20"/>
+        </w:rPr>
+        <w:t xml:space="preserve">C)  6, from one 2 and one 3</w:t>
+      </w:r>
+    </w:p>
+    <w:p>
+      <w:pPr>
+        <w:spacing w:after="40"/>
+        <w:ind w:left="420"/>
+      </w:pPr>
+      <w:r>
+        <w:rPr>
+          <w:sz w:val="20"/>
+          <w:szCs w:val="20"/>
+        </w:rPr>
+        <w:t xml:space="preserve">D)  2, the only prime they share</w:t>
+      </w:r>
+    </w:p>
+    <w:p>
+      <w:pPr>
+        <w:spacing w:after="20"/>
+      </w:pPr>
+      <w:r>
+        <w:t xml:space="preserve"/>
+      </w:r>
+    </w:p>
+    <w:tbl>
+      <w:tblPr>
+        <w:tblW w:type="pct" w:w="100%"/>
+        <w:tblBorders>
+          <w:top w:val="single" w:color="C7D2DD" w:sz="6"/>
+          <w:left w:val="single" w:color="C7D2DD" w:sz="6"/>
+          <w:bottom w:val="single" w:color="C7D2DD" w:sz="6"/>
+          <w:right w:val="single" w:color="C7D2DD" w:sz="6"/>
+          <w:insideH w:val="single" w:color="auto" w:sz="4"/>
+          <w:insideV w:val="single" w:color="auto" w:sz="4"/>
+        </w:tblBorders>
+      </w:tblPr>
+      <w:tblGrid>
+        <w:gridCol w:w="100"/>
+      </w:tblGrid>
+      <w:tr>
+        <w:tc>
+          <w:tcPr>
+            <w:shd w:fill="FBF3E2" w:color="auto" w:val="clear"/>
+            <w:tcMar>
+              <w:top w:type="dxa" w:w="60"/>
+              <w:left w:type="dxa" w:w="120"/>
+              <w:bottom w:type="dxa" w:w="60"/>
+              <w:right w:type="dxa" w:w="120"/>
+            </w:tcMar>
+          </w:tcPr>
+          <w:p>
+            <w:pPr>
+              <w:spacing w:after="0" w:line="320"/>
+            </w:pPr>
+            <w:r>
+              <w:t xml:space="preserve"/>
+            </w:r>
+          </w:p>
+          <w:p>
+            <w:pPr>
+              <w:spacing w:after="0" w:line="320"/>
+            </w:pPr>
+            <w:r>
+              <w:t xml:space="preserve"/>
+            </w:r>
+          </w:p>
+        </w:tc>
+      </w:tr>
+    </w:tbl>
+    <w:p>
+      <w:pPr>
+        <w:keepNext/>
+        <w:spacing w:after="60" w:before="160"/>
+      </w:pPr>
+      <w:r>
+        <w:rPr>
+          <w:b/>
+          <w:bCs/>
+          <w:color w:val="12355B"/>
+          <w:sz w:val="22"/>
+          <w:szCs w:val="22"/>
+        </w:rPr>
+        <w:t xml:space="preserve">5.  </w:t>
+      </w:r>
+      <w:r>
+        <w:rPr>
+          <w:b/>
+          <w:bCs/>
+          <w:sz w:val="21"/>
+          <w:szCs w:val="21"/>
+        </w:rPr>
+        <w:t xml:space="preserve">Ayasha has painting every 8 weeks and pottery every 6 weeks, both this week. When do they next fall in the same week?</w:t>
+      </w:r>
+    </w:p>
+    <w:p>
+      <w:pPr>
+        <w:spacing w:after="40"/>
+        <w:ind w:left="420"/>
+      </w:pPr>
+      <w:r>
+        <w:rPr>
+          <w:sz w:val="20"/>
+          <w:szCs w:val="20"/>
+        </w:rPr>
+        <w:t xml:space="preserve">A)  In 24 weeks</w:t>
+      </w:r>
+    </w:p>
+    <w:p>
+      <w:pPr>
+        <w:spacing w:after="40"/>
+        <w:ind w:left="420"/>
+      </w:pPr>
+      <w:r>
+        <w:rPr>
+          <w:sz w:val="20"/>
+          <w:szCs w:val="20"/>
+        </w:rPr>
+        <w:t xml:space="preserve">B)  In 48 weeks</w:t>
+      </w:r>
+    </w:p>
+    <w:p>
+      <w:pPr>
+        <w:spacing w:after="40"/>
+        <w:ind w:left="420"/>
+      </w:pPr>
+      <w:r>
+        <w:rPr>
+          <w:sz w:val="20"/>
+          <w:szCs w:val="20"/>
+        </w:rPr>
+        <w:t xml:space="preserve">C)  In 14 weeks</w:t>
+      </w:r>
+    </w:p>
+    <w:p>
+      <w:pPr>
+        <w:spacing w:after="40"/>
+        <w:ind w:left="420"/>
+      </w:pPr>
+      <w:r>
+        <w:rPr>
+          <w:sz w:val="20"/>
+          <w:szCs w:val="20"/>
+        </w:rPr>
+        <w:t xml:space="preserve">D)  In 2 weeks</w:t>
+      </w:r>
+    </w:p>
+    <w:p>
+      <w:pPr>
+        <w:spacing w:after="20"/>
+      </w:pPr>
+      <w:r>
+        <w:t xml:space="preserve"/>
+      </w:r>
+    </w:p>
+    <w:tbl>
+      <w:tblPr>
+        <w:tblW w:type="pct" w:w="100%"/>
+        <w:tblBorders>
+          <w:top w:val="single" w:color="C7D2DD" w:sz="6"/>
+          <w:left w:val="single" w:color="C7D2DD" w:sz="6"/>
+          <w:bottom w:val="single" w:color="C7D2DD" w:sz="6"/>
+          <w:right w:val="single" w:color="C7D2DD" w:sz="6"/>
+          <w:insideH w:val="single" w:color="auto" w:sz="4"/>
+          <w:insideV w:val="single" w:color="auto" w:sz="4"/>
+        </w:tblBorders>
+      </w:tblPr>
+      <w:tblGrid>
+        <w:gridCol w:w="100"/>
+      </w:tblGrid>
+      <w:tr>
+        <w:tc>
+          <w:tcPr>
+            <w:shd w:fill="FBF3E2" w:color="auto" w:val="clear"/>
+            <w:tcMar>
+              <w:top w:type="dxa" w:w="60"/>
+              <w:left w:type="dxa" w:w="120"/>
+              <w:bottom w:type="dxa" w:w="60"/>
+              <w:right w:type="dxa" w:w="120"/>
+            </w:tcMar>
+          </w:tcPr>
+          <w:p>
+            <w:pPr>
+              <w:spacing w:after="0" w:line="320"/>
+            </w:pPr>
+            <w:r>
+              <w:t xml:space="preserve"/>
+            </w:r>
+          </w:p>
+          <w:p>
+            <w:pPr>
+              <w:spacing w:after="0" w:line="320"/>
+            </w:pPr>
+            <w:r>
+              <w:t xml:space="preserve"/>
+            </w:r>
+          </w:p>
+        </w:tc>
+      </w:tr>
+    </w:tbl>
+    <w:p>
+      <w:pPr>
+        <w:keepNext/>
+        <w:spacing w:after="60" w:before="160"/>
+      </w:pPr>
+      <w:r>
+        <w:rPr>
+          <w:b/>
+          <w:bCs/>
+          <w:color w:val="12355B"/>
+          <w:sz w:val="22"/>
+          <w:szCs w:val="22"/>
+        </w:rPr>
+        <w:t xml:space="preserve">6.  </w:t>
+      </w:r>
+      <w:r>
+        <w:rPr>
+          <w:b/>
+          <w:bCs/>
+          <w:sz w:val="21"/>
+          <w:szCs w:val="21"/>
+        </w:rPr>
+        <w:t xml:space="preserve">Sort each real problem by the tool that solves it.</w:t>
+      </w:r>
+    </w:p>
+    <w:tbl>
+      <w:tblPr>
+        <w:tblW w:type="pct" w:w="100%"/>
+        <w:tblBorders>
+          <w:top w:val="single" w:color="C7D2DD" w:sz="6"/>
+          <w:left w:val="single" w:color="C7D2DD" w:sz="6"/>
+          <w:bottom w:val="single" w:color="C7D2DD" w:sz="6"/>
+          <w:right w:val="single" w:color="C7D2DD" w:sz="6"/>
+          <w:insideH w:val="single" w:color="auto" w:sz="4"/>
+          <w:insideV w:val="single" w:color="auto" w:sz="4"/>
+        </w:tblBorders>
+      </w:tblPr>
+      <w:tblGrid>
+        <w:gridCol w:w="100"/>
+      </w:tblGrid>
+      <w:tr>
+        <w:tc>
+          <w:tcPr>
+            <w:shd w:fill="FBF3E2" w:color="auto" w:val="clear"/>
+            <w:tcMar>
+              <w:top w:type="dxa" w:w="60"/>
+              <w:left w:type="dxa" w:w="120"/>
+              <w:bottom w:type="dxa" w:w="60"/>
+              <w:right w:type="dxa" w:w="120"/>
+            </w:tcMar>
+          </w:tcPr>
+          <w:p>
+            <w:pPr>
+              <w:spacing w:after="0" w:line="320"/>
+            </w:pPr>
+            <w:r>
+              <w:t xml:space="preserve"/>
+            </w:r>
+          </w:p>
+          <w:p>
+            <w:pPr>
+              <w:spacing w:after="0" w:line="320"/>
+            </w:pPr>
+            <w:r>
+              <w:t xml:space="preserve"/>
+            </w:r>
+          </w:p>
+          <w:p>
+            <w:pPr>
+              <w:spacing w:after="0" w:line="320"/>
+            </w:pPr>
+            <w:r>
+              <w:t xml:space="preserve"/>
+            </w:r>
+          </w:p>
+          <w:p>
+            <w:pPr>
+              <w:spacing w:after="0" w:line="320"/>
+            </w:pPr>
+            <w:r>
+              <w:t xml:space="preserve"/>
+            </w:r>
+          </w:p>
+        </w:tc>
+      </w:tr>
+    </w:tbl>
+    <w:p>
+      <w:pPr>
         <w:pStyle w:val="Heading1"/>
         <w:pageBreakBefore/>
         <w:pBdr>
@@ -4273,7 +4891,7 @@
           <w:sz w:val="22"/>
           <w:szCs w:val="22"/>
         </w:rPr>
-        <w:t xml:space="preserve">What is the GCF of 18 and 27?</w:t>
+        <w:t xml:space="preserve">Two supply runs repeat every 6 weeks and every 8 weeks, and both happen this week. When will they next happen in the same week?</w:t>
       </w:r>
     </w:p>
     <w:p>
@@ -4286,7 +4904,7 @@
           <w:sz w:val="21"/>
           <w:szCs w:val="21"/>
         </w:rPr>
-        <w:t xml:space="preserve">A)  9</w:t>
+        <w:t xml:space="preserve">A)  Week 24, the least common multiple of 6 and 8</w:t>
       </w:r>
     </w:p>
     <w:p>
@@ -4299,7 +4917,7 @@
           <w:sz w:val="21"/>
           <w:szCs w:val="21"/>
         </w:rPr>
-        <w:t xml:space="preserve">B)  3</w:t>
+        <w:t xml:space="preserve">B)  Week 2, the greatest common factor of 6 and 8</w:t>
       </w:r>
     </w:p>
     <w:p>
@@ -4312,7 +4930,7 @@
           <w:sz w:val="21"/>
           <w:szCs w:val="21"/>
         </w:rPr>
-        <w:t xml:space="preserve">C)  6</w:t>
+        <w:t xml:space="preserve">C)  Week 48, because 6 × 8 = 48</w:t>
       </w:r>
     </w:p>
     <w:p>
@@ -4325,7 +4943,7 @@
           <w:sz w:val="21"/>
           <w:szCs w:val="21"/>
         </w:rPr>
-        <w:t xml:space="preserve">D)  18</w:t>
+        <w:t xml:space="preserve">D)  Week 14, because 6 + 8 = 14</w:t>
       </w:r>
     </w:p>
     <w:p>
@@ -4405,7 +5023,7 @@
           <w:sz w:val="21"/>
           <w:szCs w:val="21"/>
         </w:rPr>
-        <w:t xml:space="preserve">Greatest Common Factor</w:t>
+        <w:t xml:space="preserve">Find Factors and Multiples</w:t>
       </w:r>
     </w:p>
     <w:p>
@@ -4447,7 +5065,7 @@
           <w:sz w:val="21"/>
           <w:szCs w:val="21"/>
         </w:rPr>
-        <w:t xml:space="preserve">Common factor</w:t>
+        <w:t xml:space="preserve">Multiple</w:t>
       </w:r>
     </w:p>
     <w:p>
@@ -4468,7 +5086,7 @@
           <w:sz w:val="21"/>
           <w:szCs w:val="21"/>
         </w:rPr>
-        <w:t xml:space="preserve">Divisible</w:t>
+        <w:t xml:space="preserve">Greatest common factor (GCF)</w:t>
       </w:r>
     </w:p>
     <w:p>
@@ -4483,6 +5101,48 @@
           <w:szCs w:val="21"/>
         </w:rPr>
         <w:t xml:space="preserve">Notes 5:  </w:t>
+      </w:r>
+      <w:r>
+        <w:rPr>
+          <w:sz w:val="21"/>
+          <w:szCs w:val="21"/>
+        </w:rPr>
+        <w:t xml:space="preserve">Least common multiple (LCM)</w:t>
+      </w:r>
+    </w:p>
+    <w:p>
+      <w:pPr>
+        <w:spacing w:after="80"/>
+      </w:pPr>
+      <w:r>
+        <w:rPr>
+          <w:b/>
+          <w:bCs/>
+          <w:sz w:val="21"/>
+          <w:szCs w:val="21"/>
+        </w:rPr>
+        <w:t xml:space="preserve">Notes 6:  </w:t>
+      </w:r>
+      <w:r>
+        <w:rPr>
+          <w:sz w:val="21"/>
+          <w:szCs w:val="21"/>
+        </w:rPr>
+        <w:t xml:space="preserve">Factor pair</w:t>
+      </w:r>
+    </w:p>
+    <w:p>
+      <w:pPr>
+        <w:spacing w:after="80"/>
+      </w:pPr>
+      <w:r>
+        <w:rPr>
+          <w:b/>
+          <w:bCs/>
+          <w:sz w:val="21"/>
+          <w:szCs w:val="21"/>
+        </w:rPr>
+        <w:t xml:space="preserve">Notes 7:  </w:t>
       </w:r>
       <w:r>
         <w:rPr>
@@ -4526,7 +5186,7 @@
           <w:sz w:val="21"/>
           <w:szCs w:val="21"/>
         </w:rPr>
-        <w:t xml:space="preserve">A. 4</w:t>
+        <w:t xml:space="preserve">A. 1, 2, 3, 4, 6, 12</w:t>
       </w:r>
     </w:p>
     <w:p>
@@ -4547,7 +5207,7 @@
           <w:sz w:val="21"/>
           <w:szCs w:val="21"/>
         </w:rPr>
-        <w:t xml:space="preserve">A. 15 and 25</w:t>
+        <w:t xml:space="preserve">A. 8, 16, 24, 32</w:t>
       </w:r>
     </w:p>
     <w:p>
@@ -4588,7 +5248,7 @@
           <w:sz w:val="19"/>
           <w:szCs w:val="19"/>
         </w:rPr>
-        <w:t xml:space="preserve">A common mistake in Greatest Common Factor is confusing it with the Least Common Multiple: some students list the MULTIPLES of both numbers and pick the smallest shared one (getting an answer bigger than either number, like 72 for 24 and 36) instead of listing FACTORS and picking the largest one they share (12). Remember: the GCF splits numbers INTO equal groups, so it can never be bigger than the smaller of the two numbers.</w:t>
+        <w:t xml:space="preserve">A common mistake is reaching for the wrong tool: listing FACTORS for a problem about repeating cycles. Ayasha's classes repeat every 6 and 8 weeks, so the weeks they land on are multiples — answering with the GCF of 2 claims a class that meets every 8 weeks happens in week 2. Use the size of the answer as a check: a GCF is never larger than the smaller number, and an LCM is never smaller than the larger one.</w:t>
       </w:r>
     </w:p>
     <w:p>
@@ -4625,7 +5285,7 @@
           <w:sz w:val="21"/>
           <w:szCs w:val="21"/>
         </w:rPr>
-        <w:t xml:space="preserve">A)  7</w:t>
+        <w:t xml:space="preserve">A)  6</w:t>
       </w:r>
       <w:r>
         <w:rPr>
@@ -4635,7 +5295,7 @@
           <w:sz w:val="19"/>
           <w:szCs w:val="19"/>
         </w:rPr>
-        <w:t xml:space="preserve">  — Factors of 14: 1, 2, 7, 14. Factors of 21: 1, 3, 7, 21. The largest common factor is 7.</w:t>
+        <w:t xml:space="preserve">  — Factors of 12: 1, 2, 3, 4, 6, 12. Factors of 18: 1, 2, 3, 6, 9, 18. They share 1, 2, 3, and 6 — the greatest is 6.</w:t>
       </w:r>
     </w:p>
     <w:p>
@@ -4656,7 +5316,7 @@
           <w:sz w:val="21"/>
           <w:szCs w:val="21"/>
         </w:rPr>
-        <w:t xml:space="preserve">A)  3</w:t>
+        <w:t xml:space="preserve">Answers vary.</w:t>
       </w:r>
       <w:r>
         <w:rPr>
@@ -4666,23 +5326,7 @@
           <w:sz w:val="19"/>
           <w:szCs w:val="19"/>
         </w:rPr>
-        <w:t xml:space="preserve">  — Factors of 9: 1, 3, 9. Factors of 15: 1, 3, 5, 15. The largest common factor is 3.</w:t>
-      </w:r>
-    </w:p>
-    <w:p>
-      <w:pPr>
-        <w:pStyle w:val="Heading2"/>
-        <w:spacing w:after="80" w:before="180"/>
-      </w:pPr>
-      <w:r>
-        <w:rPr>
-          <w:b/>
-          <w:bCs/>
-          <w:color w:val="12355B"/>
-          <w:sz w:val="24"/>
-          <w:szCs w:val="24"/>
-        </w:rPr>
-        <w:t xml:space="preserve">On Level</w:t>
+        <w:t xml:space="preserve">  — Factors divide 10 evenly and are never larger than 10. Multiples are what 10 builds and are never smaller than 10. The number 10 is both a factor and a multiple of itself.</w:t>
       </w:r>
     </w:p>
     <w:p>
@@ -4703,7 +5347,7 @@
           <w:sz w:val="21"/>
           <w:szCs w:val="21"/>
         </w:rPr>
-        <w:t xml:space="preserve">A)  12 bags</w:t>
+        <w:t xml:space="preserve">A)  12</w:t>
       </w:r>
       <w:r>
         <w:rPr>
@@ -4713,7 +5357,7 @@
           <w:sz w:val="19"/>
           <w:szCs w:val="19"/>
         </w:rPr>
-        <w:t xml:space="preserve">  — GCF(36, 48) = 12. She can make 12 bags, each with 3 pencils and 4 erasers.</w:t>
+        <w:t xml:space="preserve">  — Multiples of 4: 4, 8, 12 …; multiples of 6: 6, 12 …. The smallest they share is 12.</w:t>
       </w:r>
     </w:p>
     <w:p>
@@ -4729,7 +5373,7 @@
           <w:sz w:val="24"/>
           <w:szCs w:val="24"/>
         </w:rPr>
-        <w:t xml:space="preserve">Exit Ticket</w:t>
+        <w:t xml:space="preserve">On Level</w:t>
       </w:r>
     </w:p>
     <w:p>
@@ -4738,10 +5382,19 @@
       </w:pPr>
       <w:r>
         <w:rPr>
-          <w:sz w:val="21"/>
-          <w:szCs w:val="21"/>
-        </w:rPr>
-        <w:t xml:space="preserve">A)  9</w:t>
+          <w:b/>
+          <w:bCs/>
+          <w:sz w:val="21"/>
+          <w:szCs w:val="21"/>
+        </w:rPr>
+        <w:t xml:space="preserve">4.  </w:t>
+      </w:r>
+      <w:r>
+        <w:rPr>
+          <w:sz w:val="21"/>
+          <w:szCs w:val="21"/>
+        </w:rPr>
+        <w:t xml:space="preserve">A)  12, from the shared 2 × 2 × 3</w:t>
       </w:r>
       <w:r>
         <w:rPr>
@@ -4751,7 +5404,107 @@
           <w:sz w:val="19"/>
           <w:szCs w:val="19"/>
         </w:rPr>
-        <w:t xml:space="preserve">  — Factors of 18: 1, 2, 3, 6, 9, 18. Factors of 27: 1, 3, 9, 27. The factors they share are 1, 3, and 9, so the GCF is 9 — the GREATEST shared factor, not just any common factor (that rules out 3). Six divides 18 but not 27, so it is not actually a common factor at all, and 18 is one of the original numbers, not a factor shared with 27.</w:t>
+        <w:t xml:space="preserve">  — Take only the primes both numbers have: two 2s and one 3. Multiplying them gives 2 × 2 × 3 = 12, matching the answer from the factor lists.</w:t>
+      </w:r>
+    </w:p>
+    <w:p>
+      <w:pPr>
+        <w:spacing w:after="80"/>
+      </w:pPr>
+      <w:r>
+        <w:rPr>
+          <w:b/>
+          <w:bCs/>
+          <w:sz w:val="21"/>
+          <w:szCs w:val="21"/>
+        </w:rPr>
+        <w:t xml:space="preserve">5.  </w:t>
+      </w:r>
+      <w:r>
+        <w:rPr>
+          <w:sz w:val="21"/>
+          <w:szCs w:val="21"/>
+        </w:rPr>
+        <w:t xml:space="preserve">A)  In 24 weeks</w:t>
+      </w:r>
+      <w:r>
+        <w:rPr>
+          <w:i/>
+          <w:iCs/>
+          <w:color w:val="5F6F80"/>
+          <w:sz w:val="19"/>
+          <w:szCs w:val="19"/>
+        </w:rPr>
+        <w:t xml:space="preserve">  — Multiples of 8: 8, 16, 24 …; multiples of 6: 6, 12, 18, 24 …. The first week they share is week 24.</w:t>
+      </w:r>
+    </w:p>
+    <w:p>
+      <w:pPr>
+        <w:spacing w:after="80"/>
+      </w:pPr>
+      <w:r>
+        <w:rPr>
+          <w:b/>
+          <w:bCs/>
+          <w:sz w:val="21"/>
+          <w:szCs w:val="21"/>
+        </w:rPr>
+        <w:t xml:space="preserve">6.  </w:t>
+      </w:r>
+      <w:r>
+        <w:rPr>
+          <w:sz w:val="21"/>
+          <w:szCs w:val="21"/>
+        </w:rPr>
+        <w:t xml:space="preserve">Answers vary.</w:t>
+      </w:r>
+      <w:r>
+        <w:rPr>
+          <w:i/>
+          <w:iCs/>
+          <w:color w:val="5F6F80"/>
+          <w:sz w:val="19"/>
+          <w:szCs w:val="19"/>
+        </w:rPr>
+        <w:t xml:space="preserve">  — Splitting an existing amount into equal groups is a factor question; waiting for repeating cycles to line up is a multiple question. The size of the answer is a useful check on which one you used.</w:t>
+      </w:r>
+    </w:p>
+    <w:p>
+      <w:pPr>
+        <w:pStyle w:val="Heading2"/>
+        <w:spacing w:after="80" w:before="180"/>
+      </w:pPr>
+      <w:r>
+        <w:rPr>
+          <w:b/>
+          <w:bCs/>
+          <w:color w:val="12355B"/>
+          <w:sz w:val="24"/>
+          <w:szCs w:val="24"/>
+        </w:rPr>
+        <w:t xml:space="preserve">Exit Ticket</w:t>
+      </w:r>
+    </w:p>
+    <w:p>
+      <w:pPr>
+        <w:spacing w:after="80"/>
+      </w:pPr>
+      <w:r>
+        <w:rPr>
+          <w:sz w:val="21"/>
+          <w:szCs w:val="21"/>
+        </w:rPr>
+        <w:t xml:space="preserve">A)  Week 24, the least common multiple of 6 and 8</w:t>
+      </w:r>
+      <w:r>
+        <w:rPr>
+          <w:i/>
+          <w:iCs/>
+          <w:color w:val="5F6F80"/>
+          <w:sz w:val="19"/>
+          <w:szCs w:val="19"/>
+        </w:rPr>
+        <w:t xml:space="preserve">  — Repeating cycles land on multiples. Multiples of 6 are 6, 12, 18, 24 … and of 8 are 8, 16, 24 …, so the first shared week is 24 — the LCM.</w:t>
       </w:r>
     </w:p>
     <w:p>

--- a/lessons/6-7/downloads/6-7-notes-teacher.docx
+++ b/lessons/6-7/downloads/6-7-notes-teacher.docx
@@ -219,10 +219,12 @@
     <w:p>
       <w:pPr>
         <w:pStyle w:val="Heading1"/>
+        <w:keepNext/>
+        <w:keepLines/>
         <w:pBdr>
           <w:bottom w:val="single" w:color="1FA6A2" w:sz="14" w:space="6"/>
         </w:pBdr>
-        <w:spacing w:after="140" w:before="260"/>
+        <w:spacing w:after="140" w:before="300"/>
       </w:pPr>
       <w:r>
         <w:rPr>
@@ -1331,10 +1333,12 @@
     <w:p>
       <w:pPr>
         <w:pStyle w:val="Heading1"/>
+        <w:keepNext/>
+        <w:keepLines/>
         <w:pBdr>
           <w:bottom w:val="single" w:color="1FA6A2" w:sz="14" w:space="6"/>
         </w:pBdr>
-        <w:spacing w:after="140" w:before="260"/>
+        <w:spacing w:after="140" w:before="300"/>
       </w:pPr>
       <w:r>
         <w:rPr>
@@ -1430,7 +1434,8 @@
     </w:p>
     <w:p>
       <w:pPr>
-        <w:spacing w:after="120" w:before="80"/>
+        <w:keepLines/>
+        <w:spacing w:after="260" w:before="200"/>
       </w:pPr>
       <w:r>
         <w:rPr>
@@ -1447,56 +1452,41 @@
           <w:sz w:val="22"/>
           <w:szCs w:val="22"/>
         </w:rPr>
-        <w:t xml:space="preserve">Factors ___ a number; multiples are what it ___.</w:t>
-      </w:r>
-    </w:p>
-    <w:p>
-      <w:pPr>
-        <w:spacing w:after="120" w:before="80"/>
-      </w:pPr>
-      <w:r>
-        <w:rPr>
-          <w:b/>
-          <w:bCs/>
-          <w:color w:val="12355B"/>
+        <w:t xml:space="preserve">Factors </w:t>
+      </w:r>
+      <w:r>
+        <w:rPr>
           <w:sz w:val="22"/>
           <w:szCs w:val="22"/>
         </w:rPr>
-        <w:t xml:space="preserve">2.  </w:t>
+        <w:t xml:space="preserve">________________</w:t>
       </w:r>
       <w:r>
         <w:rPr>
           <w:sz w:val="22"/>
           <w:szCs w:val="22"/>
         </w:rPr>
-        <w:t xml:space="preserve">A number that divides another exactly, with no remainder, is a ___.</w:t>
-      </w:r>
-    </w:p>
-    <w:p>
-      <w:pPr>
-        <w:spacing w:after="120" w:before="80"/>
-      </w:pPr>
-      <w:r>
-        <w:rPr>
-          <w:b/>
-          <w:bCs/>
-          <w:color w:val="12355B"/>
+        <w:t xml:space="preserve"> a number; multiples are what it </w:t>
+      </w:r>
+      <w:r>
+        <w:rPr>
           <w:sz w:val="22"/>
           <w:szCs w:val="22"/>
         </w:rPr>
-        <w:t xml:space="preserve">3.  </w:t>
+        <w:t xml:space="preserve">________________</w:t>
       </w:r>
       <w:r>
         <w:rPr>
           <w:sz w:val="22"/>
           <w:szCs w:val="22"/>
         </w:rPr>
-        <w:t xml:space="preserve">What you land on counting by a number are its ___.</w:t>
-      </w:r>
-    </w:p>
-    <w:p>
-      <w:pPr>
-        <w:spacing w:after="120" w:before="80"/>
+        <w:t xml:space="preserve">.</w:t>
+      </w:r>
+    </w:p>
+    <w:p>
+      <w:pPr>
+        <w:keepLines/>
+        <w:spacing w:after="260" w:before="200"/>
       </w:pPr>
       <w:r>
         <w:rPr>
@@ -1506,41 +1496,34 @@
           <w:sz w:val="22"/>
           <w:szCs w:val="22"/>
         </w:rPr>
-        <w:t xml:space="preserve">4.  </w:t>
+        <w:t xml:space="preserve">2.  </w:t>
       </w:r>
       <w:r>
         <w:rPr>
           <w:sz w:val="22"/>
           <w:szCs w:val="22"/>
         </w:rPr>
-        <w:t xml:space="preserve">The largest number that divides both is their ___ ___ ___.</w:t>
-      </w:r>
-    </w:p>
-    <w:p>
-      <w:pPr>
-        <w:spacing w:after="120" w:before="80"/>
-      </w:pPr>
-      <w:r>
-        <w:rPr>
-          <w:b/>
-          <w:bCs/>
-          <w:color w:val="12355B"/>
+        <w:t xml:space="preserve">A number that divides another exactly, with no remainder, is a </w:t>
+      </w:r>
+      <w:r>
+        <w:rPr>
           <w:sz w:val="22"/>
           <w:szCs w:val="22"/>
         </w:rPr>
-        <w:t xml:space="preserve">5.  </w:t>
+        <w:t xml:space="preserve">________________</w:t>
       </w:r>
       <w:r>
         <w:rPr>
           <w:sz w:val="22"/>
           <w:szCs w:val="22"/>
         </w:rPr>
-        <w:t xml:space="preserve">The smallest number both numbers reach is their ___ ___ ___.</w:t>
-      </w:r>
-    </w:p>
-    <w:p>
-      <w:pPr>
-        <w:spacing w:after="120" w:before="80"/>
+        <w:t xml:space="preserve">.</w:t>
+      </w:r>
+    </w:p>
+    <w:p>
+      <w:pPr>
+        <w:keepLines/>
+        <w:spacing w:after="260" w:before="200"/>
       </w:pPr>
       <w:r>
         <w:rPr>
@@ -1550,46 +1533,257 @@
           <w:sz w:val="22"/>
           <w:szCs w:val="22"/>
         </w:rPr>
-        <w:t xml:space="preserve">6.  </w:t>
+        <w:t xml:space="preserve">3.  </w:t>
       </w:r>
       <w:r>
         <w:rPr>
           <w:sz w:val="22"/>
           <w:szCs w:val="22"/>
         </w:rPr>
-        <w:t xml:space="preserve">Two factors that multiply to make the number are a ___ ___.</w:t>
-      </w:r>
-    </w:p>
-    <w:p>
-      <w:pPr>
-        <w:spacing w:after="120" w:before="80"/>
-      </w:pPr>
-      <w:r>
-        <w:rPr>
-          <w:b/>
-          <w:bCs/>
-          <w:color w:val="12355B"/>
+        <w:t xml:space="preserve">What you land on counting by a number are its </w:t>
+      </w:r>
+      <w:r>
+        <w:rPr>
           <w:sz w:val="22"/>
           <w:szCs w:val="22"/>
         </w:rPr>
-        <w:t xml:space="preserve">7.  </w:t>
+        <w:t xml:space="preserve">________________</w:t>
       </w:r>
       <w:r>
         <w:rPr>
           <w:sz w:val="22"/>
           <w:szCs w:val="22"/>
         </w:rPr>
-        <w:t xml:space="preserve">Writing a number as ___ numbers multiplied together is its prime factorization.</w:t>
+        <w:t xml:space="preserve">.</w:t>
+      </w:r>
+    </w:p>
+    <w:p>
+      <w:pPr>
+        <w:keepLines/>
+        <w:spacing w:after="260" w:before="200"/>
+      </w:pPr>
+      <w:r>
+        <w:rPr>
+          <w:b/>
+          <w:bCs/>
+          <w:color w:val="12355B"/>
+          <w:sz w:val="22"/>
+          <w:szCs w:val="22"/>
+        </w:rPr>
+        <w:t xml:space="preserve">4.  </w:t>
+      </w:r>
+      <w:r>
+        <w:rPr>
+          <w:sz w:val="22"/>
+          <w:szCs w:val="22"/>
+        </w:rPr>
+        <w:t xml:space="preserve">The largest number that divides both is their </w:t>
+      </w:r>
+      <w:r>
+        <w:rPr>
+          <w:sz w:val="22"/>
+          <w:szCs w:val="22"/>
+        </w:rPr>
+        <w:t xml:space="preserve">________________</w:t>
+      </w:r>
+      <w:r>
+        <w:rPr>
+          <w:sz w:val="22"/>
+          <w:szCs w:val="22"/>
+        </w:rPr>
+        <w:t xml:space="preserve"> </w:t>
+      </w:r>
+      <w:r>
+        <w:rPr>
+          <w:sz w:val="22"/>
+          <w:szCs w:val="22"/>
+        </w:rPr>
+        <w:t xml:space="preserve">________________</w:t>
+      </w:r>
+      <w:r>
+        <w:rPr>
+          <w:sz w:val="22"/>
+          <w:szCs w:val="22"/>
+        </w:rPr>
+        <w:t xml:space="preserve"> </w:t>
+      </w:r>
+      <w:r>
+        <w:rPr>
+          <w:sz w:val="22"/>
+          <w:szCs w:val="22"/>
+        </w:rPr>
+        <w:t xml:space="preserve">________________</w:t>
+      </w:r>
+      <w:r>
+        <w:rPr>
+          <w:sz w:val="22"/>
+          <w:szCs w:val="22"/>
+        </w:rPr>
+        <w:t xml:space="preserve">.</w:t>
+      </w:r>
+    </w:p>
+    <w:p>
+      <w:pPr>
+        <w:keepLines/>
+        <w:spacing w:after="260" w:before="200"/>
+      </w:pPr>
+      <w:r>
+        <w:rPr>
+          <w:b/>
+          <w:bCs/>
+          <w:color w:val="12355B"/>
+          <w:sz w:val="22"/>
+          <w:szCs w:val="22"/>
+        </w:rPr>
+        <w:t xml:space="preserve">5.  </w:t>
+      </w:r>
+      <w:r>
+        <w:rPr>
+          <w:sz w:val="22"/>
+          <w:szCs w:val="22"/>
+        </w:rPr>
+        <w:t xml:space="preserve">The smallest number both numbers reach is their </w:t>
+      </w:r>
+      <w:r>
+        <w:rPr>
+          <w:sz w:val="22"/>
+          <w:szCs w:val="22"/>
+        </w:rPr>
+        <w:t xml:space="preserve">________________</w:t>
+      </w:r>
+      <w:r>
+        <w:rPr>
+          <w:sz w:val="22"/>
+          <w:szCs w:val="22"/>
+        </w:rPr>
+        <w:t xml:space="preserve"> </w:t>
+      </w:r>
+      <w:r>
+        <w:rPr>
+          <w:sz w:val="22"/>
+          <w:szCs w:val="22"/>
+        </w:rPr>
+        <w:t xml:space="preserve">________________</w:t>
+      </w:r>
+      <w:r>
+        <w:rPr>
+          <w:sz w:val="22"/>
+          <w:szCs w:val="22"/>
+        </w:rPr>
+        <w:t xml:space="preserve"> </w:t>
+      </w:r>
+      <w:r>
+        <w:rPr>
+          <w:sz w:val="22"/>
+          <w:szCs w:val="22"/>
+        </w:rPr>
+        <w:t xml:space="preserve">________________</w:t>
+      </w:r>
+      <w:r>
+        <w:rPr>
+          <w:sz w:val="22"/>
+          <w:szCs w:val="22"/>
+        </w:rPr>
+        <w:t xml:space="preserve">.</w:t>
+      </w:r>
+    </w:p>
+    <w:p>
+      <w:pPr>
+        <w:keepLines/>
+        <w:spacing w:after="260" w:before="200"/>
+      </w:pPr>
+      <w:r>
+        <w:rPr>
+          <w:b/>
+          <w:bCs/>
+          <w:color w:val="12355B"/>
+          <w:sz w:val="22"/>
+          <w:szCs w:val="22"/>
+        </w:rPr>
+        <w:t xml:space="preserve">6.  </w:t>
+      </w:r>
+      <w:r>
+        <w:rPr>
+          <w:sz w:val="22"/>
+          <w:szCs w:val="22"/>
+        </w:rPr>
+        <w:t xml:space="preserve">Two factors that multiply to make the number are a </w:t>
+      </w:r>
+      <w:r>
+        <w:rPr>
+          <w:sz w:val="22"/>
+          <w:szCs w:val="22"/>
+        </w:rPr>
+        <w:t xml:space="preserve">________________</w:t>
+      </w:r>
+      <w:r>
+        <w:rPr>
+          <w:sz w:val="22"/>
+          <w:szCs w:val="22"/>
+        </w:rPr>
+        <w:t xml:space="preserve"> </w:t>
+      </w:r>
+      <w:r>
+        <w:rPr>
+          <w:sz w:val="22"/>
+          <w:szCs w:val="22"/>
+        </w:rPr>
+        <w:t xml:space="preserve">________________</w:t>
+      </w:r>
+      <w:r>
+        <w:rPr>
+          <w:sz w:val="22"/>
+          <w:szCs w:val="22"/>
+        </w:rPr>
+        <w:t xml:space="preserve">.</w:t>
+      </w:r>
+    </w:p>
+    <w:p>
+      <w:pPr>
+        <w:keepLines/>
+        <w:spacing w:after="260" w:before="200"/>
+      </w:pPr>
+      <w:r>
+        <w:rPr>
+          <w:b/>
+          <w:bCs/>
+          <w:color w:val="12355B"/>
+          <w:sz w:val="22"/>
+          <w:szCs w:val="22"/>
+        </w:rPr>
+        <w:t xml:space="preserve">7.  </w:t>
+      </w:r>
+      <w:r>
+        <w:rPr>
+          <w:sz w:val="22"/>
+          <w:szCs w:val="22"/>
+        </w:rPr>
+        <w:t xml:space="preserve">Writing a number as </w:t>
+      </w:r>
+      <w:r>
+        <w:rPr>
+          <w:sz w:val="22"/>
+          <w:szCs w:val="22"/>
+        </w:rPr>
+        <w:t xml:space="preserve">________________</w:t>
+      </w:r>
+      <w:r>
+        <w:rPr>
+          <w:sz w:val="22"/>
+          <w:szCs w:val="22"/>
+        </w:rPr>
+        <w:t xml:space="preserve"> numbers multiplied together is its prime factorization.</w:t>
       </w:r>
     </w:p>
     <w:p>
       <w:pPr>
         <w:pStyle w:val="Heading1"/>
-        <w:pageBreakBefore/>
+        <w:keepNext/>
+        <w:keepLines/>
         <w:pBdr>
           <w:bottom w:val="single" w:color="1FA6A2" w:sz="14" w:space="6"/>
         </w:pBdr>
-        <w:spacing w:after="140" w:before="0"/>
+        <w:spacing w:after="140" w:before="300"/>
       </w:pPr>
       <w:r>
         <w:rPr>
@@ -2870,11 +3064,12 @@
     <w:p>
       <w:pPr>
         <w:pStyle w:val="Heading1"/>
-        <w:pageBreakBefore/>
+        <w:keepNext/>
+        <w:keepLines/>
         <w:pBdr>
           <w:bottom w:val="single" w:color="1FA6A2" w:sz="14" w:space="6"/>
         </w:pBdr>
-        <w:spacing w:after="140" w:before="0"/>
+        <w:spacing w:after="140" w:before="300"/>
       </w:pPr>
       <w:r>
         <w:rPr>
@@ -3229,11 +3424,12 @@
     <w:p>
       <w:pPr>
         <w:pStyle w:val="Heading1"/>
-        <w:pageBreakBefore/>
+        <w:keepNext/>
+        <w:keepLines/>
         <w:pBdr>
           <w:bottom w:val="single" w:color="1FA6A2" w:sz="14" w:space="6"/>
         </w:pBdr>
-        <w:spacing w:after="140" w:before="0"/>
+        <w:spacing w:after="140" w:before="300"/>
       </w:pPr>
       <w:r>
         <w:rPr>
@@ -4035,11 +4231,12 @@
     <w:p>
       <w:pPr>
         <w:pStyle w:val="Heading1"/>
-        <w:pageBreakBefore/>
+        <w:keepNext/>
+        <w:keepLines/>
         <w:pBdr>
           <w:bottom w:val="single" w:color="1FA6A2" w:sz="14" w:space="6"/>
         </w:pBdr>
-        <w:spacing w:after="140" w:before="0"/>
+        <w:spacing w:after="140" w:before="300"/>
       </w:pPr>
       <w:r>
         <w:rPr>
@@ -4840,11 +5037,12 @@
     <w:p>
       <w:pPr>
         <w:pStyle w:val="Heading1"/>
-        <w:pageBreakBefore/>
+        <w:keepNext/>
+        <w:keepLines/>
         <w:pBdr>
           <w:bottom w:val="single" w:color="1FA6A2" w:sz="14" w:space="6"/>
         </w:pBdr>
-        <w:spacing w:after="140" w:before="0"/>
+        <w:spacing w:after="140" w:before="300"/>
       </w:pPr>
       <w:r>
         <w:rPr>
@@ -4957,6 +5155,8 @@
     <w:p>
       <w:pPr>
         <w:pStyle w:val="Heading1"/>
+        <w:keepNext/>
+        <w:keepLines/>
         <w:pageBreakBefore/>
         <w:pBdr>
           <w:bottom w:val="single" w:color="1FA6A2" w:sz="14" w:space="6"/>

--- a/lessons/6-7/downloads/6-7-notes-teacher.docx
+++ b/lessons/6-7/downloads/6-7-notes-teacher.docx
@@ -1796,47 +1796,6 @@
         <w:t xml:space="preserve">Write About the Math</w:t>
       </w:r>
     </w:p>
-    <w:p>
-      <w:pPr>
-        <w:spacing w:after="100"/>
-      </w:pPr>
-      <w:r>
-        <w:rPr>
-          <w:i/>
-          <w:iCs/>
-          <w:color w:val="5F6F80"/>
-          <w:sz w:val="19"/>
-          <w:szCs w:val="19"/>
-        </w:rPr>
-        <w:t xml:space="preserve">Use the support level you need. Every level answers the same math question.</w:t>
-      </w:r>
-    </w:p>
-    <w:p>
-      <w:pPr>
-        <w:pStyle w:val="Heading2"/>
-        <w:spacing w:after="80" w:before="180"/>
-      </w:pPr>
-      <w:r>
-        <w:rPr>
-          <w:b/>
-          <w:bCs/>
-          <w:color w:val="12355B"/>
-          <w:sz w:val="24"/>
-          <w:szCs w:val="24"/>
-        </w:rPr>
-        <w:t xml:space="preserve">1. Understand the Question</w:t>
-      </w:r>
-      <w:r>
-        <w:rPr>
-          <w:i/>
-          <w:iCs/>
-          <w:color w:val="B97A12"/>
-          <w:sz w:val="19"/>
-          <w:szCs w:val="19"/>
-        </w:rPr>
-        <w:t xml:space="preserve">   explain</w:t>
-      </w:r>
-    </w:p>
     <w:tbl>
       <w:tblPr>
         <w:tblW w:type="pct" w:w="100%"/>
@@ -1875,344 +1834,6 @@
               </w:rPr>
               <w:t xml:space="preserve">What is the greatest number of combo packs the manager can make, and what goes in each one?</w:t>
             </w:r>
-          </w:p>
-          <w:p>
-            <w:pPr>
-              <w:spacing w:after="0"/>
-            </w:pPr>
-            <w:r>
-              <w:rPr>
-                <w:b/>
-                <w:bCs/>
-                <w:color w:val="12355B"/>
-                <w:sz w:val="20"/>
-                <w:szCs w:val="20"/>
-              </w:rPr>
-              <w:t xml:space="preserve">Your job:  </w:t>
-            </w:r>
-            <w:r>
-              <w:rPr>
-                <w:sz w:val="20"/>
-                <w:szCs w:val="20"/>
-              </w:rPr>
-              <w:t xml:space="preserve">Answer the question. Use math evidence. Explain how the evidence proves your answer.</w:t>
-            </w:r>
-            <w:r>
-              <w:rPr>
-                <w:i/>
-                <w:iCs/>
-                <w:color w:val="5F6F80"/>
-                <w:sz w:val="18"/>
-                <w:szCs w:val="18"/>
-              </w:rPr>
-              <w:br/>
-              <w:t xml:space="preserve">Responde la pregunta. Usa evidencia matemática. Explica cómo la evidencia demuestra tu respuesta.</w:t>
-            </w:r>
-          </w:p>
-        </w:tc>
-      </w:tr>
-    </w:tbl>
-    <w:p>
-      <w:pPr>
-        <w:pStyle w:val="Heading2"/>
-        <w:spacing w:after="80" w:before="180"/>
-      </w:pPr>
-      <w:r>
-        <w:rPr>
-          <w:b/>
-          <w:bCs/>
-          <w:color w:val="12355B"/>
-          <w:sz w:val="24"/>
-          <w:szCs w:val="24"/>
-        </w:rPr>
-        <w:t xml:space="preserve">2. Plan Your Math Words</w:t>
-      </w:r>
-      <w:r>
-        <w:rPr>
-          <w:i/>
-          <w:iCs/>
-          <w:color w:val="1FA6A2"/>
-          <w:sz w:val="19"/>
-          <w:szCs w:val="19"/>
-        </w:rPr>
-        <w:t xml:space="preserve">   check at least two</w:t>
-      </w:r>
-    </w:p>
-    <w:p>
-      <w:pPr>
-        <w:spacing w:after="60"/>
-      </w:pPr>
-      <w:r>
-        <w:rPr>
-          <w:b/>
-          <w:bCs/>
-          <w:color w:val="1FA6A2"/>
-          <w:sz w:val="22"/>
-          <w:szCs w:val="22"/>
-        </w:rPr>
-        <w:t xml:space="preserve">☐  </w:t>
-      </w:r>
-      <w:r>
-        <w:rPr>
-          <w:b/>
-          <w:bCs/>
-          <w:color w:val="12355B"/>
-          <w:sz w:val="20"/>
-          <w:szCs w:val="20"/>
-        </w:rPr>
-        <w:t xml:space="preserve">Find Factors and Multiples — </w:t>
-      </w:r>
-      <w:r>
-        <w:rPr>
-          <w:sz w:val="20"/>
-          <w:szCs w:val="20"/>
-        </w:rPr>
-        <w:t xml:space="preserve">Listing what divides a number evenly (its factors) and what it divides into evenly (its multiples), then finding what two numbers share.</w:t>
-      </w:r>
-      <w:r>
-        <w:rPr>
-          <w:i/>
-          <w:iCs/>
-          <w:color w:val="5F6F80"/>
-          <w:sz w:val="18"/>
-          <w:szCs w:val="18"/>
-        </w:rPr>
-        <w:br/>
-        <w:t xml:space="preserve">Hallar factores y múltiplos — Listar lo que divide un número exactamente (sus factores) y lo que el número forma al contar de esa cantidad (sus múltiplos), y luego hallar lo que dos números comparten.</w:t>
-      </w:r>
-    </w:p>
-    <w:p>
-      <w:pPr>
-        <w:spacing w:after="60"/>
-      </w:pPr>
-      <w:r>
-        <w:rPr>
-          <w:b/>
-          <w:bCs/>
-          <w:color w:val="1FA6A2"/>
-          <w:sz w:val="22"/>
-          <w:szCs w:val="22"/>
-        </w:rPr>
-        <w:t xml:space="preserve">☐  </w:t>
-      </w:r>
-      <w:r>
-        <w:rPr>
-          <w:b/>
-          <w:bCs/>
-          <w:color w:val="12355B"/>
-          <w:sz w:val="20"/>
-          <w:szCs w:val="20"/>
-        </w:rPr>
-        <w:t xml:space="preserve">Factor — </w:t>
-      </w:r>
-      <w:r>
-        <w:rPr>
-          <w:sz w:val="20"/>
-          <w:szCs w:val="20"/>
-        </w:rPr>
-        <w:t xml:space="preserve">A whole number that divides another number evenly, with no remainder.</w:t>
-      </w:r>
-      <w:r>
-        <w:rPr>
-          <w:i/>
-          <w:iCs/>
-          <w:color w:val="5F6F80"/>
-          <w:sz w:val="18"/>
-          <w:szCs w:val="18"/>
-        </w:rPr>
-        <w:br/>
-        <w:t xml:space="preserve">Factor — Un número entero que divide a otro exactamente, sin residuo.</w:t>
-      </w:r>
-    </w:p>
-    <w:p>
-      <w:pPr>
-        <w:spacing w:after="60"/>
-      </w:pPr>
-      <w:r>
-        <w:rPr>
-          <w:b/>
-          <w:bCs/>
-          <w:color w:val="1FA6A2"/>
-          <w:sz w:val="22"/>
-          <w:szCs w:val="22"/>
-        </w:rPr>
-        <w:t xml:space="preserve">☐  </w:t>
-      </w:r>
-      <w:r>
-        <w:rPr>
-          <w:b/>
-          <w:bCs/>
-          <w:color w:val="12355B"/>
-          <w:sz w:val="20"/>
-          <w:szCs w:val="20"/>
-        </w:rPr>
-        <w:t xml:space="preserve">Multiple — </w:t>
-      </w:r>
-      <w:r>
-        <w:rPr>
-          <w:sz w:val="20"/>
-          <w:szCs w:val="20"/>
-        </w:rPr>
-        <w:t xml:space="preserve">The result of multiplying a number by 1, 2, 3, and so on — where you land when you skip-count by it.</w:t>
-      </w:r>
-      <w:r>
-        <w:rPr>
-          <w:i/>
-          <w:iCs/>
-          <w:color w:val="5F6F80"/>
-          <w:sz w:val="18"/>
-          <w:szCs w:val="18"/>
-        </w:rPr>
-        <w:br/>
-        <w:t xml:space="preserve">Múltiplo — El resultado de multiplicar un número por 1, 2, 3, y así sucesivamente: donde caes al contar de esa cantidad.</w:t>
-      </w:r>
-    </w:p>
-    <w:p>
-      <w:pPr>
-        <w:spacing w:after="60"/>
-      </w:pPr>
-      <w:r>
-        <w:rPr>
-          <w:b/>
-          <w:bCs/>
-          <w:color w:val="1FA6A2"/>
-          <w:sz w:val="22"/>
-          <w:szCs w:val="22"/>
-        </w:rPr>
-        <w:t xml:space="preserve">☐  </w:t>
-      </w:r>
-      <w:r>
-        <w:rPr>
-          <w:b/>
-          <w:bCs/>
-          <w:color w:val="12355B"/>
-          <w:sz w:val="20"/>
-          <w:szCs w:val="20"/>
-        </w:rPr>
-        <w:t xml:space="preserve">Greatest common factor (GCF) — </w:t>
-      </w:r>
-      <w:r>
-        <w:rPr>
-          <w:sz w:val="20"/>
-          <w:szCs w:val="20"/>
-        </w:rPr>
-        <w:t xml:space="preserve">The largest number that is a factor of two or more numbers. It answers “how many equal groups can I make?”</w:t>
-      </w:r>
-      <w:r>
-        <w:rPr>
-          <w:i/>
-          <w:iCs/>
-          <w:color w:val="5F6F80"/>
-          <w:sz w:val="18"/>
-          <w:szCs w:val="18"/>
-        </w:rPr>
-        <w:br/>
-        <w:t xml:space="preserve">Máximo común divisor (MCD) — El número más grande que es factor de dos o más números. Responde “¿cuántos grupos iguales puedo formar?”</w:t>
-      </w:r>
-    </w:p>
-    <w:p>
-      <w:pPr>
-        <w:spacing w:after="60"/>
-      </w:pPr>
-      <w:r>
-        <w:rPr>
-          <w:b/>
-          <w:bCs/>
-          <w:color w:val="1FA6A2"/>
-          <w:sz w:val="22"/>
-          <w:szCs w:val="22"/>
-        </w:rPr>
-        <w:t xml:space="preserve">☐  </w:t>
-      </w:r>
-      <w:r>
-        <w:rPr>
-          <w:b/>
-          <w:bCs/>
-          <w:color w:val="12355B"/>
-          <w:sz w:val="20"/>
-          <w:szCs w:val="20"/>
-        </w:rPr>
-        <w:t xml:space="preserve">Least common multiple (LCM) — </w:t>
-      </w:r>
-      <w:r>
-        <w:rPr>
-          <w:sz w:val="20"/>
-          <w:szCs w:val="20"/>
-        </w:rPr>
-        <w:t xml:space="preserve">The smallest number that is a multiple of two or more numbers. It answers “when will these line up again?”</w:t>
-      </w:r>
-      <w:r>
-        <w:rPr>
-          <w:i/>
-          <w:iCs/>
-          <w:color w:val="5F6F80"/>
-          <w:sz w:val="18"/>
-          <w:szCs w:val="18"/>
-        </w:rPr>
-        <w:br/>
-        <w:t xml:space="preserve">Mínimo común múltiplo (mcm) — El número más pequeño que es múltiplo de dos o más números. Responde “¿cuándo volverán a coincidir?”</w:t>
-      </w:r>
-    </w:p>
-    <w:tbl>
-      <w:tblPr>
-        <w:tblW w:type="pct" w:w="100%"/>
-        <w:tblBorders>
-          <w:top w:val="single" w:color="1FA6A2" w:sz="8"/>
-          <w:left w:val="single" w:color="1FA6A2" w:sz="8"/>
-          <w:bottom w:val="single" w:color="1FA6A2" w:sz="8"/>
-          <w:right w:val="single" w:color="1FA6A2" w:sz="8"/>
-          <w:insideH w:val="single" w:color="auto" w:sz="4"/>
-          <w:insideV w:val="single" w:color="auto" w:sz="4"/>
-        </w:tblBorders>
-      </w:tblPr>
-      <w:tblGrid>
-        <w:gridCol w:w="100"/>
-      </w:tblGrid>
-      <w:tr>
-        <w:tc>
-          <w:tcPr>
-            <w:shd w:fill="F7FFFD" w:color="auto" w:val="clear"/>
-            <w:tcMar>
-              <w:top w:type="dxa" w:w="120"/>
-              <w:left w:type="dxa" w:w="180"/>
-              <w:bottom w:type="dxa" w:w="120"/>
-              <w:right w:type="dxa" w:w="180"/>
-            </w:tcMar>
-          </w:tcPr>
-          <w:p>
-            <w:pPr>
-              <w:spacing w:after="50"/>
-            </w:pPr>
-            <w:r>
-              <w:rPr>
-                <w:b/>
-                <w:bCs/>
-                <w:color w:val="1FA6A2"/>
-                <w:sz w:val="20"/>
-                <w:szCs w:val="20"/>
-              </w:rPr>
-              <w:t xml:space="preserve">Say it first:  </w:t>
-            </w:r>
-            <w:r>
-              <w:rPr>
-                <w:sz w:val="20"/>
-                <w:szCs w:val="20"/>
-              </w:rPr>
-              <w:t xml:space="preserve">Say your idea to a partner or quietly to yourself before you write.</w:t>
-            </w:r>
-          </w:p>
-          <w:p>
-            <w:pPr>
-              <w:spacing w:after="60"/>
-            </w:pPr>
-            <w:r>
-              <w:rPr>
-                <w:color w:val="1A2733"/>
-                <w:sz w:val="21"/>
-                <w:szCs w:val="21"/>
-              </w:rPr>
-              <w:t xml:space="preserve">The number of packs must be a ___ of both 48 and 36. Their common factors are 1, 2, 3, 4, 6, and ___. The greatest of these is the ___, so the manager makes ___ packs, each holding ___ pencils and 3 notebooks.</w:t>
-            </w:r>
             <w:r>
               <w:rPr>
                 <w:i/>
@@ -2222,7 +1843,7 @@
                 <w:szCs w:val="19"/>
               </w:rPr>
               <w:br/>
-              <w:t xml:space="preserve">Di tu respuesta primero: Mi respuesta es ___ porque ___.</w:t>
+              <w:t xml:space="preserve">¿Cuál es el mayor número de paquetes combo que puede hacer el gerente, y qué lleva cada uno?</w:t>
             </w:r>
           </w:p>
         </w:tc>
@@ -2230,28 +1851,192 @@
     </w:tbl>
     <w:p>
       <w:pPr>
-        <w:pStyle w:val="Heading2"/>
-        <w:spacing w:after="80" w:before="180"/>
-      </w:pPr>
-      <w:r>
-        <w:rPr>
-          <w:b/>
-          <w:bCs/>
-          <w:color w:val="12355B"/>
-          <w:sz w:val="24"/>
-          <w:szCs w:val="24"/>
-        </w:rPr>
-        <w:t xml:space="preserve">3. Build Your Explanation</w:t>
-      </w:r>
+        <w:spacing w:after="100"/>
+      </w:pPr>
       <w:r>
         <w:rPr>
           <w:i/>
           <w:iCs/>
-          <w:color w:val="B97A12"/>
+          <w:color w:val="5F6F80"/>
           <w:sz w:val="19"/>
           <w:szCs w:val="19"/>
         </w:rPr>
-        <w:t xml:space="preserve">   choose your support</w:t>
+        <w:t xml:space="preserve">Say your answer to a partner first. Then write it, using at least two of these words:</w:t>
+      </w:r>
+    </w:p>
+    <w:p>
+      <w:pPr>
+        <w:spacing w:after="40"/>
+      </w:pPr>
+      <w:r>
+        <w:rPr>
+          <w:b/>
+          <w:bCs/>
+          <w:color w:val="1FA6A2"/>
+          <w:sz w:val="22"/>
+          <w:szCs w:val="22"/>
+        </w:rPr>
+        <w:t xml:space="preserve">☐  </w:t>
+      </w:r>
+      <w:r>
+        <w:rPr>
+          <w:b/>
+          <w:bCs/>
+          <w:color w:val="12355B"/>
+          <w:sz w:val="20"/>
+          <w:szCs w:val="20"/>
+        </w:rPr>
+        <w:t xml:space="preserve">Factor</w:t>
+      </w:r>
+      <w:r>
+        <w:rPr>
+          <w:i/>
+          <w:iCs/>
+          <w:color w:val="5F6F80"/>
+          <w:sz w:val="18"/>
+          <w:szCs w:val="18"/>
+        </w:rPr>
+        <w:t xml:space="preserve">  ·  Factor</w:t>
+      </w:r>
+    </w:p>
+    <w:p>
+      <w:pPr>
+        <w:spacing w:after="40"/>
+      </w:pPr>
+      <w:r>
+        <w:rPr>
+          <w:b/>
+          <w:bCs/>
+          <w:color w:val="1FA6A2"/>
+          <w:sz w:val="22"/>
+          <w:szCs w:val="22"/>
+        </w:rPr>
+        <w:t xml:space="preserve">☐  </w:t>
+      </w:r>
+      <w:r>
+        <w:rPr>
+          <w:b/>
+          <w:bCs/>
+          <w:color w:val="12355B"/>
+          <w:sz w:val="20"/>
+          <w:szCs w:val="20"/>
+        </w:rPr>
+        <w:t xml:space="preserve">Multiple</w:t>
+      </w:r>
+      <w:r>
+        <w:rPr>
+          <w:i/>
+          <w:iCs/>
+          <w:color w:val="5F6F80"/>
+          <w:sz w:val="18"/>
+          <w:szCs w:val="18"/>
+        </w:rPr>
+        <w:t xml:space="preserve">  ·  Múltiplo</w:t>
+      </w:r>
+    </w:p>
+    <w:p>
+      <w:pPr>
+        <w:spacing w:after="40"/>
+      </w:pPr>
+      <w:r>
+        <w:rPr>
+          <w:b/>
+          <w:bCs/>
+          <w:color w:val="1FA6A2"/>
+          <w:sz w:val="22"/>
+          <w:szCs w:val="22"/>
+        </w:rPr>
+        <w:t xml:space="preserve">☐  </w:t>
+      </w:r>
+      <w:r>
+        <w:rPr>
+          <w:b/>
+          <w:bCs/>
+          <w:color w:val="12355B"/>
+          <w:sz w:val="20"/>
+          <w:szCs w:val="20"/>
+        </w:rPr>
+        <w:t xml:space="preserve">Greatest common factor (GCF)</w:t>
+      </w:r>
+      <w:r>
+        <w:rPr>
+          <w:i/>
+          <w:iCs/>
+          <w:color w:val="5F6F80"/>
+          <w:sz w:val="18"/>
+          <w:szCs w:val="18"/>
+        </w:rPr>
+        <w:t xml:space="preserve">  ·  Máximo común divisor (MCD)</w:t>
+      </w:r>
+    </w:p>
+    <w:p>
+      <w:pPr>
+        <w:spacing w:after="40"/>
+      </w:pPr>
+      <w:r>
+        <w:rPr>
+          <w:b/>
+          <w:bCs/>
+          <w:color w:val="1FA6A2"/>
+          <w:sz w:val="22"/>
+          <w:szCs w:val="22"/>
+        </w:rPr>
+        <w:t xml:space="preserve">☐  </w:t>
+      </w:r>
+      <w:r>
+        <w:rPr>
+          <w:b/>
+          <w:bCs/>
+          <w:color w:val="12355B"/>
+          <w:sz w:val="20"/>
+          <w:szCs w:val="20"/>
+        </w:rPr>
+        <w:t xml:space="preserve">Least common multiple (LCM)</w:t>
+      </w:r>
+      <w:r>
+        <w:rPr>
+          <w:i/>
+          <w:iCs/>
+          <w:color w:val="5F6F80"/>
+          <w:sz w:val="18"/>
+          <w:szCs w:val="18"/>
+        </w:rPr>
+        <w:t xml:space="preserve">  ·  Mínimo común múltiplo (mcm)</w:t>
+      </w:r>
+    </w:p>
+    <w:p>
+      <w:pPr>
+        <w:spacing w:after="40"/>
+      </w:pPr>
+      <w:r>
+        <w:rPr>
+          <w:b/>
+          <w:bCs/>
+          <w:color w:val="1FA6A2"/>
+          <w:sz w:val="22"/>
+          <w:szCs w:val="22"/>
+        </w:rPr>
+        <w:t xml:space="preserve">☐  </w:t>
+      </w:r>
+      <w:r>
+        <w:rPr>
+          <w:b/>
+          <w:bCs/>
+          <w:color w:val="12355B"/>
+          <w:sz w:val="20"/>
+          <w:szCs w:val="20"/>
+        </w:rPr>
+        <w:t xml:space="preserve">Factor pair</w:t>
+      </w:r>
+      <w:r>
+        <w:rPr>
+          <w:i/>
+          <w:iCs/>
+          <w:color w:val="5F6F80"/>
+          <w:sz w:val="18"/>
+          <w:szCs w:val="18"/>
+        </w:rPr>
+        <w:t xml:space="preserve">  ·  Par de factores</w:t>
       </w:r>
     </w:p>
     <w:tbl>
@@ -2282,21 +2067,6 @@
           </w:tcPr>
           <w:p>
             <w:pPr>
-              <w:spacing w:after="50"/>
-            </w:pPr>
-            <w:r>
-              <w:rPr>
-                <w:i/>
-                <w:iCs/>
-                <w:color w:val="5F6F80"/>
-                <w:sz w:val="19"/>
-                <w:szCs w:val="19"/>
-              </w:rPr>
-              <w:t xml:space="preserve">This model shows the parts of an explanation. It does not answer your writing question.</w:t>
-            </w:r>
-          </w:p>
-          <w:p>
-            <w:pPr>
               <w:spacing w:after="80"/>
             </w:pPr>
             <w:r>
@@ -2307,58 +2077,14 @@
                 <w:sz w:val="19"/>
                 <w:szCs w:val="19"/>
               </w:rPr>
-              <w:t xml:space="preserve">Claim:  </w:t>
+              <w:t xml:space="preserve">Model:  </w:t>
             </w:r>
             <w:r>
               <w:rPr>
                 <w:sz w:val="19"/>
                 <w:szCs w:val="19"/>
               </w:rPr>
-              <w:t xml:space="preserve">The number of pods must divide BOTH 24 and 36 evenly.</w:t>
-            </w:r>
-          </w:p>
-          <w:p>
-            <w:pPr>
-              <w:spacing w:after="80"/>
-            </w:pPr>
-            <w:r>
-              <w:rPr>
-                <w:b/>
-                <w:bCs/>
-                <w:color w:val="12355B"/>
-                <w:sz w:val="19"/>
-                <w:szCs w:val="19"/>
-              </w:rPr>
-              <w:t xml:space="preserve">Evidence:  </w:t>
-            </w:r>
-            <w:r>
-              <w:rPr>
-                <w:sz w:val="19"/>
-                <w:szCs w:val="19"/>
-              </w:rPr>
-              <w:t xml:space="preserve">Students see the number of pods has to be a common factor of 24 and 36, so it must divide both with nothing left over, ruling out numbers that only divide one of them.</w:t>
-            </w:r>
-          </w:p>
-          <w:p>
-            <w:pPr>
-              <w:spacing w:after="80"/>
-            </w:pPr>
-            <w:r>
-              <w:rPr>
-                <w:b/>
-                <w:bCs/>
-                <w:color w:val="12355B"/>
-                <w:sz w:val="19"/>
-                <w:szCs w:val="19"/>
-              </w:rPr>
-              <w:t xml:space="preserve">Reasoning:  </w:t>
-            </w:r>
-            <w:r>
-              <w:rPr>
-                <w:sz w:val="19"/>
-                <w:szCs w:val="19"/>
-              </w:rPr>
-              <w:t xml:space="preserve">This evidence connects the definition of find factors and multiples to the mathematical claim.</w:t>
+              <w:t xml:space="preserve">The number of pods must divide BOTH 24 and 36 evenly. — Students see the number of pods has to be a common factor of 24 and 36, so it must divide both with nothing left over, ruling out numbers that only divide one of them.</w:t>
             </w:r>
           </w:p>
         </w:tc>
@@ -2437,7 +2163,7 @@
           <w:sz w:val="21"/>
           <w:szCs w:val="21"/>
         </w:rPr>
-        <w:t xml:space="preserve">My answer is ___.</w:t>
+        <w:t xml:space="preserve">My answer is ___ because ___.</w:t>
       </w:r>
       <w:r>
         <w:rPr>
@@ -2448,7 +2174,7 @@
           <w:szCs w:val="19"/>
         </w:rPr>
         <w:br/>
-        <w:t xml:space="preserve">Mi respuesta es ___.</w:t>
+        <w:t xml:space="preserve">Mi respuesta es ___ porque ___.</w:t>
       </w:r>
     </w:p>
     <w:tbl>
@@ -2588,7 +2314,7 @@
           <w:sz w:val="21"/>
           <w:szCs w:val="21"/>
         </w:rPr>
-        <w:t xml:space="preserve">I know because ___.</w:t>
+        <w:t xml:space="preserve">My evidence is ___, so ___.</w:t>
       </w:r>
       <w:r>
         <w:rPr>
@@ -2599,31 +2325,7 @@
           <w:szCs w:val="19"/>
         </w:rPr>
         <w:br/>
-        <w:t xml:space="preserve">Lo sé porque ___.</w:t>
-      </w:r>
-    </w:p>
-    <w:p>
-      <w:pPr>
-        <w:spacing w:after="60"/>
-      </w:pPr>
-      <w:r>
-        <w:rPr>
-          <w:color w:val="1A2733"/>
-          <w:sz w:val="21"/>
-          <w:szCs w:val="21"/>
-        </w:rPr>
-        <w:t xml:space="preserve">So ___.</w:t>
-      </w:r>
-      <w:r>
-        <w:rPr>
-          <w:i/>
-          <w:iCs/>
-          <w:color w:val="5F6F80"/>
-          <w:sz w:val="19"/>
-          <w:szCs w:val="19"/>
-        </w:rPr>
-        <w:br/>
-        <w:t xml:space="preserve">Entonces ___.</w:t>
+        <w:t xml:space="preserve">Mi evidencia es ___, entonces ___.</w:t>
       </w:r>
     </w:p>
     <w:tbl>
@@ -2729,78 +2431,6 @@
         <w:t xml:space="preserve">Escribe una afirmación, da evidencia matemática y explica tu razonamiento.</w:t>
       </w:r>
     </w:p>
-    <w:p>
-      <w:pPr>
-        <w:spacing w:after="60"/>
-      </w:pPr>
-      <w:r>
-        <w:rPr>
-          <w:color w:val="1A2733"/>
-          <w:sz w:val="21"/>
-          <w:szCs w:val="21"/>
-        </w:rPr>
-        <w:t xml:space="preserve">My claim is ___.</w:t>
-      </w:r>
-      <w:r>
-        <w:rPr>
-          <w:i/>
-          <w:iCs/>
-          <w:color w:val="5F6F80"/>
-          <w:sz w:val="19"/>
-          <w:szCs w:val="19"/>
-        </w:rPr>
-        <w:br/>
-        <w:t xml:space="preserve">Mi afirmación es ___.</w:t>
-      </w:r>
-    </w:p>
-    <w:p>
-      <w:pPr>
-        <w:spacing w:after="60"/>
-      </w:pPr>
-      <w:r>
-        <w:rPr>
-          <w:color w:val="1A2733"/>
-          <w:sz w:val="21"/>
-          <w:szCs w:val="21"/>
-        </w:rPr>
-        <w:t xml:space="preserve">My math evidence is ___.</w:t>
-      </w:r>
-      <w:r>
-        <w:rPr>
-          <w:i/>
-          <w:iCs/>
-          <w:color w:val="5F6F80"/>
-          <w:sz w:val="19"/>
-          <w:szCs w:val="19"/>
-        </w:rPr>
-        <w:br/>
-        <w:t xml:space="preserve">Mi evidencia matemática es ___.</w:t>
-      </w:r>
-    </w:p>
-    <w:p>
-      <w:pPr>
-        <w:spacing w:after="60"/>
-      </w:pPr>
-      <w:r>
-        <w:rPr>
-          <w:color w:val="1A2733"/>
-          <w:sz w:val="21"/>
-          <w:szCs w:val="21"/>
-        </w:rPr>
-        <w:t xml:space="preserve">This proves ___ because ___.</w:t>
-      </w:r>
-      <w:r>
-        <w:rPr>
-          <w:i/>
-          <w:iCs/>
-          <w:color w:val="5F6F80"/>
-          <w:sz w:val="19"/>
-          <w:szCs w:val="19"/>
-        </w:rPr>
-        <w:br/>
-        <w:t xml:space="preserve">Esto demuestra ___ porque ___.</w:t>
-      </w:r>
-    </w:p>
     <w:tbl>
       <w:tblPr>
         <w:tblW w:type="pct" w:w="100%"/>
@@ -2883,7 +2513,7 @@
           <w:sz w:val="24"/>
           <w:szCs w:val="24"/>
         </w:rPr>
-        <w:t xml:space="preserve">4. Check Your Explanation</w:t>
+        <w:t xml:space="preserve">Check Your Explanation</w:t>
       </w:r>
       <w:r>
         <w:rPr>
@@ -2893,7 +2523,7 @@
           <w:sz w:val="19"/>
           <w:szCs w:val="19"/>
         </w:rPr>
-        <w:t xml:space="preserve">   five quick checks</w:t>
+        <w:t xml:space="preserve">   three quick checks</w:t>
       </w:r>
     </w:p>
     <w:p>
@@ -2917,17 +2547,6 @@
         </w:rPr>
         <w:t xml:space="preserve">I answered the question.</w:t>
       </w:r>
-      <w:r>
-        <w:rPr>
-          <w:i/>
-          <w:iCs/>
-          <w:color w:val="5F6F80"/>
-          <w:sz w:val="18"/>
-          <w:szCs w:val="18"/>
-        </w:rPr>
-        <w:br/>
-        <w:t xml:space="preserve">Respondí la pregunta.</w:t>
-      </w:r>
     </w:p>
     <w:p>
       <w:pPr>
@@ -2948,18 +2567,7 @@
           <w:sz w:val="20"/>
           <w:szCs w:val="20"/>
         </w:rPr>
-        <w:t xml:space="preserve">I used math evidence: numbers, an equation, a model, or a comparison.</w:t>
-      </w:r>
-      <w:r>
-        <w:rPr>
-          <w:i/>
-          <w:iCs/>
-          <w:color w:val="5F6F80"/>
-          <w:sz w:val="18"/>
-          <w:szCs w:val="18"/>
-        </w:rPr>
-        <w:br/>
-        <w:t xml:space="preserve">Usé evidencia matemática: números, una ecuación, un modelo o una comparación.</w:t>
+        <w:t xml:space="preserve">I used math evidence: numbers, an equation, or a model.</w:t>
       </w:r>
     </w:p>
     <w:p>
@@ -2981,84 +2589,7 @@
           <w:sz w:val="20"/>
           <w:szCs w:val="20"/>
         </w:rPr>
-        <w:t xml:space="preserve">I explained how the evidence proves my answer.</w:t>
-      </w:r>
-      <w:r>
-        <w:rPr>
-          <w:i/>
-          <w:iCs/>
-          <w:color w:val="5F6F80"/>
-          <w:sz w:val="18"/>
-          <w:szCs w:val="18"/>
-        </w:rPr>
-        <w:br/>
-        <w:t xml:space="preserve">Expliqué cómo la evidencia demuestra mi respuesta.</w:t>
-      </w:r>
-    </w:p>
-    <w:p>
-      <w:pPr>
-        <w:spacing w:after="80"/>
-      </w:pPr>
-      <w:r>
-        <w:rPr>
-          <w:b/>
-          <w:bCs/>
-          <w:color w:val="1FA6A2"/>
-          <w:sz w:val="22"/>
-          <w:szCs w:val="22"/>
-        </w:rPr>
-        <w:t xml:space="preserve">☐  </w:t>
-      </w:r>
-      <w:r>
-        <w:rPr>
-          <w:sz w:val="20"/>
-          <w:szCs w:val="20"/>
-        </w:rPr>
         <w:t xml:space="preserve">I used at least two math words.</w:t>
-      </w:r>
-      <w:r>
-        <w:rPr>
-          <w:i/>
-          <w:iCs/>
-          <w:color w:val="5F6F80"/>
-          <w:sz w:val="18"/>
-          <w:szCs w:val="18"/>
-        </w:rPr>
-        <w:br/>
-        <w:t xml:space="preserve">Usé por lo menos dos palabras matemáticas.</w:t>
-      </w:r>
-    </w:p>
-    <w:p>
-      <w:pPr>
-        <w:spacing w:after="80"/>
-      </w:pPr>
-      <w:r>
-        <w:rPr>
-          <w:b/>
-          <w:bCs/>
-          <w:color w:val="1FA6A2"/>
-          <w:sz w:val="22"/>
-          <w:szCs w:val="22"/>
-        </w:rPr>
-        <w:t xml:space="preserve">☐  </w:t>
-      </w:r>
-      <w:r>
-        <w:rPr>
-          <w:sz w:val="20"/>
-          <w:szCs w:val="20"/>
-        </w:rPr>
-        <w:t xml:space="preserve">I reread complete sentences and punctuation.</w:t>
-      </w:r>
-      <w:r>
-        <w:rPr>
-          <w:i/>
-          <w:iCs/>
-          <w:color w:val="5F6F80"/>
-          <w:sz w:val="18"/>
-          <w:szCs w:val="18"/>
-        </w:rPr>
-        <w:br/>
-        <w:t xml:space="preserve">Volví a leer mis oraciones completas y la puntuación.</w:t>
       </w:r>
     </w:p>
     <w:p>
@@ -5747,7 +5278,7 @@
           <w:sz w:val="20"/>
           <w:szCs w:val="20"/>
         </w:rPr>
-        <w:t xml:space="preserve">☐  I answered the question.</w:t>
+        <w:t xml:space="preserve">☐  The answer to the math question is correct.</w:t>
       </w:r>
     </w:p>
     <w:p>
@@ -5759,7 +5290,7 @@
           <w:sz w:val="20"/>
           <w:szCs w:val="20"/>
         </w:rPr>
-        <w:t xml:space="preserve">☐  I used math evidence: numbers, an equation, a model, or a comparison.</w:t>
+        <w:t xml:space="preserve">☐  The evidence is real lesson mathematics (numbers, equation, or model), not restated claim.</w:t>
       </w:r>
     </w:p>
     <w:p>
@@ -5771,31 +5302,7 @@
           <w:sz w:val="20"/>
           <w:szCs w:val="20"/>
         </w:rPr>
-        <w:t xml:space="preserve">☐  I explained how the evidence proves my answer.</w:t>
-      </w:r>
-    </w:p>
-    <w:p>
-      <w:pPr>
-        <w:spacing w:after="80"/>
-      </w:pPr>
-      <w:r>
-        <w:rPr>
-          <w:sz w:val="20"/>
-          <w:szCs w:val="20"/>
-        </w:rPr>
-        <w:t xml:space="preserve">☐  I used at least two math words.</w:t>
-      </w:r>
-    </w:p>
-    <w:p>
-      <w:pPr>
-        <w:spacing w:after="80"/>
-      </w:pPr>
-      <w:r>
-        <w:rPr>
-          <w:sz w:val="20"/>
-          <w:szCs w:val="20"/>
-        </w:rPr>
-        <w:t xml:space="preserve">☐  I reread complete sentences and punctuation.</w:t>
+        <w:t xml:space="preserve">☐  The support level changed the language scaffolding, never the mathematical expectation.</w:t>
       </w:r>
     </w:p>
     <w:sectPr>
